--- a/Exercise/vat_ly_1_bai_tap_lon_bai_bao_cao.docx
+++ b/Exercise/vat_ly_1_bai_tap_lon_bai_bao_cao.docx
@@ -92,7 +92,7 @@
           </mc:Choice>
           <mc:Fallback>
             <w:pict>
-              <v:rect w14:anchorId="3E699A63" id="Rectangle 1" o:spid="_x0000_s1026" style="position:absolute;margin-left:-.05pt;margin-top:1.3pt;width:437.3pt;height:723.5pt;z-index:251654656;visibility:visible;mso-wrap-style:square;mso-width-percent:0;mso-height-percent:0;mso-wrap-distance-left:9pt;mso-wrap-distance-top:0;mso-wrap-distance-right:9pt;mso-wrap-distance-bottom:0;mso-position-horizontal:absolute;mso-position-horizontal-relative:text;mso-position-vertical:absolute;mso-position-vertical-relative:text;mso-width-percent:0;mso-height-percent:0;mso-width-relative:page;mso-height-relative:page;v-text-anchor:top" o:gfxdata="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" filled="f" fillcolor="silver" strokecolor="black [3213]" strokeweight="4.5pt">
+              <v:rect w14:anchorId="6D0F1DF0" id="Rectangle 1" o:spid="_x0000_s1026" style="position:absolute;margin-left:-.05pt;margin-top:1.3pt;width:437.3pt;height:723.5pt;z-index:251654656;visibility:visible;mso-wrap-style:square;mso-width-percent:0;mso-height-percent:0;mso-wrap-distance-left:9pt;mso-wrap-distance-top:0;mso-wrap-distance-right:9pt;mso-wrap-distance-bottom:0;mso-position-horizontal:absolute;mso-position-horizontal-relative:text;mso-position-vertical:absolute;mso-position-vertical-relative:text;mso-width-percent:0;mso-height-percent:0;mso-width-relative:page;mso-height-relative:page;v-text-anchor:top" o:gfxdata="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" filled="f" fillcolor="silver" strokecolor="black [3213]" strokeweight="4.5pt">
                 <v:stroke linestyle="thinThick"/>
               </v:rect>
             </w:pict>
@@ -3017,8 +3017,8 @@
         <w:fldChar w:fldCharType="end"/>
       </w:r>
       <w:bookmarkStart w:id="3" w:name="_Toc503176049"/>
-      <w:bookmarkStart w:id="4" w:name="_Toc503123429"/>
-      <w:bookmarkStart w:id="5" w:name="_Toc28299718"/>
+      <w:bookmarkStart w:id="4" w:name="_Toc28299718"/>
+      <w:bookmarkStart w:id="5" w:name="_Toc503123429"/>
     </w:p>
     <w:p>
       <w:pPr>
@@ -3067,7 +3067,7 @@
       </w:r>
       <w:bookmarkStart w:id="7" w:name="_Toc503123430"/>
       <w:bookmarkEnd w:id="3"/>
-      <w:bookmarkEnd w:id="5"/>
+      <w:bookmarkEnd w:id="4"/>
       <w:bookmarkEnd w:id="6"/>
     </w:p>
     <w:p>
@@ -3306,7 +3306,7 @@
       </w:r>
       <w:bookmarkStart w:id="8" w:name="_Toc503123431"/>
       <w:bookmarkStart w:id="9" w:name="_Toc503176052"/>
-      <w:bookmarkEnd w:id="4"/>
+      <w:bookmarkEnd w:id="5"/>
     </w:p>
     <w:p>
       <w:pPr>
@@ -3830,20 +3830,554 @@
         </w:rPr>
         <w:t>MATLAB</w:t>
       </w:r>
+      <w:bookmarkStart w:id="21" w:name="_Toc503176106"/>
       <w:bookmarkEnd w:id="20"/>
     </w:p>
     <w:p>
       <w:pPr>
-        <w:spacing w:line="360" w:lineRule="auto"/>
-        <w:ind w:firstLine="567"/>
-        <w:jc w:val="both"/>
-        <w:rPr>
-          <w:rFonts w:asciiTheme="majorHAnsi" w:hAnsiTheme="majorHAnsi" w:cstheme="majorHAnsi"/>
-          <w:sz w:val="26"/>
-          <w:szCs w:val="26"/>
-        </w:rPr>
-      </w:pPr>
-      <w:bookmarkStart w:id="21" w:name="_Toc503176106"/>
+        <w:rPr>
+          <w:lang w:val="en-US"/>
+        </w:rPr>
+      </w:pPr>
+      <w:r>
+        <w:rPr>
+          <w:lang w:val="en-US"/>
+        </w:rPr>
+        <w:t>3.1 Giới thiệu các lệnh Matlab được sử dụng</w:t>
+      </w:r>
+    </w:p>
+    <w:p>
+      <w:r>
+        <w:t xml:space="preserve">Để giải bài toán </w:t>
+      </w:r>
+      <w:r>
+        <w:rPr>
+          <w:lang w:val="en-US"/>
+        </w:rPr>
+        <w:t>vẽ phương trình chuyển động và tính độ lớn gia tốc tại một thời điểm bất kì</w:t>
+      </w:r>
+      <w:r>
+        <w:t xml:space="preserve">, nhóm đã dùng </w:t>
+      </w:r>
+      <w:r>
+        <w:rPr>
+          <w:lang w:val="en-US"/>
+        </w:rPr>
+        <w:t xml:space="preserve">những </w:t>
+      </w:r>
+      <w:r>
+        <w:t>lệnh Matlab sau:</w:t>
+      </w:r>
+    </w:p>
+    <w:p>
+      <w:pPr>
+        <w:rPr>
+          <w:lang w:val="en-US"/>
+        </w:rPr>
+      </w:pPr>
+      <w:r>
+        <w:rPr>
+          <w:lang w:val="en-US"/>
+        </w:rPr>
+        <w:t>Cách lệnh nhập xuất dữ liệu</w:t>
+      </w:r>
+    </w:p>
+    <w:p>
+      <w:pPr>
+        <w:rPr>
+          <w:lang w:val="en-US"/>
+        </w:rPr>
+      </w:pPr>
+      <w:r>
+        <w:rPr>
+          <w:lang w:val="en-US"/>
+        </w:rPr>
+        <w:t>Disp(s): xuất chuỗi s ra Command Window</w:t>
+      </w:r>
+    </w:p>
+    <w:p>
+      <w:pPr>
+        <w:rPr>
+          <w:lang w:val="en-US"/>
+        </w:rPr>
+      </w:pPr>
+      <w:r>
+        <w:rPr>
+          <w:lang w:val="en-US"/>
+        </w:rPr>
+        <w:t>Input(s): xuất chuỗi s ra màn hình, sau đó yêu cầu người dùng nhập biểu thức bàn phím rồi</w:t>
+      </w:r>
+    </w:p>
+    <w:p>
+      <w:pPr>
+        <w:rPr>
+          <w:lang w:val="en-US"/>
+        </w:rPr>
+      </w:pPr>
+      <w:r>
+        <w:rPr>
+          <w:lang w:val="en-US"/>
+        </w:rPr>
+        <w:t>Clc: Xóa tất cả những gì đang hiển thị trên Command Window</w:t>
+      </w:r>
+    </w:p>
+    <w:p>
+      <w:pPr>
+        <w:rPr>
+          <w:lang w:val="en-US"/>
+        </w:rPr>
+      </w:pPr>
+      <w:r>
+        <w:rPr>
+          <w:lang w:val="en-US"/>
+        </w:rPr>
+        <w:t>Clearvars: xóa toàn bộ biến đã lưu trong Workspace</w:t>
+      </w:r>
+    </w:p>
+    <w:p>
+      <w:pPr>
+        <w:rPr>
+          <w:lang w:val="en-US"/>
+        </w:rPr>
+      </w:pPr>
+    </w:p>
+    <w:p>
+      <w:pPr>
+        <w:rPr>
+          <w:lang w:val="en-US"/>
+        </w:rPr>
+      </w:pPr>
+      <w:r>
+        <w:rPr>
+          <w:lang w:val="en-US"/>
+        </w:rPr>
+        <w:t>Các lệnh</w:t>
+      </w:r>
+      <w:r>
+        <w:rPr>
+          <w:lang w:val="en-US"/>
+        </w:rPr>
+        <w:t xml:space="preserve"> cơ bản</w:t>
+      </w:r>
+      <w:r>
+        <w:rPr>
+          <w:lang w:val="en-US"/>
+        </w:rPr>
+        <w:t xml:space="preserve"> liên quan đến đồ họa</w:t>
+      </w:r>
+    </w:p>
+    <w:p>
+      <w:pPr>
+        <w:rPr>
+          <w:lang w:val="en-US"/>
+        </w:rPr>
+      </w:pPr>
+      <w:r>
+        <w:rPr>
+          <w:lang w:val="en-US"/>
+        </w:rPr>
+        <w:t>Close all: Đóng tất cả cửa sổ đồ thị đang mở</w:t>
+      </w:r>
+    </w:p>
+    <w:p>
+      <w:pPr>
+        <w:rPr>
+          <w:lang w:val="en-US"/>
+        </w:rPr>
+      </w:pPr>
+      <w:r>
+        <w:rPr>
+          <w:lang w:val="en-US"/>
+        </w:rPr>
+        <w:t>Figure(n): tạo ra Figure (cửa sổ đồ thị) mới với số thứ tự là n</w:t>
+      </w:r>
+    </w:p>
+    <w:p>
+      <w:pPr>
+        <w:rPr>
+          <w:lang w:val="en-US"/>
+        </w:rPr>
+      </w:pPr>
+      <w:r>
+        <w:rPr>
+          <w:lang w:val="en-US"/>
+        </w:rPr>
+        <w:t>Subplot(r, c, i): chia Figure hiện tại thành r hàng và c cột, sau đó vẽ một Subplot (hệ trục tọa độ) tại ô thứ i</w:t>
+      </w:r>
+    </w:p>
+    <w:p>
+      <w:pPr>
+        <w:rPr>
+          <w:lang w:val="en-US"/>
+        </w:rPr>
+      </w:pPr>
+      <w:r>
+        <w:rPr>
+          <w:lang w:val="en-US"/>
+        </w:rPr>
+        <w:t>Title(s): đặt tiêu đề cho subplot hiện tại là s</w:t>
+      </w:r>
+    </w:p>
+    <w:p>
+      <w:pPr>
+        <w:rPr>
+          <w:lang w:val="en-US"/>
+        </w:rPr>
+      </w:pPr>
+      <w:r>
+        <w:rPr>
+          <w:lang w:val="en-US"/>
+        </w:rPr>
+        <w:t xml:space="preserve">Xlabel(s): đặt tiêu đề cho trục </w:t>
+      </w:r>
+      <w:r>
+        <w:rPr>
+          <w:lang w:val="en-US"/>
+        </w:rPr>
+        <w:t>hoành</w:t>
+      </w:r>
+      <w:r>
+        <w:rPr>
+          <w:lang w:val="en-US"/>
+        </w:rPr>
+        <w:t xml:space="preserve"> là s</w:t>
+      </w:r>
+    </w:p>
+    <w:p>
+      <w:pPr>
+        <w:rPr>
+          <w:lang w:val="en-US"/>
+        </w:rPr>
+      </w:pPr>
+      <w:r>
+        <w:rPr>
+          <w:lang w:val="en-US"/>
+        </w:rPr>
+        <w:t>Ylabel(s): đặt tiêu đề cho trục tung là s\</w:t>
+      </w:r>
+    </w:p>
+    <w:p>
+      <w:pPr>
+        <w:rPr>
+          <w:lang w:val="en-US"/>
+        </w:rPr>
+      </w:pPr>
+      <w:r>
+        <w:rPr>
+          <w:lang w:val="en-US"/>
+        </w:rPr>
+        <w:t>Xlim([a, b]): giới hạn trục hoành từ a đến b</w:t>
+      </w:r>
+    </w:p>
+    <w:p>
+      <w:pPr>
+        <w:rPr>
+          <w:lang w:val="en-US"/>
+        </w:rPr>
+      </w:pPr>
+      <w:r>
+        <w:rPr>
+          <w:lang w:val="en-US"/>
+        </w:rPr>
+        <w:t>Ylim([a, b]): giới hạn trục tung từ a đến b</w:t>
+      </w:r>
+    </w:p>
+    <w:p>
+      <w:pPr>
+        <w:rPr>
+          <w:lang w:val="en-US"/>
+        </w:rPr>
+      </w:pPr>
+      <w:r>
+        <w:rPr>
+          <w:lang w:val="en-US"/>
+        </w:rPr>
+        <w:t>Hold on: khi vẽ một đồ thị khác lên Subplot hiện tại, đồ thị cũ không bị xóa</w:t>
+      </w:r>
+    </w:p>
+    <w:p>
+      <w:pPr>
+        <w:rPr>
+          <w:lang w:val="en-US"/>
+        </w:rPr>
+      </w:pPr>
+      <w:r>
+        <w:rPr>
+          <w:lang w:val="en-US"/>
+        </w:rPr>
+        <w:t>Grid on: kẻ lưới tọa độ cho Subplot hiện tại</w:t>
+      </w:r>
+    </w:p>
+    <w:p>
+      <w:pPr>
+        <w:rPr>
+          <w:lang w:val="en-US"/>
+        </w:rPr>
+      </w:pPr>
+      <w:r>
+        <w:rPr>
+          <w:lang w:val="en-US"/>
+        </w:rPr>
+        <w:t>Fplot(x, y, [startTime endTime]): vẽ đồ thị dựa theo phương trình tham số, x và y đều là các hàm Symbolic</w:t>
+      </w:r>
+      <w:r>
+        <w:rPr>
+          <w:lang w:val="en-US"/>
+        </w:rPr>
+        <w:t xml:space="preserve"> theo t</w:t>
+      </w:r>
+      <w:r>
+        <w:rPr>
+          <w:lang w:val="en-US"/>
+        </w:rPr>
+        <w:t xml:space="preserve">, startTime và endTime lần lượt là </w:t>
+      </w:r>
+      <w:r>
+        <w:rPr>
+          <w:lang w:val="en-US"/>
+        </w:rPr>
+        <w:t>giá trị ban đầu và kết thúc của t</w:t>
+      </w:r>
+    </w:p>
+    <w:p>
+      <w:pPr>
+        <w:rPr>
+          <w:lang w:val="en-US"/>
+        </w:rPr>
+      </w:pPr>
+    </w:p>
+    <w:p>
+      <w:pPr>
+        <w:rPr>
+          <w:lang w:val="en-US"/>
+        </w:rPr>
+      </w:pPr>
+      <w:r>
+        <w:rPr>
+          <w:lang w:val="en-US"/>
+        </w:rPr>
+        <w:t>Các lệnh liên quan đến tính toán</w:t>
+      </w:r>
+    </w:p>
+    <w:p>
+      <w:pPr>
+        <w:rPr>
+          <w:lang w:val="en-US"/>
+        </w:rPr>
+      </w:pPr>
+    </w:p>
+    <w:p>
+      <w:pPr>
+        <w:rPr>
+          <w:lang w:val="en-US"/>
+        </w:rPr>
+      </w:pPr>
+      <w:r>
+        <w:rPr>
+          <w:lang w:val="en-US"/>
+        </w:rPr>
+        <w:t>Diff(f(t)): đạo hàm của f(t) theo t</w:t>
+      </w:r>
+    </w:p>
+    <w:p>
+      <w:pPr>
+        <w:rPr>
+          <w:lang w:val="en-US"/>
+        </w:rPr>
+      </w:pPr>
+      <w:r>
+        <w:rPr>
+          <w:lang w:val="en-US"/>
+        </w:rPr>
+        <w:t>Norm(v): chiều dài Vector v</w:t>
+      </w:r>
+    </w:p>
+    <w:p>
+      <w:pPr>
+        <w:rPr>
+          <w:lang w:val="en-US"/>
+        </w:rPr>
+      </w:pPr>
+      <w:r>
+        <w:rPr>
+          <w:lang w:val="en-US"/>
+        </w:rPr>
+        <w:t>Syms t: khai báo biến t là Symbol</w:t>
+      </w:r>
+    </w:p>
+    <w:p>
+      <w:pPr>
+        <w:rPr>
+          <w:lang w:val="en-US"/>
+        </w:rPr>
+      </w:pPr>
+      <w:r>
+        <w:rPr>
+          <w:lang w:val="en-US"/>
+        </w:rPr>
+        <w:t xml:space="preserve">trả về giá trị </w:t>
+      </w:r>
+      <w:r>
+        <w:rPr>
+          <w:lang w:val="en-US"/>
+        </w:rPr>
+        <w:t>của biểu thức</w:t>
+      </w:r>
+    </w:p>
+    <w:p>
+      <w:pPr>
+        <w:rPr>
+          <w:lang w:val="en-US"/>
+        </w:rPr>
+      </w:pPr>
+      <w:r>
+        <w:rPr>
+          <w:lang w:val="en-US"/>
+        </w:rPr>
+        <w:t xml:space="preserve">Double(s): ép kiểu dữ liệu </w:t>
+      </w:r>
+      <w:r>
+        <w:rPr>
+          <w:lang w:val="en-US"/>
+        </w:rPr>
+        <w:t>của s</w:t>
+      </w:r>
+      <w:r>
+        <w:rPr>
+          <w:lang w:val="en-US"/>
+        </w:rPr>
+        <w:t xml:space="preserve"> thành kiểu double</w:t>
+      </w:r>
+    </w:p>
+    <w:p>
+      <w:pPr>
+        <w:rPr>
+          <w:lang w:val="en-US"/>
+        </w:rPr>
+      </w:pPr>
+      <w:r>
+        <w:rPr>
+          <w:lang w:val="en-US"/>
+        </w:rPr>
+        <w:t>String(v): ép kiểu dữ liệu của v thành kiểu String</w:t>
+      </w:r>
+    </w:p>
+    <w:p>
+      <w:pPr>
+        <w:rPr>
+          <w:lang w:val="en-US"/>
+        </w:rPr>
+      </w:pPr>
+      <w:r>
+        <w:rPr>
+          <w:lang w:val="en-US"/>
+        </w:rPr>
+        <w:t>Sqrt(x): trả về căn bậc hai của x</w:t>
+      </w:r>
+    </w:p>
+    <w:p>
+      <w:pPr>
+        <w:rPr>
+          <w:lang w:val="en-US"/>
+        </w:rPr>
+      </w:pPr>
+      <w:r>
+        <w:rPr>
+          <w:lang w:val="en-US"/>
+        </w:rPr>
+        <w:t>Sym(</w:t>
+      </w:r>
+      <w:r>
+        <w:rPr>
+          <w:lang w:val="en-US"/>
+        </w:rPr>
+        <w:t>x): trả về kiểu Symbol của x</w:t>
+      </w:r>
+    </w:p>
+    <w:p>
+      <w:pPr>
+        <w:rPr>
+          <w:lang w:val="en-US"/>
+        </w:rPr>
+      </w:pPr>
+      <w:r>
+        <w:rPr>
+          <w:lang w:val="en-US"/>
+        </w:rPr>
+        <w:t>Max(a, b): trả về giá trị lớn nhất giữa a và b</w:t>
+      </w:r>
+    </w:p>
+    <w:p>
+      <w:pPr>
+        <w:rPr>
+          <w:lang w:val="en-US"/>
+        </w:rPr>
+      </w:pPr>
+      <w:r>
+        <w:rPr>
+          <w:lang w:val="en-US"/>
+        </w:rPr>
+        <w:t>Subs(s, v): thế biến t trong hàm Symbolic s thành giá trị v</w:t>
+      </w:r>
+    </w:p>
+    <w:p>
+      <w:pPr>
+        <w:rPr>
+          <w:lang w:val="en-US"/>
+        </w:rPr>
+      </w:pPr>
+    </w:p>
+    <w:p>
+      <w:pPr>
+        <w:rPr>
+          <w:lang w:val="en-US"/>
+        </w:rPr>
+      </w:pPr>
+      <w:r>
+        <w:rPr>
+          <w:lang w:val="en-US"/>
+        </w:rPr>
+        <w:t>3.2</w:t>
+      </w:r>
+      <w:r>
+        <w:rPr>
+          <w:lang w:val="en-US"/>
+        </w:rPr>
+        <w:t>. giải toán bằng sơ đồ khối</w:t>
+      </w:r>
+    </w:p>
+    <w:p>
+      <w:pPr>
+        <w:rPr>
+          <w:lang w:val="en-US"/>
+        </w:rPr>
+      </w:pPr>
+      <w:r>
+        <w:rPr>
+          <w:lang w:val="en-US"/>
+        </w:rPr>
+        <w:t>3.3. Ví dụ</w:t>
+      </w:r>
+      <w:r>
+        <w:rPr>
+          <w:lang w:val="en-US"/>
+        </w:rPr>
+        <w:t xml:space="preserve"> (chạy thử chương trình)</w:t>
+      </w:r>
+    </w:p>
+    <w:p>
+      <w:pPr>
+        <w:rPr>
+          <w:lang w:val="en-US"/>
+        </w:rPr>
+      </w:pPr>
+    </w:p>
+    <w:p>
+      <w:pPr>
+        <w:rPr>
+          <w:lang w:val="en-US"/>
+        </w:rPr>
+      </w:pPr>
     </w:p>
     <w:p>
       <w:pPr>

--- a/Exercise/vat_ly_1_bai_tap_lon_bai_bao_cao.docx
+++ b/Exercise/vat_ly_1_bai_tap_lon_bai_bao_cao.docx
@@ -92,7 +92,7 @@
           </mc:Choice>
           <mc:Fallback>
             <w:pict>
-              <v:rect w14:anchorId="6D0F1DF0" id="Rectangle 1" o:spid="_x0000_s1026" style="position:absolute;margin-left:-.05pt;margin-top:1.3pt;width:437.3pt;height:723.5pt;z-index:251654656;visibility:visible;mso-wrap-style:square;mso-width-percent:0;mso-height-percent:0;mso-wrap-distance-left:9pt;mso-wrap-distance-top:0;mso-wrap-distance-right:9pt;mso-wrap-distance-bottom:0;mso-position-horizontal:absolute;mso-position-horizontal-relative:text;mso-position-vertical:absolute;mso-position-vertical-relative:text;mso-width-percent:0;mso-height-percent:0;mso-width-relative:page;mso-height-relative:page;v-text-anchor:top" o:gfxdata="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" filled="f" fillcolor="silver" strokecolor="black [3213]" strokeweight="4.5pt">
+              <v:rect w14:anchorId="4256E0E9" id="Rectangle 1" o:spid="_x0000_s1026" style="position:absolute;margin-left:-.05pt;margin-top:1.3pt;width:437.3pt;height:723.5pt;z-index:251654656;visibility:visible;mso-wrap-style:square;mso-width-percent:0;mso-height-percent:0;mso-wrap-distance-left:9pt;mso-wrap-distance-top:0;mso-wrap-distance-right:9pt;mso-wrap-distance-bottom:0;mso-position-horizontal:absolute;mso-position-horizontal-relative:text;mso-position-vertical:absolute;mso-position-vertical-relative:text;mso-width-percent:0;mso-height-percent:0;mso-width-relative:page;mso-height-relative:page;v-text-anchor:top" o:gfxdata="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" filled="f" fillcolor="silver" strokecolor="black [3213]" strokeweight="4.5pt">
                 <v:stroke linestyle="thinThick"/>
               </v:rect>
             </w:pict>
@@ -1072,11 +1072,7 @@
     <w:p>
       <w:pPr>
         <w:pStyle w:val="StyleHeading213ptBoldLeft"/>
-        <w:spacing w:before="0" w:after="0"/>
-        <w:rPr>
-          <w:rFonts w:ascii="Times New Roman" w:hAnsi="Times New Roman"/>
-          <w:lang w:val="nb-NO"/>
-        </w:rPr>
+        <w:spacing w:before="288"/>
       </w:pPr>
     </w:p>
     <w:p>
@@ -3535,96 +3531,8 @@
         </w:rPr>
         <w:t>MỞ ĐẦU</w:t>
       </w:r>
+      <w:bookmarkStart w:id="17" w:name="_Toc28299733"/>
       <w:bookmarkEnd w:id="16"/>
-    </w:p>
-    <w:p>
-      <w:pPr>
-        <w:pStyle w:val="Default"/>
-        <w:numPr>
-          <w:ilvl w:val="1"/>
-          <w:numId w:val="32"/>
-        </w:numPr>
-        <w:spacing w:line="360" w:lineRule="auto"/>
-        <w:jc w:val="both"/>
-        <w:rPr>
-          <w:rFonts w:asciiTheme="majorHAnsi" w:hAnsiTheme="majorHAnsi" w:cstheme="majorHAnsi"/>
-          <w:i/>
-          <w:color w:val="FF0000"/>
-          <w:sz w:val="26"/>
-          <w:szCs w:val="26"/>
-        </w:rPr>
-      </w:pPr>
-      <w:r>
-        <w:rPr>
-          <w:rFonts w:asciiTheme="majorHAnsi" w:hAnsiTheme="majorHAnsi" w:cstheme="majorHAnsi"/>
-          <w:i/>
-          <w:color w:val="FF0000"/>
-          <w:sz w:val="26"/>
-          <w:szCs w:val="26"/>
-        </w:rPr>
-        <w:t>Nếu l</w:t>
-      </w:r>
-      <w:r>
-        <w:rPr>
-          <w:rFonts w:ascii="Times New Roman" w:hAnsi="Times New Roman" w:cs="Times New Roman"/>
-          <w:i/>
-          <w:color w:val="FF0000"/>
-          <w:sz w:val="26"/>
-          <w:szCs w:val="26"/>
-        </w:rPr>
-        <w:t>í do chọn đề tài.</w:t>
-      </w:r>
-    </w:p>
-    <w:p>
-      <w:pPr>
-        <w:pStyle w:val="Default"/>
-        <w:numPr>
-          <w:ilvl w:val="1"/>
-          <w:numId w:val="32"/>
-        </w:numPr>
-        <w:spacing w:line="360" w:lineRule="auto"/>
-        <w:jc w:val="both"/>
-        <w:rPr>
-          <w:rFonts w:ascii="Times New Roman" w:hAnsi="Times New Roman" w:cs="Times New Roman"/>
-          <w:i/>
-          <w:color w:val="FF0000"/>
-          <w:sz w:val="26"/>
-          <w:szCs w:val="26"/>
-        </w:rPr>
-      </w:pPr>
-      <w:r>
-        <w:rPr>
-          <w:rFonts w:ascii="Times New Roman" w:hAnsi="Times New Roman" w:cs="Times New Roman"/>
-          <w:i/>
-          <w:color w:val="FF0000"/>
-          <w:sz w:val="26"/>
-          <w:szCs w:val="26"/>
-        </w:rPr>
-        <w:t>Giới thiệu sơ qua về đề tài.</w:t>
-      </w:r>
-    </w:p>
-    <w:p>
-      <w:pPr>
-        <w:spacing w:after="200" w:line="276" w:lineRule="auto"/>
-        <w:rPr>
-          <w:rFonts w:asciiTheme="majorHAnsi" w:hAnsiTheme="majorHAnsi" w:cstheme="majorHAnsi"/>
-          <w:sz w:val="26"/>
-          <w:szCs w:val="26"/>
-        </w:rPr>
-      </w:pPr>
-    </w:p>
-    <w:p>
-      <w:pPr>
-        <w:spacing w:after="200" w:line="276" w:lineRule="auto"/>
-        <w:rPr>
-          <w:rFonts w:ascii="Times New Roman" w:eastAsiaTheme="majorEastAsia" w:hAnsi="Times New Roman" w:cs="Times New Roman"/>
-          <w:b/>
-          <w:bCs/>
-          <w:sz w:val="36"/>
-          <w:szCs w:val="36"/>
-        </w:rPr>
-      </w:pPr>
-      <w:bookmarkStart w:id="17" w:name="_Toc28299733"/>
       <w:r>
         <w:rPr>
           <w:rFonts w:ascii="Times New Roman" w:hAnsi="Times New Roman" w:cs="Times New Roman"/>
@@ -3811,6 +3719,7 @@
         </w:rPr>
       </w:pPr>
       <w:bookmarkStart w:id="20" w:name="_Toc85315137"/>
+      <w:bookmarkStart w:id="21" w:name="_Hlk151189883"/>
       <w:r>
         <w:rPr>
           <w:rFonts w:ascii="Times New Roman" w:hAnsi="Times New Roman" w:cs="Times New Roman"/>
@@ -3830,656 +3739,2226 @@
         </w:rPr>
         <w:t>MATLAB</w:t>
       </w:r>
-      <w:bookmarkStart w:id="21" w:name="_Toc503176106"/>
+      <w:bookmarkStart w:id="22" w:name="_Toc503176106"/>
       <w:bookmarkEnd w:id="20"/>
     </w:p>
     <w:p>
       <w:pPr>
-        <w:rPr>
-          <w:lang w:val="en-US"/>
-        </w:rPr>
-      </w:pPr>
-      <w:r>
-        <w:rPr>
-          <w:lang w:val="en-US"/>
-        </w:rPr>
-        <w:t>3.1 Giới thiệu các lệnh Matlab được sử dụng</w:t>
-      </w:r>
-    </w:p>
-    <w:p>
-      <w:r>
+        <w:pStyle w:val="ListParagraph"/>
+        <w:numPr>
+          <w:ilvl w:val="0"/>
+          <w:numId w:val="44"/>
+        </w:numPr>
+        <w:spacing w:beforeLines="120" w:before="288" w:after="0" w:line="360" w:lineRule="auto"/>
+        <w:ind w:hanging="720"/>
+        <w:outlineLvl w:val="1"/>
+        <w:rPr>
+          <w:rFonts w:asciiTheme="majorHAnsi" w:hAnsiTheme="majorHAnsi" w:cstheme="majorHAnsi"/>
+          <w:b/>
+          <w:bCs/>
+          <w:sz w:val="26"/>
+          <w:szCs w:val="26"/>
+        </w:rPr>
+      </w:pPr>
+      <w:r>
+        <w:rPr>
+          <w:rFonts w:asciiTheme="majorHAnsi" w:hAnsiTheme="majorHAnsi" w:cstheme="majorHAnsi"/>
+          <w:b/>
+          <w:bCs/>
+          <w:sz w:val="26"/>
+          <w:szCs w:val="26"/>
+        </w:rPr>
+        <w:t>Giới thiệu các lệnh Matlab được sử dụng</w:t>
+      </w:r>
+    </w:p>
+    <w:p>
+      <w:pPr>
+        <w:spacing w:beforeLines="120" w:before="288" w:line="360" w:lineRule="auto"/>
+        <w:ind w:firstLine="450"/>
+        <w:rPr>
+          <w:rFonts w:asciiTheme="majorHAnsi" w:hAnsiTheme="majorHAnsi" w:cstheme="majorHAnsi"/>
+          <w:sz w:val="26"/>
+          <w:szCs w:val="26"/>
+          <w:lang w:val="en-US"/>
+        </w:rPr>
+      </w:pPr>
+      <w:r>
+        <w:rPr>
+          <w:rFonts w:asciiTheme="majorHAnsi" w:hAnsiTheme="majorHAnsi" w:cstheme="majorHAnsi"/>
+          <w:sz w:val="26"/>
+          <w:szCs w:val="26"/>
+        </w:rPr>
         <w:t xml:space="preserve">Để giải bài toán </w:t>
       </w:r>
       <w:r>
         <w:rPr>
+          <w:rFonts w:asciiTheme="majorHAnsi" w:hAnsiTheme="majorHAnsi" w:cstheme="majorHAnsi"/>
+          <w:sz w:val="26"/>
+          <w:szCs w:val="26"/>
           <w:lang w:val="en-US"/>
         </w:rPr>
         <w:t>vẽ phương trình chuyển động và tính độ lớn gia tốc tại một thời điểm bất kì</w:t>
       </w:r>
       <w:r>
+        <w:rPr>
+          <w:rFonts w:asciiTheme="majorHAnsi" w:hAnsiTheme="majorHAnsi" w:cstheme="majorHAnsi"/>
+          <w:sz w:val="26"/>
+          <w:szCs w:val="26"/>
+        </w:rPr>
         <w:t xml:space="preserve">, nhóm đã dùng </w:t>
       </w:r>
       <w:r>
         <w:rPr>
+          <w:rFonts w:asciiTheme="majorHAnsi" w:hAnsiTheme="majorHAnsi" w:cstheme="majorHAnsi"/>
+          <w:sz w:val="26"/>
+          <w:szCs w:val="26"/>
           <w:lang w:val="en-US"/>
         </w:rPr>
         <w:t xml:space="preserve">những </w:t>
       </w:r>
       <w:r>
-        <w:t>lệnh Matlab sau:</w:t>
-      </w:r>
-    </w:p>
-    <w:p>
-      <w:pPr>
-        <w:rPr>
-          <w:lang w:val="en-US"/>
-        </w:rPr>
-      </w:pPr>
-      <w:r>
-        <w:rPr>
-          <w:lang w:val="en-US"/>
-        </w:rPr>
-        <w:t>Cách lệnh nhập xuất dữ liệu</w:t>
-      </w:r>
-    </w:p>
-    <w:p>
-      <w:pPr>
-        <w:rPr>
-          <w:lang w:val="en-US"/>
-        </w:rPr>
-      </w:pPr>
-      <w:r>
-        <w:rPr>
-          <w:lang w:val="en-US"/>
-        </w:rPr>
-        <w:t>Disp(s): xuất chuỗi s ra Command Window</w:t>
-      </w:r>
-    </w:p>
-    <w:p>
-      <w:pPr>
-        <w:rPr>
-          <w:lang w:val="en-US"/>
-        </w:rPr>
-      </w:pPr>
-      <w:r>
-        <w:rPr>
-          <w:lang w:val="en-US"/>
-        </w:rPr>
-        <w:t>Input(s): xuất chuỗi s ra màn hình, sau đó yêu cầu người dùng nhập biểu thức bàn phím rồi</w:t>
-      </w:r>
-    </w:p>
-    <w:p>
-      <w:pPr>
-        <w:rPr>
-          <w:lang w:val="en-US"/>
-        </w:rPr>
-      </w:pPr>
-      <w:r>
-        <w:rPr>
-          <w:lang w:val="en-US"/>
-        </w:rPr>
-        <w:t>Clc: Xóa tất cả những gì đang hiển thị trên Command Window</w:t>
-      </w:r>
-    </w:p>
-    <w:p>
-      <w:pPr>
-        <w:rPr>
-          <w:lang w:val="en-US"/>
-        </w:rPr>
-      </w:pPr>
-      <w:r>
-        <w:rPr>
-          <w:lang w:val="en-US"/>
-        </w:rPr>
-        <w:t>Clearvars: xóa toàn bộ biến đã lưu trong Workspace</w:t>
-      </w:r>
-    </w:p>
-    <w:p>
-      <w:pPr>
-        <w:rPr>
-          <w:lang w:val="en-US"/>
-        </w:rPr>
-      </w:pPr>
-    </w:p>
-    <w:p>
-      <w:pPr>
-        <w:rPr>
-          <w:lang w:val="en-US"/>
-        </w:rPr>
-      </w:pPr>
-      <w:r>
-        <w:rPr>
-          <w:lang w:val="en-US"/>
+        <w:rPr>
+          <w:rFonts w:asciiTheme="majorHAnsi" w:hAnsiTheme="majorHAnsi" w:cstheme="majorHAnsi"/>
+          <w:sz w:val="26"/>
+          <w:szCs w:val="26"/>
+        </w:rPr>
+        <w:t xml:space="preserve">lệnh Matlab </w:t>
+      </w:r>
+      <w:r>
+        <w:rPr>
+          <w:rFonts w:asciiTheme="majorHAnsi" w:hAnsiTheme="majorHAnsi" w:cstheme="majorHAnsi"/>
+          <w:sz w:val="26"/>
+          <w:szCs w:val="26"/>
+          <w:lang w:val="en-US"/>
+        </w:rPr>
+        <w:t xml:space="preserve">cơ bản </w:t>
+      </w:r>
+      <w:r>
+        <w:rPr>
+          <w:rFonts w:asciiTheme="majorHAnsi" w:hAnsiTheme="majorHAnsi" w:cstheme="majorHAnsi"/>
+          <w:sz w:val="26"/>
+          <w:szCs w:val="26"/>
+          <w:lang w:val="en-US"/>
+        </w:rPr>
+        <w:t>liên quan đến nhập xuất dữ liệu, đồ họa và tính toán.</w:t>
+      </w:r>
+    </w:p>
+    <w:p>
+      <w:pPr>
+        <w:pStyle w:val="ListParagraph"/>
+        <w:numPr>
+          <w:ilvl w:val="0"/>
+          <w:numId w:val="45"/>
+        </w:numPr>
+        <w:spacing w:beforeLines="120" w:before="288" w:after="0" w:line="360" w:lineRule="auto"/>
+        <w:ind w:left="547" w:hanging="547"/>
+        <w:outlineLvl w:val="2"/>
+        <w:rPr>
+          <w:rFonts w:asciiTheme="majorHAnsi" w:hAnsiTheme="majorHAnsi" w:cstheme="majorHAnsi"/>
+          <w:b/>
+          <w:bCs/>
+          <w:sz w:val="26"/>
+          <w:szCs w:val="26"/>
+        </w:rPr>
+      </w:pPr>
+      <w:r>
+        <w:rPr>
+          <w:rFonts w:asciiTheme="majorHAnsi" w:hAnsiTheme="majorHAnsi" w:cstheme="majorHAnsi"/>
+          <w:b/>
+          <w:bCs/>
+          <w:sz w:val="26"/>
+          <w:szCs w:val="26"/>
+        </w:rPr>
+        <w:t xml:space="preserve">Các lệnh liên quan đến </w:t>
+      </w:r>
+      <w:r>
+        <w:rPr>
+          <w:rFonts w:asciiTheme="majorHAnsi" w:hAnsiTheme="majorHAnsi" w:cstheme="majorHAnsi"/>
+          <w:b/>
+          <w:bCs/>
+          <w:sz w:val="26"/>
+          <w:szCs w:val="26"/>
+        </w:rPr>
+        <w:t>nhập xuất dữ liệu</w:t>
+      </w:r>
+    </w:p>
+    <w:p>
+      <w:pPr>
+        <w:pStyle w:val="ListParagraph"/>
+        <w:numPr>
+          <w:ilvl w:val="0"/>
+          <w:numId w:val="32"/>
+        </w:numPr>
+        <w:spacing w:beforeLines="120" w:before="288" w:after="0" w:line="360" w:lineRule="auto"/>
+        <w:ind w:left="450" w:hanging="450"/>
+        <w:rPr>
+          <w:rFonts w:asciiTheme="majorHAnsi" w:hAnsiTheme="majorHAnsi" w:cstheme="majorHAnsi"/>
+          <w:sz w:val="26"/>
+          <w:szCs w:val="26"/>
+          <w:lang w:val="en-US"/>
+        </w:rPr>
+      </w:pPr>
+      <w:r>
+        <w:rPr>
+          <w:rFonts w:asciiTheme="majorHAnsi" w:hAnsiTheme="majorHAnsi" w:cstheme="majorHAnsi"/>
+          <w:sz w:val="26"/>
+          <w:szCs w:val="26"/>
+          <w:lang w:val="en-US"/>
+        </w:rPr>
+        <w:t>d</w:t>
+      </w:r>
+      <w:r>
+        <w:rPr>
+          <w:rFonts w:asciiTheme="majorHAnsi" w:hAnsiTheme="majorHAnsi" w:cstheme="majorHAnsi"/>
+          <w:sz w:val="26"/>
+          <w:szCs w:val="26"/>
+          <w:lang w:val="en-US"/>
+        </w:rPr>
+        <w:t>isp(</w:t>
+      </w:r>
+      <w:r>
+        <w:rPr>
+          <w:rFonts w:asciiTheme="majorHAnsi" w:hAnsiTheme="majorHAnsi" w:cstheme="majorHAnsi"/>
+          <w:sz w:val="26"/>
+          <w:szCs w:val="26"/>
+          <w:lang w:val="en-US"/>
+        </w:rPr>
+        <w:t>&lt;Nội Dung&gt;</w:t>
+      </w:r>
+      <w:r>
+        <w:rPr>
+          <w:rFonts w:asciiTheme="majorHAnsi" w:hAnsiTheme="majorHAnsi" w:cstheme="majorHAnsi"/>
+          <w:sz w:val="26"/>
+          <w:szCs w:val="26"/>
+          <w:lang w:val="en-US"/>
+        </w:rPr>
+        <w:t xml:space="preserve">): xuất </w:t>
+      </w:r>
+      <w:r>
+        <w:rPr>
+          <w:rFonts w:asciiTheme="majorHAnsi" w:hAnsiTheme="majorHAnsi" w:cstheme="majorHAnsi"/>
+          <w:sz w:val="26"/>
+          <w:szCs w:val="26"/>
+          <w:lang w:val="en-US"/>
+        </w:rPr>
+        <w:t xml:space="preserve">&lt;Nội Dung&gt; </w:t>
+      </w:r>
+      <w:r>
+        <w:rPr>
+          <w:rFonts w:asciiTheme="majorHAnsi" w:hAnsiTheme="majorHAnsi" w:cstheme="majorHAnsi"/>
+          <w:sz w:val="26"/>
+          <w:szCs w:val="26"/>
+          <w:lang w:val="en-US"/>
+        </w:rPr>
+        <w:t>ra Command Window</w:t>
+      </w:r>
+      <w:r>
+        <w:rPr>
+          <w:rFonts w:asciiTheme="majorHAnsi" w:hAnsiTheme="majorHAnsi" w:cstheme="majorHAnsi"/>
+          <w:sz w:val="26"/>
+          <w:szCs w:val="26"/>
+          <w:lang w:val="en-US"/>
+        </w:rPr>
+        <w:t>.</w:t>
+      </w:r>
+    </w:p>
+    <w:p>
+      <w:pPr>
+        <w:pStyle w:val="ListParagraph"/>
+        <w:numPr>
+          <w:ilvl w:val="0"/>
+          <w:numId w:val="32"/>
+        </w:numPr>
+        <w:spacing w:beforeLines="120" w:before="288" w:after="0" w:line="360" w:lineRule="auto"/>
+        <w:ind w:left="450" w:hanging="450"/>
+        <w:rPr>
+          <w:rFonts w:asciiTheme="majorHAnsi" w:hAnsiTheme="majorHAnsi" w:cstheme="majorHAnsi"/>
+          <w:sz w:val="26"/>
+          <w:szCs w:val="26"/>
+          <w:lang w:val="en-US"/>
+        </w:rPr>
+      </w:pPr>
+      <w:r>
+        <w:rPr>
+          <w:rFonts w:asciiTheme="majorHAnsi" w:hAnsiTheme="majorHAnsi" w:cstheme="majorHAnsi"/>
+          <w:sz w:val="26"/>
+          <w:szCs w:val="26"/>
+          <w:lang w:val="en-US"/>
+        </w:rPr>
+        <w:t>i</w:t>
+      </w:r>
+      <w:r>
+        <w:rPr>
+          <w:rFonts w:asciiTheme="majorHAnsi" w:hAnsiTheme="majorHAnsi" w:cstheme="majorHAnsi"/>
+          <w:sz w:val="26"/>
+          <w:szCs w:val="26"/>
+          <w:lang w:val="en-US"/>
+        </w:rPr>
+        <w:t>nput(</w:t>
+      </w:r>
+      <w:r>
+        <w:rPr>
+          <w:rFonts w:asciiTheme="majorHAnsi" w:hAnsiTheme="majorHAnsi" w:cstheme="majorHAnsi"/>
+          <w:sz w:val="26"/>
+          <w:szCs w:val="26"/>
+          <w:lang w:val="en-US"/>
+        </w:rPr>
+        <w:t>&lt;Câu Hỏi&gt;</w:t>
+      </w:r>
+      <w:r>
+        <w:rPr>
+          <w:rFonts w:asciiTheme="majorHAnsi" w:hAnsiTheme="majorHAnsi" w:cstheme="majorHAnsi"/>
+          <w:sz w:val="26"/>
+          <w:szCs w:val="26"/>
+          <w:lang w:val="en-US"/>
+        </w:rPr>
+        <w:t xml:space="preserve">): xuất </w:t>
+      </w:r>
+      <w:r>
+        <w:rPr>
+          <w:rFonts w:asciiTheme="majorHAnsi" w:hAnsiTheme="majorHAnsi" w:cstheme="majorHAnsi"/>
+          <w:sz w:val="26"/>
+          <w:szCs w:val="26"/>
+          <w:lang w:val="en-US"/>
+        </w:rPr>
+        <w:t>&lt;Câu Hỏi&gt;</w:t>
+      </w:r>
+      <w:r>
+        <w:rPr>
+          <w:rFonts w:asciiTheme="majorHAnsi" w:hAnsiTheme="majorHAnsi" w:cstheme="majorHAnsi"/>
+          <w:sz w:val="26"/>
+          <w:szCs w:val="26"/>
+          <w:lang w:val="en-US"/>
+        </w:rPr>
+        <w:t xml:space="preserve"> ra </w:t>
+      </w:r>
+      <w:r>
+        <w:rPr>
+          <w:rFonts w:asciiTheme="majorHAnsi" w:hAnsiTheme="majorHAnsi" w:cstheme="majorHAnsi"/>
+          <w:sz w:val="26"/>
+          <w:szCs w:val="26"/>
+          <w:lang w:val="en-US"/>
+        </w:rPr>
+        <w:t>Command Window</w:t>
+      </w:r>
+      <w:r>
+        <w:rPr>
+          <w:rFonts w:asciiTheme="majorHAnsi" w:hAnsiTheme="majorHAnsi" w:cstheme="majorHAnsi"/>
+          <w:sz w:val="26"/>
+          <w:szCs w:val="26"/>
+          <w:lang w:val="en-US"/>
+        </w:rPr>
+        <w:t xml:space="preserve">, sau đó </w:t>
+      </w:r>
+      <w:r>
+        <w:rPr>
+          <w:rFonts w:asciiTheme="majorHAnsi" w:hAnsiTheme="majorHAnsi" w:cstheme="majorHAnsi"/>
+          <w:sz w:val="26"/>
+          <w:szCs w:val="26"/>
+          <w:lang w:val="en-US"/>
+        </w:rPr>
+        <w:t>chờ</w:t>
+      </w:r>
+      <w:r>
+        <w:rPr>
+          <w:rFonts w:asciiTheme="majorHAnsi" w:hAnsiTheme="majorHAnsi" w:cstheme="majorHAnsi"/>
+          <w:sz w:val="26"/>
+          <w:szCs w:val="26"/>
+          <w:lang w:val="en-US"/>
+        </w:rPr>
+        <w:t xml:space="preserve"> người dùng nhập biểu thức </w:t>
+      </w:r>
+      <w:r>
+        <w:rPr>
+          <w:rFonts w:asciiTheme="majorHAnsi" w:hAnsiTheme="majorHAnsi" w:cstheme="majorHAnsi"/>
+          <w:sz w:val="26"/>
+          <w:szCs w:val="26"/>
+          <w:lang w:val="en-US"/>
+        </w:rPr>
+        <w:t>từ bàn phím rồi trả về giá trị của biểu thức đó.</w:t>
+      </w:r>
+    </w:p>
+    <w:p>
+      <w:pPr>
+        <w:pStyle w:val="ListParagraph"/>
+        <w:numPr>
+          <w:ilvl w:val="0"/>
+          <w:numId w:val="32"/>
+        </w:numPr>
+        <w:spacing w:beforeLines="120" w:before="288" w:after="0" w:line="360" w:lineRule="auto"/>
+        <w:ind w:left="450" w:hanging="450"/>
+        <w:rPr>
+          <w:rFonts w:asciiTheme="majorHAnsi" w:hAnsiTheme="majorHAnsi" w:cstheme="majorHAnsi"/>
+          <w:sz w:val="26"/>
+          <w:szCs w:val="26"/>
+          <w:lang w:val="en-US"/>
+        </w:rPr>
+      </w:pPr>
+      <w:r>
+        <w:rPr>
+          <w:rFonts w:asciiTheme="majorHAnsi" w:hAnsiTheme="majorHAnsi" w:cstheme="majorHAnsi"/>
+          <w:sz w:val="26"/>
+          <w:szCs w:val="26"/>
+          <w:lang w:val="en-US"/>
+        </w:rPr>
+        <w:t>c</w:t>
+      </w:r>
+      <w:r>
+        <w:rPr>
+          <w:rFonts w:asciiTheme="majorHAnsi" w:hAnsiTheme="majorHAnsi" w:cstheme="majorHAnsi"/>
+          <w:sz w:val="26"/>
+          <w:szCs w:val="26"/>
+          <w:lang w:val="en-US"/>
+        </w:rPr>
+        <w:t xml:space="preserve">lc: </w:t>
+      </w:r>
+      <w:r>
+        <w:rPr>
+          <w:rFonts w:asciiTheme="majorHAnsi" w:hAnsiTheme="majorHAnsi" w:cstheme="majorHAnsi"/>
+          <w:sz w:val="26"/>
+          <w:szCs w:val="26"/>
+          <w:lang w:val="en-US"/>
+        </w:rPr>
+        <w:t>x</w:t>
+      </w:r>
+      <w:r>
+        <w:rPr>
+          <w:rFonts w:asciiTheme="majorHAnsi" w:hAnsiTheme="majorHAnsi" w:cstheme="majorHAnsi"/>
+          <w:sz w:val="26"/>
+          <w:szCs w:val="26"/>
+          <w:lang w:val="en-US"/>
+        </w:rPr>
+        <w:t>óa tất cả những gì đang hiển thị trên Command Window</w:t>
+      </w:r>
+      <w:r>
+        <w:rPr>
+          <w:rFonts w:asciiTheme="majorHAnsi" w:hAnsiTheme="majorHAnsi" w:cstheme="majorHAnsi"/>
+          <w:sz w:val="26"/>
+          <w:szCs w:val="26"/>
+          <w:lang w:val="en-US"/>
+        </w:rPr>
+        <w:t>.</w:t>
+      </w:r>
+    </w:p>
+    <w:p>
+      <w:pPr>
+        <w:pStyle w:val="ListParagraph"/>
+        <w:numPr>
+          <w:ilvl w:val="0"/>
+          <w:numId w:val="32"/>
+        </w:numPr>
+        <w:spacing w:beforeLines="120" w:before="288" w:after="0" w:line="360" w:lineRule="auto"/>
+        <w:ind w:left="450" w:hanging="450"/>
+        <w:rPr>
+          <w:rFonts w:asciiTheme="majorHAnsi" w:hAnsiTheme="majorHAnsi" w:cstheme="majorHAnsi"/>
+          <w:sz w:val="26"/>
+          <w:szCs w:val="26"/>
+          <w:lang w:val="en-US"/>
+        </w:rPr>
+      </w:pPr>
+      <w:r>
+        <w:rPr>
+          <w:rFonts w:asciiTheme="majorHAnsi" w:hAnsiTheme="majorHAnsi" w:cstheme="majorHAnsi"/>
+          <w:sz w:val="26"/>
+          <w:szCs w:val="26"/>
+          <w:lang w:val="en-US"/>
+        </w:rPr>
+        <w:t>c</w:t>
+      </w:r>
+      <w:r>
+        <w:rPr>
+          <w:rFonts w:asciiTheme="majorHAnsi" w:hAnsiTheme="majorHAnsi" w:cstheme="majorHAnsi"/>
+          <w:sz w:val="26"/>
+          <w:szCs w:val="26"/>
+          <w:lang w:val="en-US"/>
+        </w:rPr>
+        <w:t>learvars: xóa toàn bộ biến đã lưu trong Workspace</w:t>
+      </w:r>
+      <w:r>
+        <w:rPr>
+          <w:rFonts w:asciiTheme="majorHAnsi" w:hAnsiTheme="majorHAnsi" w:cstheme="majorHAnsi"/>
+          <w:sz w:val="26"/>
+          <w:szCs w:val="26"/>
+          <w:lang w:val="en-US"/>
+        </w:rPr>
+        <w:t>.</w:t>
+      </w:r>
+    </w:p>
+    <w:p>
+      <w:pPr>
+        <w:pStyle w:val="ListParagraph"/>
+        <w:numPr>
+          <w:ilvl w:val="0"/>
+          <w:numId w:val="46"/>
+        </w:numPr>
+        <w:spacing w:beforeLines="120" w:before="288" w:after="0" w:line="360" w:lineRule="auto"/>
+        <w:ind w:left="547" w:hanging="547"/>
+        <w:outlineLvl w:val="2"/>
+        <w:rPr>
+          <w:rFonts w:asciiTheme="majorHAnsi" w:hAnsiTheme="majorHAnsi" w:cstheme="majorHAnsi"/>
+          <w:b/>
+          <w:bCs/>
+          <w:sz w:val="26"/>
+          <w:szCs w:val="26"/>
+        </w:rPr>
+      </w:pPr>
+      <w:r>
+        <w:rPr>
+          <w:rFonts w:asciiTheme="majorHAnsi" w:hAnsiTheme="majorHAnsi" w:cstheme="majorHAnsi"/>
+          <w:b/>
+          <w:bCs/>
+          <w:sz w:val="26"/>
+          <w:szCs w:val="26"/>
         </w:rPr>
         <w:t>Các lệnh</w:t>
       </w:r>
       <w:r>
         <w:rPr>
-          <w:lang w:val="en-US"/>
-        </w:rPr>
-        <w:t xml:space="preserve"> cơ bản</w:t>
-      </w:r>
-      <w:r>
-        <w:rPr>
-          <w:lang w:val="en-US"/>
-        </w:rPr>
-        <w:t xml:space="preserve"> liên quan đến đồ họa</w:t>
-      </w:r>
-    </w:p>
-    <w:p>
-      <w:pPr>
-        <w:rPr>
-          <w:lang w:val="en-US"/>
-        </w:rPr>
-      </w:pPr>
-      <w:r>
-        <w:rPr>
-          <w:lang w:val="en-US"/>
-        </w:rPr>
-        <w:t>Close all: Đóng tất cả cửa sổ đồ thị đang mở</w:t>
-      </w:r>
-    </w:p>
-    <w:p>
-      <w:pPr>
-        <w:rPr>
-          <w:lang w:val="en-US"/>
-        </w:rPr>
-      </w:pPr>
-      <w:r>
-        <w:rPr>
-          <w:lang w:val="en-US"/>
-        </w:rPr>
-        <w:t>Figure(n): tạo ra Figure (cửa sổ đồ thị) mới với số thứ tự là n</w:t>
-      </w:r>
-    </w:p>
-    <w:p>
-      <w:pPr>
-        <w:rPr>
-          <w:lang w:val="en-US"/>
-        </w:rPr>
-      </w:pPr>
-      <w:r>
-        <w:rPr>
-          <w:lang w:val="en-US"/>
-        </w:rPr>
-        <w:t>Subplot(r, c, i): chia Figure hiện tại thành r hàng và c cột, sau đó vẽ một Subplot (hệ trục tọa độ) tại ô thứ i</w:t>
-      </w:r>
-    </w:p>
-    <w:p>
-      <w:pPr>
-        <w:rPr>
-          <w:lang w:val="en-US"/>
-        </w:rPr>
-      </w:pPr>
-      <w:r>
-        <w:rPr>
-          <w:lang w:val="en-US"/>
-        </w:rPr>
-        <w:t>Title(s): đặt tiêu đề cho subplot hiện tại là s</w:t>
-      </w:r>
-    </w:p>
-    <w:p>
-      <w:pPr>
-        <w:rPr>
-          <w:lang w:val="en-US"/>
-        </w:rPr>
-      </w:pPr>
-      <w:r>
-        <w:rPr>
-          <w:lang w:val="en-US"/>
-        </w:rPr>
-        <w:t xml:space="preserve">Xlabel(s): đặt tiêu đề cho trục </w:t>
-      </w:r>
-      <w:r>
-        <w:rPr>
+          <w:rFonts w:asciiTheme="majorHAnsi" w:hAnsiTheme="majorHAnsi" w:cstheme="majorHAnsi"/>
+          <w:b/>
+          <w:bCs/>
+          <w:sz w:val="26"/>
+          <w:szCs w:val="26"/>
+        </w:rPr>
+        <w:t xml:space="preserve"> </w:t>
+      </w:r>
+      <w:r>
+        <w:rPr>
+          <w:rFonts w:asciiTheme="majorHAnsi" w:hAnsiTheme="majorHAnsi" w:cstheme="majorHAnsi"/>
+          <w:b/>
+          <w:bCs/>
+          <w:sz w:val="26"/>
+          <w:szCs w:val="26"/>
+        </w:rPr>
+        <w:t>liên quan đến đồ họa</w:t>
+      </w:r>
+    </w:p>
+    <w:p>
+      <w:pPr>
+        <w:pStyle w:val="ListParagraph"/>
+        <w:numPr>
+          <w:ilvl w:val="0"/>
+          <w:numId w:val="32"/>
+        </w:numPr>
+        <w:spacing w:beforeLines="120" w:before="288" w:after="0" w:line="360" w:lineRule="auto"/>
+        <w:ind w:left="450" w:hanging="450"/>
+        <w:rPr>
+          <w:rFonts w:asciiTheme="majorHAnsi" w:hAnsiTheme="majorHAnsi" w:cstheme="majorHAnsi"/>
+          <w:sz w:val="26"/>
+          <w:szCs w:val="26"/>
+          <w:lang w:val="en-US"/>
+        </w:rPr>
+      </w:pPr>
+      <w:r>
+        <w:rPr>
+          <w:rFonts w:asciiTheme="majorHAnsi" w:hAnsiTheme="majorHAnsi" w:cstheme="majorHAnsi"/>
+          <w:sz w:val="26"/>
+          <w:szCs w:val="26"/>
+          <w:lang w:val="en-US"/>
+        </w:rPr>
+        <w:t>c</w:t>
+      </w:r>
+      <w:r>
+        <w:rPr>
+          <w:rFonts w:asciiTheme="majorHAnsi" w:hAnsiTheme="majorHAnsi" w:cstheme="majorHAnsi"/>
+          <w:sz w:val="26"/>
+          <w:szCs w:val="26"/>
+          <w:lang w:val="en-US"/>
+        </w:rPr>
+        <w:t xml:space="preserve">lose all: </w:t>
+      </w:r>
+      <w:r>
+        <w:rPr>
+          <w:rFonts w:asciiTheme="majorHAnsi" w:hAnsiTheme="majorHAnsi" w:cstheme="majorHAnsi"/>
+          <w:sz w:val="26"/>
+          <w:szCs w:val="26"/>
+          <w:lang w:val="en-US"/>
+        </w:rPr>
+        <w:t>đ</w:t>
+      </w:r>
+      <w:r>
+        <w:rPr>
+          <w:rFonts w:asciiTheme="majorHAnsi" w:hAnsiTheme="majorHAnsi" w:cstheme="majorHAnsi"/>
+          <w:sz w:val="26"/>
+          <w:szCs w:val="26"/>
+          <w:lang w:val="en-US"/>
+        </w:rPr>
+        <w:t xml:space="preserve">óng tất cả </w:t>
+      </w:r>
+      <w:r>
+        <w:rPr>
+          <w:rFonts w:asciiTheme="majorHAnsi" w:hAnsiTheme="majorHAnsi" w:cstheme="majorHAnsi"/>
+          <w:sz w:val="26"/>
+          <w:szCs w:val="26"/>
+          <w:lang w:val="en-US"/>
+        </w:rPr>
+        <w:t>Figure (cửa sổ đồ thị)</w:t>
+      </w:r>
+      <w:r>
+        <w:rPr>
+          <w:rFonts w:asciiTheme="majorHAnsi" w:hAnsiTheme="majorHAnsi" w:cstheme="majorHAnsi"/>
+          <w:sz w:val="26"/>
+          <w:szCs w:val="26"/>
+          <w:lang w:val="en-US"/>
+        </w:rPr>
+        <w:t xml:space="preserve"> đang mở</w:t>
+      </w:r>
+      <w:r>
+        <w:rPr>
+          <w:rFonts w:asciiTheme="majorHAnsi" w:hAnsiTheme="majorHAnsi" w:cstheme="majorHAnsi"/>
+          <w:sz w:val="26"/>
+          <w:szCs w:val="26"/>
+          <w:lang w:val="en-US"/>
+        </w:rPr>
+        <w:t>.</w:t>
+      </w:r>
+    </w:p>
+    <w:p>
+      <w:pPr>
+        <w:pStyle w:val="ListParagraph"/>
+        <w:numPr>
+          <w:ilvl w:val="0"/>
+          <w:numId w:val="32"/>
+        </w:numPr>
+        <w:spacing w:beforeLines="120" w:before="288" w:after="0" w:line="360" w:lineRule="auto"/>
+        <w:ind w:left="450" w:hanging="450"/>
+        <w:rPr>
+          <w:rFonts w:asciiTheme="majorHAnsi" w:hAnsiTheme="majorHAnsi" w:cstheme="majorHAnsi"/>
+          <w:sz w:val="26"/>
+          <w:szCs w:val="26"/>
+          <w:lang w:val="en-US"/>
+        </w:rPr>
+      </w:pPr>
+      <w:r>
+        <w:rPr>
+          <w:rFonts w:asciiTheme="majorHAnsi" w:hAnsiTheme="majorHAnsi" w:cstheme="majorHAnsi"/>
+          <w:sz w:val="26"/>
+          <w:szCs w:val="26"/>
+          <w:lang w:val="en-US"/>
+        </w:rPr>
+        <w:t>f</w:t>
+      </w:r>
+      <w:r>
+        <w:rPr>
+          <w:rFonts w:asciiTheme="majorHAnsi" w:hAnsiTheme="majorHAnsi" w:cstheme="majorHAnsi"/>
+          <w:sz w:val="26"/>
+          <w:szCs w:val="26"/>
+          <w:lang w:val="en-US"/>
+        </w:rPr>
+        <w:t>igure(</w:t>
+      </w:r>
+      <w:r>
+        <w:rPr>
+          <w:rFonts w:asciiTheme="majorHAnsi" w:hAnsiTheme="majorHAnsi" w:cstheme="majorHAnsi"/>
+          <w:sz w:val="26"/>
+          <w:szCs w:val="26"/>
+          <w:lang w:val="en-US"/>
+        </w:rPr>
+        <w:t>&lt;Index&gt;</w:t>
+      </w:r>
+      <w:r>
+        <w:rPr>
+          <w:rFonts w:asciiTheme="majorHAnsi" w:hAnsiTheme="majorHAnsi" w:cstheme="majorHAnsi"/>
+          <w:sz w:val="26"/>
+          <w:szCs w:val="26"/>
+          <w:lang w:val="en-US"/>
+        </w:rPr>
+        <w:t xml:space="preserve">): tạo ra Figure mới với số thứ tự là </w:t>
+      </w:r>
+      <w:r>
+        <w:rPr>
+          <w:rFonts w:asciiTheme="majorHAnsi" w:hAnsiTheme="majorHAnsi" w:cstheme="majorHAnsi"/>
+          <w:sz w:val="26"/>
+          <w:szCs w:val="26"/>
+          <w:lang w:val="en-US"/>
+        </w:rPr>
+        <w:t>&lt;Index&gt;</w:t>
+      </w:r>
+      <w:r>
+        <w:rPr>
+          <w:rFonts w:asciiTheme="majorHAnsi" w:hAnsiTheme="majorHAnsi" w:cstheme="majorHAnsi"/>
+          <w:sz w:val="26"/>
+          <w:szCs w:val="26"/>
+          <w:lang w:val="en-US"/>
+        </w:rPr>
+        <w:t xml:space="preserve"> và bắt đầu làm việc trên Figure này</w:t>
+      </w:r>
+      <w:r>
+        <w:rPr>
+          <w:rFonts w:asciiTheme="majorHAnsi" w:hAnsiTheme="majorHAnsi" w:cstheme="majorHAnsi"/>
+          <w:sz w:val="26"/>
+          <w:szCs w:val="26"/>
+          <w:lang w:val="en-US"/>
+        </w:rPr>
+        <w:t>.</w:t>
+      </w:r>
+    </w:p>
+    <w:p>
+      <w:pPr>
+        <w:pStyle w:val="ListParagraph"/>
+        <w:numPr>
+          <w:ilvl w:val="0"/>
+          <w:numId w:val="32"/>
+        </w:numPr>
+        <w:spacing w:beforeLines="120" w:before="288" w:after="0" w:line="360" w:lineRule="auto"/>
+        <w:ind w:left="450" w:hanging="450"/>
+        <w:rPr>
+          <w:rFonts w:asciiTheme="majorHAnsi" w:hAnsiTheme="majorHAnsi" w:cstheme="majorHAnsi"/>
+          <w:sz w:val="26"/>
+          <w:szCs w:val="26"/>
+          <w:lang w:val="en-US"/>
+        </w:rPr>
+      </w:pPr>
+      <w:r>
+        <w:rPr>
+          <w:rFonts w:asciiTheme="majorHAnsi" w:hAnsiTheme="majorHAnsi" w:cstheme="majorHAnsi"/>
+          <w:sz w:val="26"/>
+          <w:szCs w:val="26"/>
+          <w:lang w:val="en-US"/>
+        </w:rPr>
+        <w:t>s</w:t>
+      </w:r>
+      <w:r>
+        <w:rPr>
+          <w:rFonts w:asciiTheme="majorHAnsi" w:hAnsiTheme="majorHAnsi" w:cstheme="majorHAnsi"/>
+          <w:sz w:val="26"/>
+          <w:szCs w:val="26"/>
+          <w:lang w:val="en-US"/>
+        </w:rPr>
+        <w:t>ubplot(</w:t>
+      </w:r>
+      <w:r>
+        <w:rPr>
+          <w:rFonts w:asciiTheme="majorHAnsi" w:hAnsiTheme="majorHAnsi" w:cstheme="majorHAnsi"/>
+          <w:sz w:val="26"/>
+          <w:szCs w:val="26"/>
+          <w:lang w:val="en-US"/>
+        </w:rPr>
+        <w:t>&lt;R&gt;,</w:t>
+      </w:r>
+      <w:r>
+        <w:rPr>
+          <w:rFonts w:asciiTheme="majorHAnsi" w:hAnsiTheme="majorHAnsi" w:cstheme="majorHAnsi"/>
+          <w:sz w:val="26"/>
+          <w:szCs w:val="26"/>
+          <w:lang w:val="en-US"/>
+        </w:rPr>
+        <w:t xml:space="preserve"> </w:t>
+      </w:r>
+      <w:r>
+        <w:rPr>
+          <w:rFonts w:asciiTheme="majorHAnsi" w:hAnsiTheme="majorHAnsi" w:cstheme="majorHAnsi"/>
+          <w:sz w:val="26"/>
+          <w:szCs w:val="26"/>
+          <w:lang w:val="en-US"/>
+        </w:rPr>
+        <w:t>&lt;C&gt;</w:t>
+      </w:r>
+      <w:r>
+        <w:rPr>
+          <w:rFonts w:asciiTheme="majorHAnsi" w:hAnsiTheme="majorHAnsi" w:cstheme="majorHAnsi"/>
+          <w:sz w:val="26"/>
+          <w:szCs w:val="26"/>
+          <w:lang w:val="en-US"/>
+        </w:rPr>
+        <w:t xml:space="preserve">, </w:t>
+      </w:r>
+      <w:r>
+        <w:rPr>
+          <w:rFonts w:asciiTheme="majorHAnsi" w:hAnsiTheme="majorHAnsi" w:cstheme="majorHAnsi"/>
+          <w:sz w:val="26"/>
+          <w:szCs w:val="26"/>
+          <w:lang w:val="en-US"/>
+        </w:rPr>
+        <w:t>&lt;I&gt;</w:t>
+      </w:r>
+      <w:r>
+        <w:rPr>
+          <w:rFonts w:asciiTheme="majorHAnsi" w:hAnsiTheme="majorHAnsi" w:cstheme="majorHAnsi"/>
+          <w:sz w:val="26"/>
+          <w:szCs w:val="26"/>
+          <w:lang w:val="en-US"/>
+        </w:rPr>
+        <w:t xml:space="preserve">): chia Figure </w:t>
+      </w:r>
+      <w:r>
+        <w:rPr>
+          <w:rFonts w:asciiTheme="majorHAnsi" w:hAnsiTheme="majorHAnsi" w:cstheme="majorHAnsi"/>
+          <w:sz w:val="26"/>
+          <w:szCs w:val="26"/>
+          <w:lang w:val="en-US"/>
+        </w:rPr>
+        <w:t>đang chọn</w:t>
+      </w:r>
+      <w:r>
+        <w:rPr>
+          <w:rFonts w:asciiTheme="majorHAnsi" w:hAnsiTheme="majorHAnsi" w:cstheme="majorHAnsi"/>
+          <w:sz w:val="26"/>
+          <w:szCs w:val="26"/>
+          <w:lang w:val="en-US"/>
+        </w:rPr>
+        <w:t xml:space="preserve"> thành </w:t>
+      </w:r>
+      <w:r>
+        <w:rPr>
+          <w:rFonts w:asciiTheme="majorHAnsi" w:hAnsiTheme="majorHAnsi" w:cstheme="majorHAnsi"/>
+          <w:sz w:val="26"/>
+          <w:szCs w:val="26"/>
+          <w:lang w:val="en-US"/>
+        </w:rPr>
+        <w:t>&lt;R&gt;</w:t>
+      </w:r>
+      <w:r>
+        <w:rPr>
+          <w:rFonts w:asciiTheme="majorHAnsi" w:hAnsiTheme="majorHAnsi" w:cstheme="majorHAnsi"/>
+          <w:sz w:val="26"/>
+          <w:szCs w:val="26"/>
+          <w:lang w:val="en-US"/>
+        </w:rPr>
+        <w:t xml:space="preserve"> hàng và </w:t>
+      </w:r>
+      <w:r>
+        <w:rPr>
+          <w:rFonts w:asciiTheme="majorHAnsi" w:hAnsiTheme="majorHAnsi" w:cstheme="majorHAnsi"/>
+          <w:sz w:val="26"/>
+          <w:szCs w:val="26"/>
+          <w:lang w:val="en-US"/>
+        </w:rPr>
+        <w:t>&lt;C&gt;</w:t>
+      </w:r>
+      <w:r>
+        <w:rPr>
+          <w:rFonts w:asciiTheme="majorHAnsi" w:hAnsiTheme="majorHAnsi" w:cstheme="majorHAnsi"/>
+          <w:sz w:val="26"/>
+          <w:szCs w:val="26"/>
+          <w:lang w:val="en-US"/>
+        </w:rPr>
+        <w:t xml:space="preserve"> cột, sau đó vẽ một Subplot (hệ trục tọa độ) tại ô thứ </w:t>
+      </w:r>
+      <w:r>
+        <w:rPr>
+          <w:rFonts w:asciiTheme="majorHAnsi" w:hAnsiTheme="majorHAnsi" w:cstheme="majorHAnsi"/>
+          <w:sz w:val="26"/>
+          <w:szCs w:val="26"/>
+          <w:lang w:val="en-US"/>
+        </w:rPr>
+        <w:t>&lt;I&gt;</w:t>
+      </w:r>
+      <w:r>
+        <w:rPr>
+          <w:rFonts w:asciiTheme="majorHAnsi" w:hAnsiTheme="majorHAnsi" w:cstheme="majorHAnsi"/>
+          <w:sz w:val="26"/>
+          <w:szCs w:val="26"/>
+          <w:lang w:val="en-US"/>
+        </w:rPr>
+        <w:t>.</w:t>
+      </w:r>
+    </w:p>
+    <w:p>
+      <w:pPr>
+        <w:pStyle w:val="ListParagraph"/>
+        <w:numPr>
+          <w:ilvl w:val="0"/>
+          <w:numId w:val="32"/>
+        </w:numPr>
+        <w:spacing w:beforeLines="120" w:before="288" w:after="0" w:line="360" w:lineRule="auto"/>
+        <w:ind w:left="450" w:hanging="450"/>
+        <w:rPr>
+          <w:rFonts w:asciiTheme="majorHAnsi" w:hAnsiTheme="majorHAnsi" w:cstheme="majorHAnsi"/>
+          <w:sz w:val="26"/>
+          <w:szCs w:val="26"/>
+          <w:lang w:val="en-US"/>
+        </w:rPr>
+      </w:pPr>
+      <w:r>
+        <w:rPr>
+          <w:rFonts w:asciiTheme="majorHAnsi" w:hAnsiTheme="majorHAnsi" w:cstheme="majorHAnsi"/>
+          <w:sz w:val="26"/>
+          <w:szCs w:val="26"/>
+          <w:lang w:val="en-US"/>
+        </w:rPr>
+        <w:t>t</w:t>
+      </w:r>
+      <w:r>
+        <w:rPr>
+          <w:rFonts w:asciiTheme="majorHAnsi" w:hAnsiTheme="majorHAnsi" w:cstheme="majorHAnsi"/>
+          <w:sz w:val="26"/>
+          <w:szCs w:val="26"/>
+          <w:lang w:val="en-US"/>
+        </w:rPr>
+        <w:t>itle(</w:t>
+      </w:r>
+      <w:r>
+        <w:rPr>
+          <w:rFonts w:asciiTheme="majorHAnsi" w:hAnsiTheme="majorHAnsi" w:cstheme="majorHAnsi"/>
+          <w:sz w:val="26"/>
+          <w:szCs w:val="26"/>
+          <w:lang w:val="en-US"/>
+        </w:rPr>
+        <w:t>&lt;Tiêu Đề&gt;</w:t>
+      </w:r>
+      <w:r>
+        <w:rPr>
+          <w:rFonts w:asciiTheme="majorHAnsi" w:hAnsiTheme="majorHAnsi" w:cstheme="majorHAnsi"/>
+          <w:sz w:val="26"/>
+          <w:szCs w:val="26"/>
+          <w:lang w:val="en-US"/>
+        </w:rPr>
+        <w:t xml:space="preserve">): đặt tiêu đề cho </w:t>
+      </w:r>
+      <w:r>
+        <w:rPr>
+          <w:rFonts w:asciiTheme="majorHAnsi" w:hAnsiTheme="majorHAnsi" w:cstheme="majorHAnsi"/>
+          <w:sz w:val="26"/>
+          <w:szCs w:val="26"/>
+          <w:lang w:val="en-US"/>
+        </w:rPr>
+        <w:t>S</w:t>
+      </w:r>
+      <w:r>
+        <w:rPr>
+          <w:rFonts w:asciiTheme="majorHAnsi" w:hAnsiTheme="majorHAnsi" w:cstheme="majorHAnsi"/>
+          <w:sz w:val="26"/>
+          <w:szCs w:val="26"/>
+          <w:lang w:val="en-US"/>
+        </w:rPr>
+        <w:t xml:space="preserve">ubplot </w:t>
+      </w:r>
+      <w:r>
+        <w:rPr>
+          <w:rFonts w:asciiTheme="majorHAnsi" w:hAnsiTheme="majorHAnsi" w:cstheme="majorHAnsi"/>
+          <w:sz w:val="26"/>
+          <w:szCs w:val="26"/>
+          <w:lang w:val="en-US"/>
+        </w:rPr>
+        <w:t>đang chọn.</w:t>
+      </w:r>
+    </w:p>
+    <w:p>
+      <w:pPr>
+        <w:pStyle w:val="ListParagraph"/>
+        <w:numPr>
+          <w:ilvl w:val="0"/>
+          <w:numId w:val="32"/>
+        </w:numPr>
+        <w:spacing w:beforeLines="120" w:before="288" w:after="0" w:line="360" w:lineRule="auto"/>
+        <w:ind w:left="450" w:hanging="450"/>
+        <w:rPr>
+          <w:rFonts w:asciiTheme="majorHAnsi" w:hAnsiTheme="majorHAnsi" w:cstheme="majorHAnsi"/>
+          <w:sz w:val="26"/>
+          <w:szCs w:val="26"/>
+          <w:lang w:val="en-US"/>
+        </w:rPr>
+      </w:pPr>
+      <w:r>
+        <w:rPr>
+          <w:rFonts w:asciiTheme="majorHAnsi" w:hAnsiTheme="majorHAnsi" w:cstheme="majorHAnsi"/>
+          <w:sz w:val="26"/>
+          <w:szCs w:val="26"/>
+          <w:lang w:val="en-US"/>
+        </w:rPr>
+        <w:t>x</w:t>
+      </w:r>
+      <w:r>
+        <w:rPr>
+          <w:rFonts w:asciiTheme="majorHAnsi" w:hAnsiTheme="majorHAnsi" w:cstheme="majorHAnsi"/>
+          <w:sz w:val="26"/>
+          <w:szCs w:val="26"/>
+          <w:lang w:val="en-US"/>
+        </w:rPr>
+        <w:t>label(</w:t>
+      </w:r>
+      <w:r>
+        <w:rPr>
+          <w:rFonts w:asciiTheme="majorHAnsi" w:hAnsiTheme="majorHAnsi" w:cstheme="majorHAnsi"/>
+          <w:sz w:val="26"/>
+          <w:szCs w:val="26"/>
+          <w:lang w:val="en-US"/>
+        </w:rPr>
+        <w:t>&lt;Tiêu Đề&gt;</w:t>
+      </w:r>
+      <w:r>
+        <w:rPr>
+          <w:rFonts w:asciiTheme="majorHAnsi" w:hAnsiTheme="majorHAnsi" w:cstheme="majorHAnsi"/>
+          <w:sz w:val="26"/>
+          <w:szCs w:val="26"/>
+          <w:lang w:val="en-US"/>
+        </w:rPr>
+        <w:t xml:space="preserve">): đặt tiêu đề cho trục </w:t>
+      </w:r>
+      <w:r>
+        <w:rPr>
+          <w:rFonts w:asciiTheme="majorHAnsi" w:hAnsiTheme="majorHAnsi" w:cstheme="majorHAnsi"/>
+          <w:sz w:val="26"/>
+          <w:szCs w:val="26"/>
           <w:lang w:val="en-US"/>
         </w:rPr>
         <w:t>hoành</w:t>
       </w:r>
       <w:r>
         <w:rPr>
-          <w:lang w:val="en-US"/>
-        </w:rPr>
-        <w:t xml:space="preserve"> là s</w:t>
-      </w:r>
-    </w:p>
-    <w:p>
-      <w:pPr>
-        <w:rPr>
-          <w:lang w:val="en-US"/>
-        </w:rPr>
-      </w:pPr>
-      <w:r>
-        <w:rPr>
-          <w:lang w:val="en-US"/>
-        </w:rPr>
-        <w:t>Ylabel(s): đặt tiêu đề cho trục tung là s\</w:t>
-      </w:r>
-    </w:p>
-    <w:p>
-      <w:pPr>
-        <w:rPr>
-          <w:lang w:val="en-US"/>
-        </w:rPr>
-      </w:pPr>
-      <w:r>
-        <w:rPr>
-          <w:lang w:val="en-US"/>
-        </w:rPr>
-        <w:t>Xlim([a, b]): giới hạn trục hoành từ a đến b</w:t>
-      </w:r>
-    </w:p>
-    <w:p>
-      <w:pPr>
-        <w:rPr>
-          <w:lang w:val="en-US"/>
-        </w:rPr>
-      </w:pPr>
-      <w:r>
-        <w:rPr>
-          <w:lang w:val="en-US"/>
-        </w:rPr>
-        <w:t>Ylim([a, b]): giới hạn trục tung từ a đến b</w:t>
-      </w:r>
-    </w:p>
-    <w:p>
-      <w:pPr>
-        <w:rPr>
-          <w:lang w:val="en-US"/>
-        </w:rPr>
-      </w:pPr>
-      <w:r>
-        <w:rPr>
-          <w:lang w:val="en-US"/>
-        </w:rPr>
-        <w:t>Hold on: khi vẽ một đồ thị khác lên Subplot hiện tại, đồ thị cũ không bị xóa</w:t>
-      </w:r>
-    </w:p>
-    <w:p>
-      <w:pPr>
-        <w:rPr>
-          <w:lang w:val="en-US"/>
-        </w:rPr>
-      </w:pPr>
-      <w:r>
-        <w:rPr>
-          <w:lang w:val="en-US"/>
-        </w:rPr>
-        <w:t>Grid on: kẻ lưới tọa độ cho Subplot hiện tại</w:t>
-      </w:r>
-    </w:p>
-    <w:p>
-      <w:pPr>
-        <w:rPr>
-          <w:lang w:val="en-US"/>
-        </w:rPr>
-      </w:pPr>
-      <w:r>
-        <w:rPr>
-          <w:lang w:val="en-US"/>
-        </w:rPr>
-        <w:t>Fplot(x, y, [startTime endTime]): vẽ đồ thị dựa theo phương trình tham số, x và y đều là các hàm Symbolic</w:t>
-      </w:r>
-      <w:r>
-        <w:rPr>
-          <w:lang w:val="en-US"/>
-        </w:rPr>
-        <w:t xml:space="preserve"> theo t</w:t>
-      </w:r>
-      <w:r>
-        <w:rPr>
-          <w:lang w:val="en-US"/>
-        </w:rPr>
-        <w:t xml:space="preserve">, startTime và endTime lần lượt là </w:t>
-      </w:r>
-      <w:r>
-        <w:rPr>
-          <w:lang w:val="en-US"/>
-        </w:rPr>
-        <w:t>giá trị ban đầu và kết thúc của t</w:t>
-      </w:r>
-    </w:p>
-    <w:p>
-      <w:pPr>
-        <w:rPr>
-          <w:lang w:val="en-US"/>
-        </w:rPr>
-      </w:pPr>
-    </w:p>
-    <w:p>
-      <w:pPr>
-        <w:rPr>
-          <w:lang w:val="en-US"/>
-        </w:rPr>
-      </w:pPr>
-      <w:r>
-        <w:rPr>
-          <w:lang w:val="en-US"/>
+          <w:rFonts w:asciiTheme="majorHAnsi" w:hAnsiTheme="majorHAnsi" w:cstheme="majorHAnsi"/>
+          <w:sz w:val="26"/>
+          <w:szCs w:val="26"/>
+          <w:lang w:val="en-US"/>
+        </w:rPr>
+        <w:t xml:space="preserve"> </w:t>
+      </w:r>
+      <w:r>
+        <w:rPr>
+          <w:rFonts w:asciiTheme="majorHAnsi" w:hAnsiTheme="majorHAnsi" w:cstheme="majorHAnsi"/>
+          <w:sz w:val="26"/>
+          <w:szCs w:val="26"/>
+          <w:lang w:val="en-US"/>
+        </w:rPr>
+        <w:t>của Subplot đang chọn.</w:t>
+      </w:r>
+    </w:p>
+    <w:p>
+      <w:pPr>
+        <w:pStyle w:val="ListParagraph"/>
+        <w:numPr>
+          <w:ilvl w:val="0"/>
+          <w:numId w:val="32"/>
+        </w:numPr>
+        <w:spacing w:beforeLines="120" w:before="288" w:after="0" w:line="360" w:lineRule="auto"/>
+        <w:ind w:left="450" w:hanging="450"/>
+        <w:rPr>
+          <w:rFonts w:asciiTheme="majorHAnsi" w:hAnsiTheme="majorHAnsi" w:cstheme="majorHAnsi"/>
+          <w:sz w:val="26"/>
+          <w:szCs w:val="26"/>
+          <w:lang w:val="en-US"/>
+        </w:rPr>
+      </w:pPr>
+      <w:r>
+        <w:rPr>
+          <w:rFonts w:asciiTheme="majorHAnsi" w:hAnsiTheme="majorHAnsi" w:cstheme="majorHAnsi"/>
+          <w:sz w:val="26"/>
+          <w:szCs w:val="26"/>
+          <w:lang w:val="en-US"/>
+        </w:rPr>
+        <w:t>y</w:t>
+      </w:r>
+      <w:r>
+        <w:rPr>
+          <w:rFonts w:asciiTheme="majorHAnsi" w:hAnsiTheme="majorHAnsi" w:cstheme="majorHAnsi"/>
+          <w:sz w:val="26"/>
+          <w:szCs w:val="26"/>
+          <w:lang w:val="en-US"/>
+        </w:rPr>
+        <w:t>label(</w:t>
+      </w:r>
+      <w:r>
+        <w:rPr>
+          <w:rFonts w:asciiTheme="majorHAnsi" w:hAnsiTheme="majorHAnsi" w:cstheme="majorHAnsi"/>
+          <w:sz w:val="26"/>
+          <w:szCs w:val="26"/>
+          <w:lang w:val="en-US"/>
+        </w:rPr>
+        <w:t>&lt;Tiêu Đề&gt;</w:t>
+      </w:r>
+      <w:r>
+        <w:rPr>
+          <w:rFonts w:asciiTheme="majorHAnsi" w:hAnsiTheme="majorHAnsi" w:cstheme="majorHAnsi"/>
+          <w:sz w:val="26"/>
+          <w:szCs w:val="26"/>
+          <w:lang w:val="en-US"/>
+        </w:rPr>
+        <w:t xml:space="preserve">): đặt tiêu đề cho trục tung </w:t>
+      </w:r>
+      <w:r>
+        <w:rPr>
+          <w:rFonts w:asciiTheme="majorHAnsi" w:hAnsiTheme="majorHAnsi" w:cstheme="majorHAnsi"/>
+          <w:sz w:val="26"/>
+          <w:szCs w:val="26"/>
+          <w:lang w:val="en-US"/>
+        </w:rPr>
+        <w:t>của Subplot đang chọn.</w:t>
+      </w:r>
+    </w:p>
+    <w:p>
+      <w:pPr>
+        <w:pStyle w:val="ListParagraph"/>
+        <w:numPr>
+          <w:ilvl w:val="0"/>
+          <w:numId w:val="32"/>
+        </w:numPr>
+        <w:spacing w:beforeLines="120" w:before="288" w:after="0" w:line="360" w:lineRule="auto"/>
+        <w:ind w:left="450" w:hanging="450"/>
+        <w:rPr>
+          <w:rFonts w:asciiTheme="majorHAnsi" w:hAnsiTheme="majorHAnsi" w:cstheme="majorHAnsi"/>
+          <w:sz w:val="26"/>
+          <w:szCs w:val="26"/>
+          <w:lang w:val="en-US"/>
+        </w:rPr>
+      </w:pPr>
+      <w:r>
+        <w:rPr>
+          <w:rFonts w:asciiTheme="majorHAnsi" w:hAnsiTheme="majorHAnsi" w:cstheme="majorHAnsi"/>
+          <w:sz w:val="26"/>
+          <w:szCs w:val="26"/>
+          <w:lang w:val="en-US"/>
+        </w:rPr>
+        <w:t>x</w:t>
+      </w:r>
+      <w:r>
+        <w:rPr>
+          <w:rFonts w:asciiTheme="majorHAnsi" w:hAnsiTheme="majorHAnsi" w:cstheme="majorHAnsi"/>
+          <w:sz w:val="26"/>
+          <w:szCs w:val="26"/>
+          <w:lang w:val="en-US"/>
+        </w:rPr>
+        <w:t>lim([</w:t>
+      </w:r>
+      <w:r>
+        <w:rPr>
+          <w:rFonts w:asciiTheme="majorHAnsi" w:hAnsiTheme="majorHAnsi" w:cstheme="majorHAnsi"/>
+          <w:sz w:val="26"/>
+          <w:szCs w:val="26"/>
+          <w:lang w:val="en-US"/>
+        </w:rPr>
+        <w:t>&lt;Cận Dưới&gt;</w:t>
+      </w:r>
+      <w:r>
+        <w:rPr>
+          <w:rFonts w:asciiTheme="majorHAnsi" w:hAnsiTheme="majorHAnsi" w:cstheme="majorHAnsi"/>
+          <w:sz w:val="26"/>
+          <w:szCs w:val="26"/>
+          <w:lang w:val="en-US"/>
+        </w:rPr>
+        <w:t xml:space="preserve">, </w:t>
+      </w:r>
+      <w:r>
+        <w:rPr>
+          <w:rFonts w:asciiTheme="majorHAnsi" w:hAnsiTheme="majorHAnsi" w:cstheme="majorHAnsi"/>
+          <w:sz w:val="26"/>
+          <w:szCs w:val="26"/>
+          <w:lang w:val="en-US"/>
+        </w:rPr>
+        <w:t>&lt;Cận Trên&gt;</w:t>
+      </w:r>
+      <w:r>
+        <w:rPr>
+          <w:rFonts w:asciiTheme="majorHAnsi" w:hAnsiTheme="majorHAnsi" w:cstheme="majorHAnsi"/>
+          <w:sz w:val="26"/>
+          <w:szCs w:val="26"/>
+          <w:lang w:val="en-US"/>
+        </w:rPr>
+        <w:t xml:space="preserve">]): </w:t>
+      </w:r>
+      <w:r>
+        <w:rPr>
+          <w:rFonts w:asciiTheme="majorHAnsi" w:hAnsiTheme="majorHAnsi" w:cstheme="majorHAnsi"/>
+          <w:sz w:val="26"/>
+          <w:szCs w:val="26"/>
+          <w:lang w:val="en-US"/>
+        </w:rPr>
+        <w:t xml:space="preserve">đặt </w:t>
+      </w:r>
+      <w:r>
+        <w:rPr>
+          <w:rFonts w:asciiTheme="majorHAnsi" w:hAnsiTheme="majorHAnsi" w:cstheme="majorHAnsi"/>
+          <w:sz w:val="26"/>
+          <w:szCs w:val="26"/>
+          <w:lang w:val="en-US"/>
+        </w:rPr>
+        <w:t>giới hạn trục hoành</w:t>
+      </w:r>
+      <w:r>
+        <w:rPr>
+          <w:rFonts w:asciiTheme="majorHAnsi" w:hAnsiTheme="majorHAnsi" w:cstheme="majorHAnsi"/>
+          <w:sz w:val="26"/>
+          <w:szCs w:val="26"/>
+          <w:lang w:val="en-US"/>
+        </w:rPr>
+        <w:t xml:space="preserve"> của Subplot đang chọn</w:t>
+      </w:r>
+      <w:r>
+        <w:rPr>
+          <w:rFonts w:asciiTheme="majorHAnsi" w:hAnsiTheme="majorHAnsi" w:cstheme="majorHAnsi"/>
+          <w:sz w:val="26"/>
+          <w:szCs w:val="26"/>
+          <w:lang w:val="en-US"/>
+        </w:rPr>
+        <w:t xml:space="preserve"> từ </w:t>
+      </w:r>
+      <w:r>
+        <w:rPr>
+          <w:rFonts w:asciiTheme="majorHAnsi" w:hAnsiTheme="majorHAnsi" w:cstheme="majorHAnsi"/>
+          <w:sz w:val="26"/>
+          <w:szCs w:val="26"/>
+          <w:lang w:val="en-US"/>
+        </w:rPr>
+        <w:t>&lt;Cận Dưới&gt;</w:t>
+      </w:r>
+      <w:r>
+        <w:rPr>
+          <w:rFonts w:asciiTheme="majorHAnsi" w:hAnsiTheme="majorHAnsi" w:cstheme="majorHAnsi"/>
+          <w:sz w:val="26"/>
+          <w:szCs w:val="26"/>
+          <w:lang w:val="en-US"/>
+        </w:rPr>
+        <w:t xml:space="preserve"> đến </w:t>
+      </w:r>
+      <w:r>
+        <w:rPr>
+          <w:rFonts w:asciiTheme="majorHAnsi" w:hAnsiTheme="majorHAnsi" w:cstheme="majorHAnsi"/>
+          <w:sz w:val="26"/>
+          <w:szCs w:val="26"/>
+          <w:lang w:val="en-US"/>
+        </w:rPr>
+        <w:t>&lt;Cận Trên&gt;.</w:t>
+      </w:r>
+    </w:p>
+    <w:p>
+      <w:pPr>
+        <w:pStyle w:val="ListParagraph"/>
+        <w:numPr>
+          <w:ilvl w:val="0"/>
+          <w:numId w:val="32"/>
+        </w:numPr>
+        <w:spacing w:beforeLines="120" w:before="288" w:after="0" w:line="360" w:lineRule="auto"/>
+        <w:ind w:left="450" w:hanging="450"/>
+        <w:rPr>
+          <w:rFonts w:asciiTheme="majorHAnsi" w:hAnsiTheme="majorHAnsi" w:cstheme="majorHAnsi"/>
+          <w:sz w:val="26"/>
+          <w:szCs w:val="26"/>
+          <w:lang w:val="en-US"/>
+        </w:rPr>
+      </w:pPr>
+      <w:r>
+        <w:rPr>
+          <w:rFonts w:asciiTheme="majorHAnsi" w:hAnsiTheme="majorHAnsi" w:cstheme="majorHAnsi"/>
+          <w:sz w:val="26"/>
+          <w:szCs w:val="26"/>
+          <w:lang w:val="en-US"/>
+        </w:rPr>
+        <w:t>y</w:t>
+      </w:r>
+      <w:r>
+        <w:rPr>
+          <w:rFonts w:asciiTheme="majorHAnsi" w:hAnsiTheme="majorHAnsi" w:cstheme="majorHAnsi"/>
+          <w:sz w:val="26"/>
+          <w:szCs w:val="26"/>
+          <w:lang w:val="en-US"/>
+        </w:rPr>
+        <w:t>lim([</w:t>
+      </w:r>
+      <w:r>
+        <w:rPr>
+          <w:rFonts w:asciiTheme="majorHAnsi" w:hAnsiTheme="majorHAnsi" w:cstheme="majorHAnsi"/>
+          <w:sz w:val="26"/>
+          <w:szCs w:val="26"/>
+          <w:lang w:val="en-US"/>
+        </w:rPr>
+        <w:t>&lt;Cận Dưới&gt;</w:t>
+      </w:r>
+      <w:r>
+        <w:rPr>
+          <w:rFonts w:asciiTheme="majorHAnsi" w:hAnsiTheme="majorHAnsi" w:cstheme="majorHAnsi"/>
+          <w:sz w:val="26"/>
+          <w:szCs w:val="26"/>
+          <w:lang w:val="en-US"/>
+        </w:rPr>
+        <w:t xml:space="preserve">, </w:t>
+      </w:r>
+      <w:r>
+        <w:rPr>
+          <w:rFonts w:asciiTheme="majorHAnsi" w:hAnsiTheme="majorHAnsi" w:cstheme="majorHAnsi"/>
+          <w:sz w:val="26"/>
+          <w:szCs w:val="26"/>
+          <w:lang w:val="en-US"/>
+        </w:rPr>
+        <w:t>&lt;Cận Trên&gt;</w:t>
+      </w:r>
+      <w:r>
+        <w:rPr>
+          <w:rFonts w:asciiTheme="majorHAnsi" w:hAnsiTheme="majorHAnsi" w:cstheme="majorHAnsi"/>
+          <w:sz w:val="26"/>
+          <w:szCs w:val="26"/>
+          <w:lang w:val="en-US"/>
+        </w:rPr>
+        <w:t xml:space="preserve">]): </w:t>
+      </w:r>
+      <w:r>
+        <w:rPr>
+          <w:rFonts w:asciiTheme="majorHAnsi" w:hAnsiTheme="majorHAnsi" w:cstheme="majorHAnsi"/>
+          <w:sz w:val="26"/>
+          <w:szCs w:val="26"/>
+          <w:lang w:val="en-US"/>
+        </w:rPr>
+        <w:t xml:space="preserve">đặt </w:t>
+      </w:r>
+      <w:r>
+        <w:rPr>
+          <w:rFonts w:asciiTheme="majorHAnsi" w:hAnsiTheme="majorHAnsi" w:cstheme="majorHAnsi"/>
+          <w:sz w:val="26"/>
+          <w:szCs w:val="26"/>
+          <w:lang w:val="en-US"/>
+        </w:rPr>
+        <w:t xml:space="preserve">giới hạn trục </w:t>
+      </w:r>
+      <w:r>
+        <w:rPr>
+          <w:rFonts w:asciiTheme="majorHAnsi" w:hAnsiTheme="majorHAnsi" w:cstheme="majorHAnsi"/>
+          <w:sz w:val="26"/>
+          <w:szCs w:val="26"/>
+          <w:lang w:val="en-US"/>
+        </w:rPr>
+        <w:t>tung của Subplot đang chọn</w:t>
+      </w:r>
+      <w:r>
+        <w:rPr>
+          <w:rFonts w:asciiTheme="majorHAnsi" w:hAnsiTheme="majorHAnsi" w:cstheme="majorHAnsi"/>
+          <w:sz w:val="26"/>
+          <w:szCs w:val="26"/>
+          <w:lang w:val="en-US"/>
+        </w:rPr>
+        <w:t xml:space="preserve"> từ </w:t>
+      </w:r>
+      <w:r>
+        <w:rPr>
+          <w:rFonts w:asciiTheme="majorHAnsi" w:hAnsiTheme="majorHAnsi" w:cstheme="majorHAnsi"/>
+          <w:sz w:val="26"/>
+          <w:szCs w:val="26"/>
+          <w:lang w:val="en-US"/>
+        </w:rPr>
+        <w:t>&lt;Cận Dưới&gt;</w:t>
+      </w:r>
+      <w:r>
+        <w:rPr>
+          <w:rFonts w:asciiTheme="majorHAnsi" w:hAnsiTheme="majorHAnsi" w:cstheme="majorHAnsi"/>
+          <w:sz w:val="26"/>
+          <w:szCs w:val="26"/>
+          <w:lang w:val="en-US"/>
+        </w:rPr>
+        <w:t xml:space="preserve"> đến </w:t>
+      </w:r>
+      <w:r>
+        <w:rPr>
+          <w:rFonts w:asciiTheme="majorHAnsi" w:hAnsiTheme="majorHAnsi" w:cstheme="majorHAnsi"/>
+          <w:sz w:val="26"/>
+          <w:szCs w:val="26"/>
+          <w:lang w:val="en-US"/>
+        </w:rPr>
+        <w:t>&lt;Cận Trên&gt;.</w:t>
+      </w:r>
+    </w:p>
+    <w:p>
+      <w:pPr>
+        <w:pStyle w:val="ListParagraph"/>
+        <w:numPr>
+          <w:ilvl w:val="0"/>
+          <w:numId w:val="32"/>
+        </w:numPr>
+        <w:spacing w:beforeLines="120" w:before="288" w:after="0" w:line="360" w:lineRule="auto"/>
+        <w:ind w:left="450" w:hanging="450"/>
+        <w:rPr>
+          <w:rFonts w:asciiTheme="majorHAnsi" w:hAnsiTheme="majorHAnsi" w:cstheme="majorHAnsi"/>
+          <w:sz w:val="26"/>
+          <w:szCs w:val="26"/>
+          <w:lang w:val="en-US"/>
+        </w:rPr>
+      </w:pPr>
+      <w:r>
+        <w:rPr>
+          <w:rFonts w:asciiTheme="majorHAnsi" w:hAnsiTheme="majorHAnsi" w:cstheme="majorHAnsi"/>
+          <w:sz w:val="26"/>
+          <w:szCs w:val="26"/>
+          <w:lang w:val="en-US"/>
+        </w:rPr>
+        <w:t>h</w:t>
+      </w:r>
+      <w:r>
+        <w:rPr>
+          <w:rFonts w:asciiTheme="majorHAnsi" w:hAnsiTheme="majorHAnsi" w:cstheme="majorHAnsi"/>
+          <w:sz w:val="26"/>
+          <w:szCs w:val="26"/>
+          <w:lang w:val="en-US"/>
+        </w:rPr>
+        <w:t xml:space="preserve">old on: </w:t>
+      </w:r>
+      <w:r>
+        <w:rPr>
+          <w:rFonts w:asciiTheme="majorHAnsi" w:hAnsiTheme="majorHAnsi" w:cstheme="majorHAnsi"/>
+          <w:sz w:val="26"/>
+          <w:szCs w:val="26"/>
+          <w:lang w:val="en-US"/>
+        </w:rPr>
+        <w:t>cho phép đồ thị cũ không bị xóa khi vẽ đồ thị mới lên Subplot đang chọn.</w:t>
+      </w:r>
+    </w:p>
+    <w:p>
+      <w:pPr>
+        <w:pStyle w:val="ListParagraph"/>
+        <w:numPr>
+          <w:ilvl w:val="0"/>
+          <w:numId w:val="32"/>
+        </w:numPr>
+        <w:spacing w:beforeLines="120" w:before="288" w:after="0" w:line="360" w:lineRule="auto"/>
+        <w:ind w:left="450" w:hanging="450"/>
+        <w:rPr>
+          <w:rFonts w:asciiTheme="majorHAnsi" w:hAnsiTheme="majorHAnsi" w:cstheme="majorHAnsi"/>
+          <w:sz w:val="26"/>
+          <w:szCs w:val="26"/>
+          <w:lang w:val="en-US"/>
+        </w:rPr>
+      </w:pPr>
+      <w:r>
+        <w:rPr>
+          <w:rFonts w:asciiTheme="majorHAnsi" w:hAnsiTheme="majorHAnsi" w:cstheme="majorHAnsi"/>
+          <w:sz w:val="26"/>
+          <w:szCs w:val="26"/>
+          <w:lang w:val="en-US"/>
+        </w:rPr>
+        <w:t>grid on: kẻ lưới tọa độ cho Subplot đang chọn.</w:t>
+      </w:r>
+    </w:p>
+    <w:p>
+      <w:pPr>
+        <w:pStyle w:val="ListParagraph"/>
+        <w:numPr>
+          <w:ilvl w:val="0"/>
+          <w:numId w:val="32"/>
+        </w:numPr>
+        <w:spacing w:beforeLines="120" w:before="288" w:after="0" w:line="360" w:lineRule="auto"/>
+        <w:ind w:left="450" w:hanging="450"/>
+        <w:rPr>
+          <w:rFonts w:asciiTheme="majorHAnsi" w:hAnsiTheme="majorHAnsi" w:cstheme="majorHAnsi"/>
+          <w:sz w:val="26"/>
+          <w:szCs w:val="26"/>
+          <w:lang w:val="en-US"/>
+        </w:rPr>
+      </w:pPr>
+      <w:r>
+        <w:rPr>
+          <w:rFonts w:asciiTheme="majorHAnsi" w:hAnsiTheme="majorHAnsi" w:cstheme="majorHAnsi"/>
+          <w:sz w:val="26"/>
+          <w:szCs w:val="26"/>
+          <w:lang w:val="en-US"/>
+        </w:rPr>
+        <w:t>f</w:t>
+      </w:r>
+      <w:r>
+        <w:rPr>
+          <w:rFonts w:asciiTheme="majorHAnsi" w:hAnsiTheme="majorHAnsi" w:cstheme="majorHAnsi"/>
+          <w:sz w:val="26"/>
+          <w:szCs w:val="26"/>
+          <w:lang w:val="en-US"/>
+        </w:rPr>
+        <w:t>plot(</w:t>
+      </w:r>
+      <w:r>
+        <w:rPr>
+          <w:rFonts w:asciiTheme="majorHAnsi" w:hAnsiTheme="majorHAnsi" w:cstheme="majorHAnsi"/>
+          <w:sz w:val="26"/>
+          <w:szCs w:val="26"/>
+          <w:lang w:val="en-US"/>
+        </w:rPr>
+        <w:t>&lt;X&gt;</w:t>
+      </w:r>
+      <w:r>
+        <w:rPr>
+          <w:rFonts w:asciiTheme="majorHAnsi" w:hAnsiTheme="majorHAnsi" w:cstheme="majorHAnsi"/>
+          <w:sz w:val="26"/>
+          <w:szCs w:val="26"/>
+          <w:lang w:val="en-US"/>
+        </w:rPr>
+        <w:t xml:space="preserve">, </w:t>
+      </w:r>
+      <w:r>
+        <w:rPr>
+          <w:rFonts w:asciiTheme="majorHAnsi" w:hAnsiTheme="majorHAnsi" w:cstheme="majorHAnsi"/>
+          <w:sz w:val="26"/>
+          <w:szCs w:val="26"/>
+          <w:lang w:val="en-US"/>
+        </w:rPr>
+        <w:t>&lt;Y&gt;</w:t>
+      </w:r>
+      <w:r>
+        <w:rPr>
+          <w:rFonts w:asciiTheme="majorHAnsi" w:hAnsiTheme="majorHAnsi" w:cstheme="majorHAnsi"/>
+          <w:sz w:val="26"/>
+          <w:szCs w:val="26"/>
+          <w:lang w:val="en-US"/>
+        </w:rPr>
+        <w:t>, [</w:t>
+      </w:r>
+      <w:r>
+        <w:rPr>
+          <w:rFonts w:asciiTheme="majorHAnsi" w:hAnsiTheme="majorHAnsi" w:cstheme="majorHAnsi"/>
+          <w:sz w:val="26"/>
+          <w:szCs w:val="26"/>
+          <w:lang w:val="en-US"/>
+        </w:rPr>
+        <w:t>&lt;Start&gt;</w:t>
+      </w:r>
+      <w:r>
+        <w:rPr>
+          <w:rFonts w:asciiTheme="majorHAnsi" w:hAnsiTheme="majorHAnsi" w:cstheme="majorHAnsi"/>
+          <w:sz w:val="26"/>
+          <w:szCs w:val="26"/>
+          <w:lang w:val="en-US"/>
+        </w:rPr>
+        <w:t xml:space="preserve"> </w:t>
+      </w:r>
+      <w:r>
+        <w:rPr>
+          <w:rFonts w:asciiTheme="majorHAnsi" w:hAnsiTheme="majorHAnsi" w:cstheme="majorHAnsi"/>
+          <w:sz w:val="26"/>
+          <w:szCs w:val="26"/>
+          <w:lang w:val="en-US"/>
+        </w:rPr>
+        <w:t>&lt;End&gt;</w:t>
+      </w:r>
+      <w:r>
+        <w:rPr>
+          <w:rFonts w:asciiTheme="majorHAnsi" w:hAnsiTheme="majorHAnsi" w:cstheme="majorHAnsi"/>
+          <w:sz w:val="26"/>
+          <w:szCs w:val="26"/>
+          <w:lang w:val="en-US"/>
+        </w:rPr>
+        <w:t xml:space="preserve">]): vẽ đồ thị </w:t>
+      </w:r>
+      <w:r>
+        <w:rPr>
+          <w:rFonts w:asciiTheme="majorHAnsi" w:hAnsiTheme="majorHAnsi" w:cstheme="majorHAnsi"/>
+          <w:sz w:val="26"/>
+          <w:szCs w:val="26"/>
+          <w:lang w:val="en-US"/>
+        </w:rPr>
+        <w:t xml:space="preserve">lên Subplot đang chọn </w:t>
+      </w:r>
+      <w:r>
+        <w:rPr>
+          <w:rFonts w:asciiTheme="majorHAnsi" w:hAnsiTheme="majorHAnsi" w:cstheme="majorHAnsi"/>
+          <w:sz w:val="26"/>
+          <w:szCs w:val="26"/>
+          <w:lang w:val="en-US"/>
+        </w:rPr>
+        <w:t>dựa theo phương trình tham số</w:t>
+      </w:r>
+      <w:r>
+        <w:rPr>
+          <w:rFonts w:asciiTheme="majorHAnsi" w:hAnsiTheme="majorHAnsi" w:cstheme="majorHAnsi"/>
+          <w:sz w:val="26"/>
+          <w:szCs w:val="26"/>
+          <w:lang w:val="en-US"/>
+        </w:rPr>
+        <w:t xml:space="preserve"> &lt;X&gt; và &lt;Y&gt;</w:t>
+      </w:r>
+      <w:r>
+        <w:rPr>
+          <w:rFonts w:asciiTheme="majorHAnsi" w:hAnsiTheme="majorHAnsi" w:cstheme="majorHAnsi"/>
+          <w:sz w:val="26"/>
+          <w:szCs w:val="26"/>
+          <w:lang w:val="en-US"/>
+        </w:rPr>
+        <w:t xml:space="preserve">, </w:t>
+      </w:r>
+      <w:r>
+        <w:rPr>
+          <w:rFonts w:asciiTheme="majorHAnsi" w:hAnsiTheme="majorHAnsi" w:cstheme="majorHAnsi"/>
+          <w:sz w:val="26"/>
+          <w:szCs w:val="26"/>
+          <w:lang w:val="en-US"/>
+        </w:rPr>
+        <w:t>cả hai</w:t>
+      </w:r>
+      <w:r>
+        <w:rPr>
+          <w:rFonts w:asciiTheme="majorHAnsi" w:hAnsiTheme="majorHAnsi" w:cstheme="majorHAnsi"/>
+          <w:sz w:val="26"/>
+          <w:szCs w:val="26"/>
+          <w:lang w:val="en-US"/>
+        </w:rPr>
+        <w:t xml:space="preserve"> đều là các hàm Symbolic</w:t>
+      </w:r>
+      <w:r>
+        <w:rPr>
+          <w:rFonts w:asciiTheme="majorHAnsi" w:hAnsiTheme="majorHAnsi" w:cstheme="majorHAnsi"/>
+          <w:sz w:val="26"/>
+          <w:szCs w:val="26"/>
+          <w:lang w:val="en-US"/>
+        </w:rPr>
+        <w:t xml:space="preserve"> </w:t>
+      </w:r>
+      <w:r>
+        <w:rPr>
+          <w:rFonts w:asciiTheme="majorHAnsi" w:hAnsiTheme="majorHAnsi" w:cstheme="majorHAnsi"/>
+          <w:sz w:val="26"/>
+          <w:szCs w:val="26"/>
+          <w:lang w:val="en-US"/>
+        </w:rPr>
+        <w:t>theo một biến t nào đó</w:t>
+      </w:r>
+      <w:r>
+        <w:rPr>
+          <w:rFonts w:asciiTheme="majorHAnsi" w:hAnsiTheme="majorHAnsi" w:cstheme="majorHAnsi"/>
+          <w:sz w:val="26"/>
+          <w:szCs w:val="26"/>
+          <w:lang w:val="en-US"/>
+        </w:rPr>
+        <w:t xml:space="preserve">, </w:t>
+      </w:r>
+      <w:r>
+        <w:rPr>
+          <w:rFonts w:asciiTheme="majorHAnsi" w:hAnsiTheme="majorHAnsi" w:cstheme="majorHAnsi"/>
+          <w:sz w:val="26"/>
+          <w:szCs w:val="26"/>
+          <w:lang w:val="en-US"/>
+        </w:rPr>
+        <w:t>&lt;Start&gt; và &lt;End&gt; lần lượt là giá trị đầu và cuối của t</w:t>
+      </w:r>
+      <w:r>
+        <w:rPr>
+          <w:rFonts w:asciiTheme="majorHAnsi" w:hAnsiTheme="majorHAnsi" w:cstheme="majorHAnsi"/>
+          <w:sz w:val="26"/>
+          <w:szCs w:val="26"/>
+          <w:lang w:val="en-US"/>
+        </w:rPr>
+        <w:t>.</w:t>
+      </w:r>
+    </w:p>
+    <w:p>
+      <w:pPr>
+        <w:pStyle w:val="ListParagraph"/>
+        <w:numPr>
+          <w:ilvl w:val="0"/>
+          <w:numId w:val="47"/>
+        </w:numPr>
+        <w:spacing w:beforeLines="120" w:before="288" w:after="0" w:line="360" w:lineRule="auto"/>
+        <w:ind w:left="547" w:hanging="547"/>
+        <w:outlineLvl w:val="2"/>
+        <w:rPr>
+          <w:rFonts w:asciiTheme="majorHAnsi" w:hAnsiTheme="majorHAnsi" w:cstheme="majorHAnsi"/>
+          <w:b/>
+          <w:bCs/>
+          <w:sz w:val="26"/>
+          <w:szCs w:val="26"/>
+        </w:rPr>
+      </w:pPr>
+      <w:r>
+        <w:rPr>
+          <w:rFonts w:asciiTheme="majorHAnsi" w:hAnsiTheme="majorHAnsi" w:cstheme="majorHAnsi"/>
+          <w:b/>
+          <w:bCs/>
+          <w:sz w:val="26"/>
+          <w:szCs w:val="26"/>
         </w:rPr>
         <w:t>Các lệnh liên quan đến tính toán</w:t>
       </w:r>
     </w:p>
     <w:p>
       <w:pPr>
-        <w:rPr>
-          <w:lang w:val="en-US"/>
-        </w:rPr>
-      </w:pPr>
-    </w:p>
-    <w:p>
-      <w:pPr>
-        <w:rPr>
-          <w:lang w:val="en-US"/>
-        </w:rPr>
-      </w:pPr>
-      <w:r>
-        <w:rPr>
-          <w:lang w:val="en-US"/>
-        </w:rPr>
-        <w:t>Diff(f(t)): đạo hàm của f(t) theo t</w:t>
-      </w:r>
-    </w:p>
-    <w:p>
-      <w:pPr>
-        <w:rPr>
-          <w:lang w:val="en-US"/>
-        </w:rPr>
-      </w:pPr>
-      <w:r>
-        <w:rPr>
-          <w:lang w:val="en-US"/>
-        </w:rPr>
-        <w:t>Norm(v): chiều dài Vector v</w:t>
-      </w:r>
-    </w:p>
-    <w:p>
-      <w:pPr>
-        <w:rPr>
-          <w:lang w:val="en-US"/>
-        </w:rPr>
-      </w:pPr>
-      <w:r>
-        <w:rPr>
-          <w:lang w:val="en-US"/>
-        </w:rPr>
-        <w:t>Syms t: khai báo biến t là Symbol</w:t>
-      </w:r>
-    </w:p>
-    <w:p>
-      <w:pPr>
-        <w:rPr>
-          <w:lang w:val="en-US"/>
-        </w:rPr>
-      </w:pPr>
-      <w:r>
-        <w:rPr>
-          <w:lang w:val="en-US"/>
-        </w:rPr>
-        <w:t xml:space="preserve">trả về giá trị </w:t>
-      </w:r>
-      <w:r>
-        <w:rPr>
-          <w:lang w:val="en-US"/>
-        </w:rPr>
-        <w:t>của biểu thức</w:t>
-      </w:r>
-    </w:p>
-    <w:p>
-      <w:pPr>
-        <w:rPr>
-          <w:lang w:val="en-US"/>
-        </w:rPr>
-      </w:pPr>
-      <w:r>
-        <w:rPr>
-          <w:lang w:val="en-US"/>
-        </w:rPr>
-        <w:t xml:space="preserve">Double(s): ép kiểu dữ liệu </w:t>
-      </w:r>
-      <w:r>
-        <w:rPr>
-          <w:lang w:val="en-US"/>
-        </w:rPr>
-        <w:t>của s</w:t>
-      </w:r>
-      <w:r>
-        <w:rPr>
-          <w:lang w:val="en-US"/>
-        </w:rPr>
-        <w:t xml:space="preserve"> thành kiểu double</w:t>
-      </w:r>
-    </w:p>
-    <w:p>
-      <w:pPr>
-        <w:rPr>
-          <w:lang w:val="en-US"/>
-        </w:rPr>
-      </w:pPr>
-      <w:r>
-        <w:rPr>
-          <w:lang w:val="en-US"/>
-        </w:rPr>
-        <w:t>String(v): ép kiểu dữ liệu của v thành kiểu String</w:t>
-      </w:r>
-    </w:p>
-    <w:p>
-      <w:pPr>
-        <w:rPr>
-          <w:lang w:val="en-US"/>
-        </w:rPr>
-      </w:pPr>
-      <w:r>
-        <w:rPr>
-          <w:lang w:val="en-US"/>
-        </w:rPr>
-        <w:t>Sqrt(x): trả về căn bậc hai của x</w:t>
-      </w:r>
-    </w:p>
-    <w:p>
-      <w:pPr>
-        <w:rPr>
-          <w:lang w:val="en-US"/>
-        </w:rPr>
-      </w:pPr>
-      <w:r>
-        <w:rPr>
-          <w:lang w:val="en-US"/>
-        </w:rPr>
-        <w:t>Sym(</w:t>
-      </w:r>
-      <w:r>
-        <w:rPr>
-          <w:lang w:val="en-US"/>
-        </w:rPr>
-        <w:t>x): trả về kiểu Symbol của x</w:t>
-      </w:r>
-    </w:p>
-    <w:p>
-      <w:pPr>
-        <w:rPr>
-          <w:lang w:val="en-US"/>
-        </w:rPr>
-      </w:pPr>
-      <w:r>
-        <w:rPr>
-          <w:lang w:val="en-US"/>
-        </w:rPr>
-        <w:t>Max(a, b): trả về giá trị lớn nhất giữa a và b</w:t>
-      </w:r>
-    </w:p>
-    <w:p>
-      <w:pPr>
-        <w:rPr>
-          <w:lang w:val="en-US"/>
-        </w:rPr>
-      </w:pPr>
-      <w:r>
-        <w:rPr>
-          <w:lang w:val="en-US"/>
-        </w:rPr>
-        <w:t>Subs(s, v): thế biến t trong hàm Symbolic s thành giá trị v</w:t>
-      </w:r>
-    </w:p>
-    <w:p>
-      <w:pPr>
-        <w:rPr>
-          <w:lang w:val="en-US"/>
-        </w:rPr>
-      </w:pPr>
-    </w:p>
-    <w:p>
-      <w:pPr>
-        <w:rPr>
-          <w:lang w:val="en-US"/>
-        </w:rPr>
-      </w:pPr>
-      <w:r>
-        <w:rPr>
-          <w:lang w:val="en-US"/>
-        </w:rPr>
-        <w:t>3.2</w:t>
-      </w:r>
-      <w:r>
-        <w:rPr>
-          <w:lang w:val="en-US"/>
-        </w:rPr>
-        <w:t>. giải toán bằng sơ đồ khối</w:t>
-      </w:r>
-    </w:p>
-    <w:p>
-      <w:pPr>
-        <w:rPr>
-          <w:lang w:val="en-US"/>
-        </w:rPr>
-      </w:pPr>
-      <w:r>
-        <w:rPr>
-          <w:lang w:val="en-US"/>
-        </w:rPr>
-        <w:t>3.3. Ví dụ</w:t>
-      </w:r>
-      <w:r>
-        <w:rPr>
-          <w:lang w:val="en-US"/>
-        </w:rPr>
-        <w:t xml:space="preserve"> (chạy thử chương trình)</w:t>
-      </w:r>
-    </w:p>
-    <w:p>
-      <w:pPr>
-        <w:rPr>
-          <w:lang w:val="en-US"/>
-        </w:rPr>
-      </w:pPr>
-    </w:p>
-    <w:p>
-      <w:pPr>
-        <w:rPr>
-          <w:lang w:val="en-US"/>
-        </w:rPr>
-      </w:pPr>
-    </w:p>
-    <w:p>
-      <w:pPr>
-        <w:pStyle w:val="Default"/>
+        <w:pStyle w:val="ListParagraph"/>
         <w:numPr>
-          <w:ilvl w:val="1"/>
-          <w:numId w:val="33"/>
+          <w:ilvl w:val="0"/>
+          <w:numId w:val="32"/>
         </w:numPr>
-        <w:spacing w:line="360" w:lineRule="auto"/>
-        <w:ind w:left="426"/>
-        <w:jc w:val="both"/>
-        <w:rPr>
-          <w:rFonts w:ascii="Times New Roman" w:hAnsi="Times New Roman" w:cs="Times New Roman"/>
-          <w:i/>
-          <w:color w:val="FF0000"/>
-          <w:sz w:val="26"/>
-          <w:szCs w:val="26"/>
-        </w:rPr>
-      </w:pPr>
-      <w:r>
-        <w:rPr>
-          <w:rFonts w:ascii="Times New Roman" w:hAnsi="Times New Roman" w:cs="Times New Roman"/>
-          <w:i/>
-          <w:color w:val="FF0000"/>
-          <w:sz w:val="26"/>
-          <w:szCs w:val="26"/>
-        </w:rPr>
-        <w:t>Giới thiệu các lệnh Matlab được sử dụng.</w:t>
-      </w:r>
-    </w:p>
-    <w:p>
-      <w:pPr>
-        <w:pStyle w:val="Default"/>
+        <w:spacing w:beforeLines="120" w:before="288" w:after="0" w:line="360" w:lineRule="auto"/>
+        <w:ind w:left="450" w:hanging="450"/>
+        <w:rPr>
+          <w:rFonts w:asciiTheme="majorHAnsi" w:hAnsiTheme="majorHAnsi" w:cstheme="majorHAnsi"/>
+          <w:sz w:val="26"/>
+          <w:szCs w:val="26"/>
+          <w:lang w:val="en-US"/>
+        </w:rPr>
+      </w:pPr>
+      <w:r>
+        <w:rPr>
+          <w:rFonts w:asciiTheme="majorHAnsi" w:hAnsiTheme="majorHAnsi" w:cstheme="majorHAnsi"/>
+          <w:sz w:val="26"/>
+          <w:szCs w:val="26"/>
+          <w:lang w:val="en-US"/>
+        </w:rPr>
+        <w:lastRenderedPageBreak/>
+        <w:t>d</w:t>
+      </w:r>
+      <w:r>
+        <w:rPr>
+          <w:rFonts w:asciiTheme="majorHAnsi" w:hAnsiTheme="majorHAnsi" w:cstheme="majorHAnsi"/>
+          <w:sz w:val="26"/>
+          <w:szCs w:val="26"/>
+          <w:lang w:val="en-US"/>
+        </w:rPr>
+        <w:t>iff(</w:t>
+      </w:r>
+      <w:r>
+        <w:rPr>
+          <w:rFonts w:asciiTheme="majorHAnsi" w:hAnsiTheme="majorHAnsi" w:cstheme="majorHAnsi"/>
+          <w:sz w:val="26"/>
+          <w:szCs w:val="26"/>
+          <w:lang w:val="en-US"/>
+        </w:rPr>
+        <w:t>&lt;F&gt;</w:t>
+      </w:r>
+      <w:r>
+        <w:rPr>
+          <w:rFonts w:asciiTheme="majorHAnsi" w:hAnsiTheme="majorHAnsi" w:cstheme="majorHAnsi"/>
+          <w:sz w:val="26"/>
+          <w:szCs w:val="26"/>
+          <w:lang w:val="en-US"/>
+        </w:rPr>
+        <w:t xml:space="preserve">): </w:t>
+      </w:r>
+      <w:r>
+        <w:rPr>
+          <w:rFonts w:asciiTheme="majorHAnsi" w:hAnsiTheme="majorHAnsi" w:cstheme="majorHAnsi"/>
+          <w:sz w:val="26"/>
+          <w:szCs w:val="26"/>
+          <w:lang w:val="en-US"/>
+        </w:rPr>
+        <w:t>trả về đạo hàm</w:t>
+      </w:r>
+      <w:r>
+        <w:rPr>
+          <w:rFonts w:asciiTheme="majorHAnsi" w:hAnsiTheme="majorHAnsi" w:cstheme="majorHAnsi"/>
+          <w:sz w:val="26"/>
+          <w:szCs w:val="26"/>
+          <w:lang w:val="en-US"/>
+        </w:rPr>
+        <w:t xml:space="preserve"> cấp một</w:t>
+      </w:r>
+      <w:r>
+        <w:rPr>
+          <w:rFonts w:asciiTheme="majorHAnsi" w:hAnsiTheme="majorHAnsi" w:cstheme="majorHAnsi"/>
+          <w:sz w:val="26"/>
+          <w:szCs w:val="26"/>
+          <w:lang w:val="en-US"/>
+        </w:rPr>
+        <w:t xml:space="preserve"> của &lt;F&gt;, &lt;F&gt; là hàm Symbolic một biến.</w:t>
+      </w:r>
+    </w:p>
+    <w:p>
+      <w:pPr>
+        <w:pStyle w:val="ListParagraph"/>
         <w:numPr>
-          <w:ilvl w:val="1"/>
-          <w:numId w:val="33"/>
+          <w:ilvl w:val="0"/>
+          <w:numId w:val="32"/>
         </w:numPr>
-        <w:spacing w:line="360" w:lineRule="auto"/>
-        <w:ind w:left="426"/>
-        <w:jc w:val="both"/>
-        <w:rPr>
-          <w:rFonts w:ascii="Times New Roman" w:hAnsi="Times New Roman" w:cs="Times New Roman"/>
-          <w:i/>
-          <w:color w:val="FF0000"/>
-          <w:sz w:val="26"/>
-          <w:szCs w:val="26"/>
-        </w:rPr>
-      </w:pPr>
-      <w:r>
-        <w:rPr>
-          <w:rFonts w:ascii="Times New Roman" w:hAnsi="Times New Roman" w:cs="Times New Roman"/>
-          <w:i/>
-          <w:color w:val="FF0000"/>
-          <w:sz w:val="26"/>
-          <w:szCs w:val="26"/>
-        </w:rPr>
-        <w:t>Giải bài toán bằng sơ đồ khối</w:t>
-      </w:r>
-      <w:r>
-        <w:rPr>
-          <w:rFonts w:ascii="Times New Roman" w:hAnsi="Times New Roman" w:cs="Times New Roman"/>
-          <w:i/>
-          <w:color w:val="FF0000"/>
-          <w:sz w:val="26"/>
-          <w:szCs w:val="26"/>
-        </w:rPr>
-        <w:t xml:space="preserve"> (Nế</w:t>
-      </w:r>
-      <w:r>
-        <w:rPr>
-          <w:rFonts w:ascii="Times New Roman" w:hAnsi="Times New Roman" w:cs="Times New Roman"/>
-          <w:i/>
-          <w:color w:val="FF0000"/>
-          <w:sz w:val="26"/>
-          <w:szCs w:val="26"/>
-        </w:rPr>
-        <w:t>u các bạn không vẽ được sơ đồ khối thì cũng phải viết hướng giải quyết vấn đề). Các bạn không cần giải bài toán bằng tay nhé.</w:t>
-      </w:r>
-    </w:p>
-    <w:p>
-      <w:pPr>
-        <w:pStyle w:val="Default"/>
+        <w:spacing w:beforeLines="120" w:before="288" w:after="0" w:line="360" w:lineRule="auto"/>
+        <w:ind w:left="450" w:hanging="450"/>
+        <w:rPr>
+          <w:rFonts w:asciiTheme="majorHAnsi" w:hAnsiTheme="majorHAnsi" w:cstheme="majorHAnsi"/>
+          <w:sz w:val="26"/>
+          <w:szCs w:val="26"/>
+          <w:lang w:val="en-US"/>
+        </w:rPr>
+      </w:pPr>
+      <w:r>
+        <w:rPr>
+          <w:rFonts w:asciiTheme="majorHAnsi" w:hAnsiTheme="majorHAnsi" w:cstheme="majorHAnsi"/>
+          <w:sz w:val="26"/>
+          <w:szCs w:val="26"/>
+          <w:lang w:val="en-US"/>
+        </w:rPr>
+        <w:t>n</w:t>
+      </w:r>
+      <w:r>
+        <w:rPr>
+          <w:rFonts w:asciiTheme="majorHAnsi" w:hAnsiTheme="majorHAnsi" w:cstheme="majorHAnsi"/>
+          <w:sz w:val="26"/>
+          <w:szCs w:val="26"/>
+          <w:lang w:val="en-US"/>
+        </w:rPr>
+        <w:t>orm(</w:t>
+      </w:r>
+      <w:r>
+        <w:rPr>
+          <w:rFonts w:asciiTheme="majorHAnsi" w:hAnsiTheme="majorHAnsi" w:cstheme="majorHAnsi"/>
+          <w:sz w:val="26"/>
+          <w:szCs w:val="26"/>
+          <w:lang w:val="en-US"/>
+        </w:rPr>
+        <w:t>&lt;V&gt;</w:t>
+      </w:r>
+      <w:r>
+        <w:rPr>
+          <w:rFonts w:asciiTheme="majorHAnsi" w:hAnsiTheme="majorHAnsi" w:cstheme="majorHAnsi"/>
+          <w:sz w:val="26"/>
+          <w:szCs w:val="26"/>
+          <w:lang w:val="en-US"/>
+        </w:rPr>
+        <w:t xml:space="preserve">): </w:t>
+      </w:r>
+      <w:r>
+        <w:rPr>
+          <w:rFonts w:asciiTheme="majorHAnsi" w:hAnsiTheme="majorHAnsi" w:cstheme="majorHAnsi"/>
+          <w:sz w:val="26"/>
+          <w:szCs w:val="26"/>
+          <w:lang w:val="en-US"/>
+        </w:rPr>
+        <w:t xml:space="preserve">trả về </w:t>
+      </w:r>
+      <w:r>
+        <w:rPr>
+          <w:rFonts w:asciiTheme="majorHAnsi" w:hAnsiTheme="majorHAnsi" w:cstheme="majorHAnsi"/>
+          <w:sz w:val="26"/>
+          <w:szCs w:val="26"/>
+          <w:lang w:val="en-US"/>
+        </w:rPr>
+        <w:t xml:space="preserve">chiều dài Vector </w:t>
+      </w:r>
+      <w:r>
+        <w:rPr>
+          <w:rFonts w:asciiTheme="majorHAnsi" w:hAnsiTheme="majorHAnsi" w:cstheme="majorHAnsi"/>
+          <w:sz w:val="26"/>
+          <w:szCs w:val="26"/>
+          <w:lang w:val="en-US"/>
+        </w:rPr>
+        <w:t>&lt;V&gt;.</w:t>
+      </w:r>
+    </w:p>
+    <w:p>
+      <w:pPr>
+        <w:pStyle w:val="ListParagraph"/>
         <w:numPr>
-          <w:ilvl w:val="1"/>
-          <w:numId w:val="33"/>
+          <w:ilvl w:val="0"/>
+          <w:numId w:val="32"/>
         </w:numPr>
-        <w:spacing w:line="360" w:lineRule="auto"/>
-        <w:ind w:left="426"/>
-        <w:jc w:val="both"/>
-        <w:rPr>
-          <w:rFonts w:ascii="Times New Roman" w:hAnsi="Times New Roman" w:cs="Times New Roman"/>
-          <w:i/>
-          <w:color w:val="FF0000"/>
-          <w:sz w:val="26"/>
-          <w:szCs w:val="26"/>
-        </w:rPr>
-      </w:pPr>
-      <w:r>
-        <w:rPr>
-          <w:rFonts w:ascii="Times New Roman" w:hAnsi="Times New Roman" w:cs="Times New Roman"/>
-          <w:i/>
-          <w:color w:val="FF0000"/>
+        <w:spacing w:beforeLines="120" w:before="288" w:after="0" w:line="360" w:lineRule="auto"/>
+        <w:ind w:left="450" w:hanging="450"/>
+        <w:rPr>
+          <w:rFonts w:asciiTheme="majorHAnsi" w:hAnsiTheme="majorHAnsi" w:cstheme="majorHAnsi"/>
+          <w:sz w:val="26"/>
+          <w:szCs w:val="26"/>
+          <w:lang w:val="en-US"/>
+        </w:rPr>
+      </w:pPr>
+      <w:r>
+        <w:rPr>
+          <w:rFonts w:asciiTheme="majorHAnsi" w:hAnsiTheme="majorHAnsi" w:cstheme="majorHAnsi"/>
+          <w:sz w:val="26"/>
+          <w:szCs w:val="26"/>
+          <w:lang w:val="en-US"/>
+        </w:rPr>
+        <w:t>sqrt(&lt;X&gt;): trả về căn bậc hai của &lt;X&gt;.</w:t>
+      </w:r>
+    </w:p>
+    <w:p>
+      <w:pPr>
+        <w:pStyle w:val="ListParagraph"/>
+        <w:numPr>
+          <w:ilvl w:val="0"/>
+          <w:numId w:val="32"/>
+        </w:numPr>
+        <w:spacing w:beforeLines="120" w:before="288" w:after="0" w:line="360" w:lineRule="auto"/>
+        <w:ind w:left="450" w:hanging="450"/>
+        <w:rPr>
+          <w:rFonts w:asciiTheme="majorHAnsi" w:hAnsiTheme="majorHAnsi" w:cstheme="majorHAnsi"/>
+          <w:sz w:val="26"/>
+          <w:szCs w:val="26"/>
+          <w:lang w:val="en-US"/>
+        </w:rPr>
+      </w:pPr>
+      <w:r>
+        <w:rPr>
+          <w:rFonts w:asciiTheme="majorHAnsi" w:hAnsiTheme="majorHAnsi" w:cstheme="majorHAnsi"/>
+          <w:sz w:val="26"/>
+          <w:szCs w:val="26"/>
+          <w:lang w:val="en-US"/>
+        </w:rPr>
+        <w:t>max(&lt;A&gt;, &lt;B&gt;): trả về giá trị lớn nhất giữa &lt;A&gt; và &lt;B&gt;.</w:t>
+      </w:r>
+    </w:p>
+    <w:p>
+      <w:pPr>
+        <w:pStyle w:val="ListParagraph"/>
+        <w:numPr>
+          <w:ilvl w:val="0"/>
+          <w:numId w:val="32"/>
+        </w:numPr>
+        <w:spacing w:beforeLines="120" w:before="288" w:after="0" w:line="360" w:lineRule="auto"/>
+        <w:ind w:left="450" w:hanging="450"/>
+        <w:rPr>
+          <w:rFonts w:asciiTheme="majorHAnsi" w:hAnsiTheme="majorHAnsi" w:cstheme="majorHAnsi"/>
+          <w:sz w:val="26"/>
+          <w:szCs w:val="26"/>
+          <w:lang w:val="en-US"/>
+        </w:rPr>
+      </w:pPr>
+      <w:r>
+        <w:rPr>
+          <w:rFonts w:asciiTheme="majorHAnsi" w:hAnsiTheme="majorHAnsi" w:cstheme="majorHAnsi"/>
+          <w:sz w:val="26"/>
+          <w:szCs w:val="26"/>
+          <w:lang w:val="en-US"/>
+        </w:rPr>
+        <w:t>s</w:t>
+      </w:r>
+      <w:r>
+        <w:rPr>
+          <w:rFonts w:asciiTheme="majorHAnsi" w:hAnsiTheme="majorHAnsi" w:cstheme="majorHAnsi"/>
+          <w:sz w:val="26"/>
+          <w:szCs w:val="26"/>
+          <w:lang w:val="en-US"/>
+        </w:rPr>
+        <w:t xml:space="preserve">yms </w:t>
+      </w:r>
+      <w:r>
+        <w:rPr>
+          <w:rFonts w:asciiTheme="majorHAnsi" w:hAnsiTheme="majorHAnsi" w:cstheme="majorHAnsi"/>
+          <w:sz w:val="26"/>
+          <w:szCs w:val="26"/>
+          <w:lang w:val="en-US"/>
+        </w:rPr>
+        <w:t>t</w:t>
+      </w:r>
+      <w:r>
+        <w:rPr>
+          <w:rFonts w:asciiTheme="majorHAnsi" w:hAnsiTheme="majorHAnsi" w:cstheme="majorHAnsi"/>
+          <w:sz w:val="26"/>
+          <w:szCs w:val="26"/>
+          <w:lang w:val="en-US"/>
+        </w:rPr>
+        <w:t xml:space="preserve">: khai báo biến t </w:t>
+      </w:r>
+      <w:r>
+        <w:rPr>
+          <w:rFonts w:asciiTheme="majorHAnsi" w:hAnsiTheme="majorHAnsi" w:cstheme="majorHAnsi"/>
+          <w:sz w:val="26"/>
+          <w:szCs w:val="26"/>
+          <w:lang w:val="en-US"/>
+        </w:rPr>
+        <w:t>có kiểu dữ liệu</w:t>
+      </w:r>
+      <w:r>
+        <w:rPr>
+          <w:rFonts w:asciiTheme="majorHAnsi" w:hAnsiTheme="majorHAnsi" w:cstheme="majorHAnsi"/>
+          <w:sz w:val="26"/>
+          <w:szCs w:val="26"/>
+          <w:lang w:val="en-US"/>
+        </w:rPr>
+        <w:t xml:space="preserve"> Symbol</w:t>
+      </w:r>
+      <w:r>
+        <w:rPr>
+          <w:rFonts w:asciiTheme="majorHAnsi" w:hAnsiTheme="majorHAnsi" w:cstheme="majorHAnsi"/>
+          <w:sz w:val="26"/>
+          <w:szCs w:val="26"/>
+          <w:lang w:val="en-US"/>
+        </w:rPr>
+        <w:t>.</w:t>
+      </w:r>
+    </w:p>
+    <w:p>
+      <w:pPr>
+        <w:pStyle w:val="ListParagraph"/>
+        <w:numPr>
+          <w:ilvl w:val="0"/>
+          <w:numId w:val="32"/>
+        </w:numPr>
+        <w:spacing w:beforeLines="120" w:before="288" w:after="0" w:line="360" w:lineRule="auto"/>
+        <w:ind w:left="450" w:hanging="450"/>
+        <w:rPr>
+          <w:rFonts w:asciiTheme="majorHAnsi" w:hAnsiTheme="majorHAnsi" w:cstheme="majorHAnsi"/>
+          <w:sz w:val="26"/>
+          <w:szCs w:val="26"/>
+          <w:lang w:val="en-US"/>
+        </w:rPr>
+      </w:pPr>
+      <w:r>
+        <w:rPr>
+          <w:rFonts w:asciiTheme="majorHAnsi" w:hAnsiTheme="majorHAnsi" w:cstheme="majorHAnsi"/>
+          <w:sz w:val="26"/>
+          <w:szCs w:val="26"/>
+          <w:lang w:val="en-US"/>
+        </w:rPr>
+        <w:t>s</w:t>
+      </w:r>
+      <w:r>
+        <w:rPr>
+          <w:rFonts w:asciiTheme="majorHAnsi" w:hAnsiTheme="majorHAnsi" w:cstheme="majorHAnsi"/>
+          <w:sz w:val="26"/>
+          <w:szCs w:val="26"/>
+          <w:lang w:val="en-US"/>
+        </w:rPr>
+        <w:t>ubs(&lt;Biểu Thức&gt;</w:t>
+      </w:r>
+      <w:r>
+        <w:rPr>
+          <w:rFonts w:asciiTheme="majorHAnsi" w:hAnsiTheme="majorHAnsi" w:cstheme="majorHAnsi"/>
+          <w:sz w:val="26"/>
+          <w:szCs w:val="26"/>
+          <w:lang w:val="en-US"/>
+        </w:rPr>
+        <w:t>, &lt;Giá Trị Thế&gt;): khi &lt;Biểu Thức&gt; là hàm Symbolic một biến, ví dụ là biến t, thì lệnh này sẽ thế t thành &lt;Giá Trị Thế&gt; vào &lt;Biểu Thức&gt; rồi trả về kết quả.</w:t>
+      </w:r>
+    </w:p>
+    <w:p>
+      <w:pPr>
+        <w:pStyle w:val="ListParagraph"/>
+        <w:numPr>
+          <w:ilvl w:val="0"/>
+          <w:numId w:val="32"/>
+        </w:numPr>
+        <w:spacing w:beforeLines="120" w:before="288" w:after="0" w:line="360" w:lineRule="auto"/>
+        <w:ind w:left="450" w:hanging="450"/>
+        <w:rPr>
+          <w:rFonts w:asciiTheme="majorHAnsi" w:hAnsiTheme="majorHAnsi" w:cstheme="majorHAnsi"/>
+          <w:sz w:val="26"/>
+          <w:szCs w:val="26"/>
+          <w:lang w:val="en-US"/>
+        </w:rPr>
+      </w:pPr>
+      <w:r>
+        <w:rPr>
+          <w:rFonts w:asciiTheme="majorHAnsi" w:hAnsiTheme="majorHAnsi" w:cstheme="majorHAnsi"/>
+          <w:sz w:val="26"/>
+          <w:szCs w:val="26"/>
+          <w:lang w:val="en-US"/>
+        </w:rPr>
+        <w:t>sym(&lt;Giá Trị Kiểu Double Hoặc String&gt;): trả về giá trị kiểu Symbol tương ứng.</w:t>
+      </w:r>
+    </w:p>
+    <w:p>
+      <w:pPr>
+        <w:pStyle w:val="ListParagraph"/>
+        <w:numPr>
+          <w:ilvl w:val="0"/>
+          <w:numId w:val="32"/>
+        </w:numPr>
+        <w:spacing w:beforeLines="120" w:before="288" w:after="0" w:line="360" w:lineRule="auto"/>
+        <w:ind w:left="450" w:hanging="450"/>
+        <w:rPr>
+          <w:rFonts w:asciiTheme="majorHAnsi" w:hAnsiTheme="majorHAnsi" w:cstheme="majorHAnsi"/>
+          <w:sz w:val="26"/>
+          <w:szCs w:val="26"/>
+          <w:lang w:val="en-US"/>
+        </w:rPr>
+      </w:pPr>
+      <w:r>
+        <w:rPr>
+          <w:rFonts w:asciiTheme="majorHAnsi" w:hAnsiTheme="majorHAnsi" w:cstheme="majorHAnsi"/>
+          <w:sz w:val="26"/>
+          <w:szCs w:val="26"/>
+          <w:lang w:val="en-US"/>
+        </w:rPr>
+        <w:t>d</w:t>
+      </w:r>
+      <w:r>
+        <w:rPr>
+          <w:rFonts w:asciiTheme="majorHAnsi" w:hAnsiTheme="majorHAnsi" w:cstheme="majorHAnsi"/>
+          <w:sz w:val="26"/>
+          <w:szCs w:val="26"/>
+          <w:lang w:val="en-US"/>
+        </w:rPr>
+        <w:t>ouble(&lt;</w:t>
+      </w:r>
+      <w:r>
+        <w:rPr>
+          <w:rFonts w:asciiTheme="majorHAnsi" w:hAnsiTheme="majorHAnsi" w:cstheme="majorHAnsi"/>
+          <w:sz w:val="26"/>
+          <w:szCs w:val="26"/>
+          <w:lang w:val="en-US"/>
+        </w:rPr>
+        <w:t xml:space="preserve">Giá Trị Kiểu </w:t>
+      </w:r>
+      <w:r>
+        <w:rPr>
+          <w:rFonts w:asciiTheme="majorHAnsi" w:hAnsiTheme="majorHAnsi" w:cstheme="majorHAnsi"/>
+          <w:sz w:val="26"/>
+          <w:szCs w:val="26"/>
+          <w:lang w:val="en-US"/>
+        </w:rPr>
+        <w:t>String</w:t>
+      </w:r>
+      <w:r>
+        <w:rPr>
+          <w:rFonts w:asciiTheme="majorHAnsi" w:hAnsiTheme="majorHAnsi" w:cstheme="majorHAnsi"/>
+          <w:sz w:val="26"/>
+          <w:szCs w:val="26"/>
+          <w:lang w:val="en-US"/>
+        </w:rPr>
+        <w:t xml:space="preserve"> Hoặc Symbol</w:t>
+      </w:r>
+      <w:r>
+        <w:rPr>
+          <w:rFonts w:asciiTheme="majorHAnsi" w:hAnsiTheme="majorHAnsi" w:cstheme="majorHAnsi"/>
+          <w:sz w:val="26"/>
+          <w:szCs w:val="26"/>
+          <w:lang w:val="en-US"/>
+        </w:rPr>
+        <w:t>&gt;): trả về</w:t>
+      </w:r>
+      <w:r>
+        <w:rPr>
+          <w:rFonts w:asciiTheme="majorHAnsi" w:hAnsiTheme="majorHAnsi" w:cstheme="majorHAnsi"/>
+          <w:sz w:val="26"/>
+          <w:szCs w:val="26"/>
+          <w:lang w:val="en-US"/>
+        </w:rPr>
+        <w:t xml:space="preserve"> giá trị kiểu Double </w:t>
+      </w:r>
+      <w:r>
+        <w:rPr>
+          <w:rFonts w:asciiTheme="majorHAnsi" w:hAnsiTheme="majorHAnsi" w:cstheme="majorHAnsi"/>
+          <w:sz w:val="26"/>
+          <w:szCs w:val="26"/>
+          <w:lang w:val="en-US"/>
+        </w:rPr>
+        <w:t>tương ứng.</w:t>
+      </w:r>
+    </w:p>
+    <w:p>
+      <w:pPr>
+        <w:pStyle w:val="ListParagraph"/>
+        <w:numPr>
+          <w:ilvl w:val="0"/>
+          <w:numId w:val="32"/>
+        </w:numPr>
+        <w:spacing w:beforeLines="120" w:before="288" w:after="0" w:line="360" w:lineRule="auto"/>
+        <w:ind w:left="450" w:hanging="450"/>
+        <w:rPr>
+          <w:rFonts w:asciiTheme="majorHAnsi" w:hAnsiTheme="majorHAnsi" w:cstheme="majorHAnsi"/>
+          <w:sz w:val="26"/>
+          <w:szCs w:val="26"/>
+          <w:lang w:val="en-US"/>
+        </w:rPr>
+      </w:pPr>
+      <w:r>
+        <w:rPr>
+          <w:rFonts w:asciiTheme="majorHAnsi" w:hAnsiTheme="majorHAnsi" w:cstheme="majorHAnsi"/>
+          <w:sz w:val="26"/>
+          <w:szCs w:val="26"/>
+          <w:lang w:val="en-US"/>
+        </w:rPr>
+        <w:t>string(&lt;Giá Trị</w:t>
+      </w:r>
+      <w:r>
+        <w:rPr>
+          <w:rFonts w:asciiTheme="majorHAnsi" w:hAnsiTheme="majorHAnsi" w:cstheme="majorHAnsi"/>
+          <w:sz w:val="26"/>
+          <w:szCs w:val="26"/>
+          <w:lang w:val="en-US"/>
+        </w:rPr>
+        <w:t xml:space="preserve">  Kiểu </w:t>
+      </w:r>
+      <w:r>
+        <w:rPr>
+          <w:rFonts w:asciiTheme="majorHAnsi" w:hAnsiTheme="majorHAnsi" w:cstheme="majorHAnsi"/>
+          <w:sz w:val="26"/>
+          <w:szCs w:val="26"/>
+          <w:lang w:val="en-US"/>
+        </w:rPr>
+        <w:t>Double</w:t>
+      </w:r>
+      <w:r>
+        <w:rPr>
+          <w:rFonts w:asciiTheme="majorHAnsi" w:hAnsiTheme="majorHAnsi" w:cstheme="majorHAnsi"/>
+          <w:sz w:val="26"/>
+          <w:szCs w:val="26"/>
+          <w:lang w:val="en-US"/>
+        </w:rPr>
+        <w:t xml:space="preserve"> Hoặc Symbol</w:t>
+      </w:r>
+      <w:r>
+        <w:rPr>
+          <w:rFonts w:asciiTheme="majorHAnsi" w:hAnsiTheme="majorHAnsi" w:cstheme="majorHAnsi"/>
+          <w:sz w:val="26"/>
+          <w:szCs w:val="26"/>
+          <w:lang w:val="en-US"/>
+        </w:rPr>
+        <w:t xml:space="preserve">&gt;): trả về giá trị kiểu String </w:t>
+      </w:r>
+      <w:r>
+        <w:rPr>
+          <w:rFonts w:asciiTheme="majorHAnsi" w:hAnsiTheme="majorHAnsi" w:cstheme="majorHAnsi"/>
+          <w:sz w:val="26"/>
+          <w:szCs w:val="26"/>
+          <w:lang w:val="en-US"/>
+        </w:rPr>
+        <w:t>tương ứng.</w:t>
+      </w:r>
+      <w:bookmarkStart w:id="23" w:name="_Toc28299758"/>
+      <w:bookmarkEnd w:id="21"/>
+    </w:p>
+    <w:p>
+      <w:pPr>
+        <w:pStyle w:val="ListParagraph"/>
+        <w:numPr>
+          <w:ilvl w:val="0"/>
+          <w:numId w:val="48"/>
+        </w:numPr>
+        <w:spacing w:beforeLines="120" w:before="288" w:after="0" w:line="360" w:lineRule="auto"/>
+        <w:ind w:hanging="720"/>
+        <w:outlineLvl w:val="0"/>
+        <w:rPr>
+          <w:rFonts w:asciiTheme="majorHAnsi" w:hAnsiTheme="majorHAnsi" w:cstheme="majorHAnsi"/>
+          <w:b/>
+          <w:bCs/>
+          <w:sz w:val="26"/>
+          <w:szCs w:val="26"/>
+        </w:rPr>
+      </w:pPr>
+      <w:r>
+        <w:rPr>
+          <w:rFonts w:asciiTheme="majorHAnsi" w:hAnsiTheme="majorHAnsi" w:cstheme="majorHAnsi"/>
+          <w:b/>
+          <w:bCs/>
+          <w:sz w:val="26"/>
+          <w:szCs w:val="26"/>
+        </w:rPr>
+        <w:t xml:space="preserve">Giải bài toán bằng </w:t>
+      </w:r>
+      <w:r>
+        <w:rPr>
+          <w:rFonts w:asciiTheme="majorHAnsi" w:hAnsiTheme="majorHAnsi" w:cstheme="majorHAnsi"/>
+          <w:b/>
+          <w:bCs/>
+          <w:sz w:val="26"/>
+          <w:szCs w:val="26"/>
+        </w:rPr>
+        <w:t>s</w:t>
+      </w:r>
+      <w:r>
+        <w:rPr>
+          <w:rFonts w:asciiTheme="majorHAnsi" w:hAnsiTheme="majorHAnsi" w:cstheme="majorHAnsi"/>
+          <w:b/>
+          <w:bCs/>
+          <w:sz w:val="26"/>
+          <w:szCs w:val="26"/>
+        </w:rPr>
+        <w:t>ơ đồ khối</w:t>
+      </w:r>
+    </w:p>
+    <w:p>
+      <w:pPr>
+        <w:spacing w:beforeLines="120" w:before="288" w:line="360" w:lineRule="auto"/>
+        <w:rPr>
+          <w:rFonts w:asciiTheme="majorHAnsi" w:hAnsiTheme="majorHAnsi" w:cstheme="majorHAnsi"/>
+          <w:b/>
+          <w:bCs/>
+          <w:sz w:val="26"/>
+          <w:szCs w:val="26"/>
+          <w:lang w:val="en-US"/>
+        </w:rPr>
+      </w:pPr>
+    </w:p>
+    <w:p>
+      <w:pPr>
+        <w:pStyle w:val="ListParagraph"/>
+        <w:numPr>
+          <w:ilvl w:val="0"/>
+          <w:numId w:val="49"/>
+        </w:numPr>
+        <w:spacing w:beforeLines="120" w:before="288" w:after="0" w:line="360" w:lineRule="auto"/>
+        <w:ind w:hanging="720"/>
+        <w:outlineLvl w:val="0"/>
+        <w:rPr>
+          <w:rFonts w:asciiTheme="majorHAnsi" w:hAnsiTheme="majorHAnsi" w:cstheme="majorHAnsi"/>
+          <w:b/>
+          <w:bCs/>
+          <w:sz w:val="26"/>
+          <w:szCs w:val="26"/>
+        </w:rPr>
+      </w:pPr>
+      <w:r>
+        <w:rPr>
+          <w:rFonts w:asciiTheme="majorHAnsi" w:hAnsiTheme="majorHAnsi" w:cstheme="majorHAnsi"/>
+          <w:b/>
+          <w:bCs/>
           <w:sz w:val="26"/>
           <w:szCs w:val="26"/>
         </w:rPr>
@@ -4488,113 +5967,51 @@
     </w:p>
     <w:p>
       <w:pPr>
-        <w:pStyle w:val="Default"/>
-        <w:numPr>
-          <w:ilvl w:val="1"/>
-          <w:numId w:val="33"/>
-        </w:numPr>
-        <w:spacing w:line="360" w:lineRule="auto"/>
-        <w:ind w:left="426"/>
-        <w:jc w:val="both"/>
-        <w:rPr>
-          <w:rFonts w:ascii="Times New Roman" w:hAnsi="Times New Roman" w:cs="Times New Roman"/>
-          <w:i/>
-          <w:color w:val="FF0000"/>
-          <w:sz w:val="26"/>
-          <w:szCs w:val="26"/>
-        </w:rPr>
-      </w:pPr>
-      <w:r>
-        <w:rPr>
-          <w:rFonts w:ascii="Times New Roman" w:hAnsi="Times New Roman" w:cs="Times New Roman"/>
-          <w:i/>
-          <w:color w:val="FF0000"/>
-          <w:sz w:val="26"/>
-          <w:szCs w:val="26"/>
-        </w:rPr>
-        <w:t>Lưu ý: Đoạn code, nếu các bạn muốn đưa vào thì đó là phần phụ lục.</w:t>
-      </w:r>
-    </w:p>
-    <w:p>
-      <w:pPr>
-        <w:spacing w:line="360" w:lineRule="auto"/>
-        <w:ind w:firstLine="567"/>
-        <w:jc w:val="both"/>
-        <w:rPr>
-          <w:rFonts w:asciiTheme="majorHAnsi" w:hAnsiTheme="majorHAnsi" w:cstheme="majorHAnsi"/>
-          <w:sz w:val="26"/>
-          <w:szCs w:val="26"/>
-        </w:rPr>
-      </w:pPr>
-    </w:p>
-    <w:p>
-      <w:pPr>
-        <w:spacing w:line="360" w:lineRule="auto"/>
-        <w:ind w:firstLine="567"/>
-        <w:jc w:val="both"/>
-        <w:rPr>
-          <w:rFonts w:asciiTheme="majorHAnsi" w:hAnsiTheme="majorHAnsi" w:cstheme="majorHAnsi"/>
-          <w:sz w:val="26"/>
-          <w:szCs w:val="26"/>
-        </w:rPr>
-      </w:pPr>
-    </w:p>
-    <w:p>
-      <w:pPr>
-        <w:spacing w:line="360" w:lineRule="auto"/>
-        <w:ind w:firstLine="567"/>
-        <w:jc w:val="both"/>
-        <w:rPr>
-          <w:rFonts w:asciiTheme="majorHAnsi" w:hAnsiTheme="majorHAnsi" w:cstheme="majorHAnsi"/>
-          <w:sz w:val="26"/>
-          <w:szCs w:val="26"/>
-        </w:rPr>
-      </w:pPr>
-    </w:p>
-    <w:p>
-      <w:pPr>
-        <w:spacing w:line="360" w:lineRule="auto"/>
-        <w:ind w:firstLine="567"/>
-        <w:jc w:val="both"/>
-        <w:rPr>
-          <w:rFonts w:asciiTheme="majorHAnsi" w:hAnsiTheme="majorHAnsi" w:cstheme="majorHAnsi"/>
-          <w:sz w:val="26"/>
-          <w:szCs w:val="26"/>
-        </w:rPr>
-      </w:pPr>
-    </w:p>
-    <w:p>
-      <w:pPr>
-        <w:spacing w:line="360" w:lineRule="auto"/>
-        <w:ind w:firstLine="567"/>
-        <w:jc w:val="both"/>
-        <w:rPr>
-          <w:rFonts w:asciiTheme="majorHAnsi" w:hAnsiTheme="majorHAnsi" w:cstheme="majorHAnsi"/>
-          <w:sz w:val="26"/>
-          <w:szCs w:val="26"/>
-        </w:rPr>
-      </w:pPr>
+        <w:spacing w:beforeLines="120" w:before="288" w:line="276" w:lineRule="auto"/>
+        <w:rPr>
+          <w:rFonts w:asciiTheme="majorHAnsi" w:hAnsiTheme="majorHAnsi" w:cstheme="majorHAnsi"/>
+          <w:b/>
+          <w:bCs/>
+          <w:sz w:val="26"/>
+          <w:szCs w:val="26"/>
+          <w:lang w:val="en-US"/>
+        </w:rPr>
+      </w:pPr>
+      <w:r>
+        <w:rPr>
+          <w:rFonts w:asciiTheme="majorHAnsi" w:hAnsiTheme="majorHAnsi" w:cstheme="majorHAnsi"/>
+          <w:b/>
+          <w:bCs/>
+          <w:sz w:val="26"/>
+          <w:szCs w:val="26"/>
+          <w:lang w:val="en-US"/>
+        </w:rPr>
+        <w:br w:type="page"/>
+      </w:r>
     </w:p>
     <w:p>
       <w:pPr>
         <w:spacing w:after="200" w:line="276" w:lineRule="auto"/>
         <w:rPr>
-          <w:rFonts w:ascii="Times New Roman" w:hAnsi="Times New Roman" w:cs="Times New Roman"/>
+          <w:rFonts w:asciiTheme="majorHAnsi" w:hAnsiTheme="majorHAnsi" w:cstheme="majorHAnsi"/>
           <w:b/>
-          <w:sz w:val="36"/>
-          <w:szCs w:val="36"/>
-        </w:rPr>
-      </w:pPr>
-      <w:bookmarkStart w:id="22" w:name="_Toc28299758"/>
-      <w:r>
-        <w:rPr>
-          <w:rFonts w:ascii="Times New Roman" w:hAnsi="Times New Roman" w:cs="Times New Roman"/>
-          <w:b/>
-          <w:sz w:val="36"/>
-          <w:szCs w:val="36"/>
-        </w:rPr>
-        <w:br w:type="page"/>
-      </w:r>
+          <w:bCs/>
+          <w:sz w:val="26"/>
+          <w:szCs w:val="26"/>
+          <w:lang w:val="en-US"/>
+        </w:rPr>
+      </w:pPr>
+    </w:p>
+    <w:p>
+      <w:pPr>
+        <w:spacing w:after="200" w:line="276" w:lineRule="auto"/>
+        <w:rPr>
+          <w:rFonts w:asciiTheme="majorHAnsi" w:hAnsiTheme="majorHAnsi" w:cstheme="majorHAnsi"/>
+          <w:sz w:val="26"/>
+          <w:szCs w:val="26"/>
+          <w:lang w:val="en-US"/>
+        </w:rPr>
+      </w:pPr>
     </w:p>
     <w:p>
       <w:pPr>
@@ -4611,7 +6028,7 @@
           <w:lang w:val="en-US"/>
         </w:rPr>
       </w:pPr>
-      <w:bookmarkStart w:id="23" w:name="_Toc85315138"/>
+      <w:bookmarkStart w:id="24" w:name="_Toc85315138"/>
       <w:r>
         <w:rPr>
           <w:rFonts w:ascii="Times New Roman" w:hAnsi="Times New Roman" w:cs="Times New Roman"/>
@@ -4619,10 +6036,9 @@
           <w:sz w:val="36"/>
           <w:szCs w:val="36"/>
         </w:rPr>
-        <w:lastRenderedPageBreak/>
         <w:t>CHƯƠNG 4. K</w:t>
       </w:r>
-      <w:bookmarkEnd w:id="22"/>
+      <w:bookmarkEnd w:id="23"/>
       <w:r>
         <w:rPr>
           <w:rFonts w:ascii="Times New Roman" w:hAnsi="Times New Roman" w:cs="Times New Roman"/>
@@ -4653,7 +6069,7 @@
         </w:rPr>
         <w:t>LUẬN</w:t>
       </w:r>
-      <w:bookmarkEnd w:id="23"/>
+      <w:bookmarkEnd w:id="24"/>
     </w:p>
     <w:p>
       <w:pPr>
@@ -4669,7 +6085,7 @@
           <w:lang w:val="en-US"/>
         </w:rPr>
       </w:pPr>
-      <w:bookmarkStart w:id="24" w:name="_Toc85315139"/>
+      <w:bookmarkStart w:id="25" w:name="_Toc85315139"/>
       <w:r>
         <w:rPr>
           <w:rFonts w:asciiTheme="majorHAnsi" w:hAnsiTheme="majorHAnsi" w:cstheme="majorHAnsi"/>
@@ -4680,7 +6096,7 @@
         </w:rPr>
         <w:t>4.1. Kết quả</w:t>
       </w:r>
-      <w:bookmarkEnd w:id="24"/>
+      <w:bookmarkEnd w:id="25"/>
     </w:p>
     <w:p>
       <w:pPr>
@@ -5048,7 +6464,7 @@
           <w:lang w:val="en-US"/>
         </w:rPr>
       </w:pPr>
-      <w:bookmarkStart w:id="25" w:name="_Toc85315140"/>
+      <w:bookmarkStart w:id="26" w:name="_Toc85315140"/>
       <w:r>
         <w:rPr>
           <w:rFonts w:asciiTheme="majorHAnsi" w:hAnsiTheme="majorHAnsi" w:cstheme="majorHAnsi"/>
@@ -5059,7 +6475,7 @@
         </w:rPr>
         <w:t>4.2. Kết luận</w:t>
       </w:r>
-      <w:bookmarkEnd w:id="25"/>
+      <w:bookmarkEnd w:id="26"/>
     </w:p>
     <w:p>
       <w:pPr>
@@ -5179,7 +6595,20 @@
           <w:szCs w:val="26"/>
           <w:lang w:val="en-US"/>
         </w:rPr>
-        <w:t xml:space="preserve">. Với phương pháp sử dụng phần mềm Matlab có thể giúp thuận tiện và dễ dàng hơn trong việc giải các bài toán tương tự mà không thể giải được bằng tay. </w:t>
+        <w:t xml:space="preserve">. Với phương pháp sử dụng phần mềm Matlab có thể </w:t>
+      </w:r>
+      <w:r>
+        <w:rPr>
+          <w:rFonts w:asciiTheme="majorHAnsi" w:hAnsiTheme="majorHAnsi" w:cstheme="majorHAnsi"/>
+          <w:i/>
+          <w:iCs/>
+          <w:color w:val="FF0000"/>
+          <w:sz w:val="26"/>
+          <w:szCs w:val="26"/>
+          <w:lang w:val="en-US"/>
+        </w:rPr>
+        <w:lastRenderedPageBreak/>
+        <w:t xml:space="preserve">giúp thuận tiện và dễ dàng hơn trong việc giải các bài toán tương tự mà không thể giải được bằng tay. </w:t>
       </w:r>
     </w:p>
     <w:p>
@@ -5210,8 +6639,8 @@
           <w:szCs w:val="36"/>
         </w:rPr>
       </w:pPr>
-      <w:bookmarkStart w:id="26" w:name="_Toc28299764"/>
-      <w:bookmarkStart w:id="27" w:name="_Toc85315141"/>
+      <w:bookmarkStart w:id="27" w:name="_Toc28299764"/>
+      <w:bookmarkStart w:id="28" w:name="_Toc85315141"/>
       <w:r>
         <w:rPr>
           <w:rFonts w:ascii="Times New Roman" w:hAnsi="Times New Roman" w:cs="Times New Roman"/>
@@ -5219,12 +6648,11 @@
           <w:sz w:val="36"/>
           <w:szCs w:val="36"/>
         </w:rPr>
-        <w:lastRenderedPageBreak/>
         <w:t>TÀI LIỆU THAM KHẢO</w:t>
       </w:r>
-      <w:bookmarkEnd w:id="21"/>
-      <w:bookmarkEnd w:id="26"/>
+      <w:bookmarkEnd w:id="22"/>
       <w:bookmarkEnd w:id="27"/>
+      <w:bookmarkEnd w:id="28"/>
     </w:p>
     <w:p>
       <w:pPr>
@@ -5479,7 +6907,7 @@
           <w:szCs w:val="36"/>
         </w:rPr>
       </w:pPr>
-      <w:bookmarkStart w:id="28" w:name="_Toc85315142"/>
+      <w:bookmarkStart w:id="29" w:name="_Toc85315142"/>
       <w:r>
         <w:rPr>
           <w:rFonts w:ascii="Times New Roman" w:hAnsi="Times New Roman" w:cs="Times New Roman"/>
@@ -5500,7 +6928,7 @@
         </w:rPr>
         <w:t>(nếu có)</w:t>
       </w:r>
-      <w:bookmarkEnd w:id="28"/>
+      <w:bookmarkEnd w:id="29"/>
     </w:p>
     <w:p>
       <w:pPr>
@@ -5783,6 +7211,97 @@
 <file path=word/numbering.xml><?xml version="1.0" encoding="utf-8"?>
 <w:numbering xmlns:wpc="http://schemas.microsoft.com/office/word/2010/wordprocessingCanvas" xmlns:cx="http://schemas.microsoft.com/office/drawing/2014/chartex" xmlns:cx1="http://schemas.microsoft.com/office/drawing/2015/9/8/chartex" xmlns:cx2="http://schemas.microsoft.com/office/drawing/2015/10/21/chartex" xmlns:cx3="http://schemas.microsoft.com/office/drawing/2016/5/9/chartex" xmlns:cx4="http://schemas.microsoft.com/office/drawing/2016/5/10/chartex" xmlns:cx5="http://schemas.microsoft.com/office/drawing/2016/5/11/chartex" xmlns:cx6="http://schemas.microsoft.com/office/drawing/2016/5/12/chartex" xmlns:cx7="http://schemas.microsoft.com/office/drawing/2016/5/13/chartex" xmlns:cx8="http://schemas.microsoft.com/office/drawing/2016/5/14/chartex" xmlns:mc="http://schemas.openxmlformats.org/markup-compatibility/2006" xmlns:aink="http://schemas.microsoft.com/office/drawing/2016/ink" xmlns:am3d="http://schemas.microsoft.com/office/drawing/2017/model3d" xmlns:o="urn:schemas-microsoft-com:office:office" xmlns:oel="http://schemas.microsoft.com/office/2019/extlst" xmlns:r="http://schemas.openxmlformats.org/officeDocument/2006/relationships" xmlns:m="http://schemas.openxmlformats.org/officeDocument/2006/math" xmlns:v="urn:schemas-microsoft-com:vml" xmlns:wp14="http://schemas.microsoft.com/office/word/2010/wordprocessingDrawing" xmlns:wp="http://schemas.openxmlformats.org/drawingml/2006/wordprocessingDrawing" xmlns:w10="urn:schemas-microsoft-com:office:word" xmlns:w="http://schemas.openxmlformats.org/wordprocessingml/2006/main" xmlns:w14="http://schemas.microsoft.com/office/word/2010/wordml" xmlns:w15="http://schemas.microsoft.com/office/word/2012/wordml" xmlns:w16cex="http://schemas.microsoft.com/office/word/2018/wordml/cex" xmlns:w16cid="http://schemas.microsoft.com/office/word/2016/wordml/cid" xmlns:w16="http://schemas.microsoft.com/office/word/2018/wordml" xmlns:w16sdtdh="http://schemas.microsoft.com/office/word/2020/wordml/sdtdatahash" xmlns:w16se="http://schemas.microsoft.com/office/word/2015/wordml/symex" xmlns:wpg="http://schemas.microsoft.com/office/word/2010/wordprocessingGroup" xmlns:wpi="http://schemas.microsoft.com/office/word/2010/wordprocessingInk" xmlns:wne="http://schemas.microsoft.com/office/word/2006/wordml" xmlns:wps="http://schemas.microsoft.com/office/word/2010/wordprocessingShape" mc:Ignorable="w14 w15 w16se w16cid w16 w16cex w16sdtdh wp14">
   <w:abstractNum w:abstractNumId="0" w15:restartNumberingAfterBreak="0">
+    <w:nsid w:val="00277E6E"/>
+    <w:multiLevelType w:val="hybridMultilevel"/>
+    <w:tmpl w:val="83222672"/>
+    <w:lvl w:ilvl="0" w:tplc="C3587E48">
+      <w:start w:val="3"/>
+      <w:numFmt w:val="decimal"/>
+      <w:lvlText w:val="%1.1.3."/>
+      <w:lvlJc w:val="left"/>
+      <w:pPr>
+        <w:ind w:left="720" w:hanging="360"/>
+      </w:pPr>
+      <w:rPr>
+        <w:rFonts w:hint="default"/>
+        <w:b/>
+        <w:bCs/>
+      </w:rPr>
+    </w:lvl>
+    <w:lvl w:ilvl="1" w:tplc="04090019" w:tentative="1">
+      <w:start w:val="1"/>
+      <w:numFmt w:val="lowerLetter"/>
+      <w:lvlText w:val="%2."/>
+      <w:lvlJc w:val="left"/>
+      <w:pPr>
+        <w:ind w:left="1440" w:hanging="360"/>
+      </w:pPr>
+    </w:lvl>
+    <w:lvl w:ilvl="2" w:tplc="0409001B" w:tentative="1">
+      <w:start w:val="1"/>
+      <w:numFmt w:val="lowerRoman"/>
+      <w:lvlText w:val="%3."/>
+      <w:lvlJc w:val="right"/>
+      <w:pPr>
+        <w:ind w:left="2160" w:hanging="180"/>
+      </w:pPr>
+    </w:lvl>
+    <w:lvl w:ilvl="3" w:tplc="0409000F" w:tentative="1">
+      <w:start w:val="1"/>
+      <w:numFmt w:val="decimal"/>
+      <w:lvlText w:val="%4."/>
+      <w:lvlJc w:val="left"/>
+      <w:pPr>
+        <w:ind w:left="2880" w:hanging="360"/>
+      </w:pPr>
+    </w:lvl>
+    <w:lvl w:ilvl="4" w:tplc="04090019" w:tentative="1">
+      <w:start w:val="1"/>
+      <w:numFmt w:val="lowerLetter"/>
+      <w:lvlText w:val="%5."/>
+      <w:lvlJc w:val="left"/>
+      <w:pPr>
+        <w:ind w:left="3600" w:hanging="360"/>
+      </w:pPr>
+    </w:lvl>
+    <w:lvl w:ilvl="5" w:tplc="0409001B" w:tentative="1">
+      <w:start w:val="1"/>
+      <w:numFmt w:val="lowerRoman"/>
+      <w:lvlText w:val="%6."/>
+      <w:lvlJc w:val="right"/>
+      <w:pPr>
+        <w:ind w:left="4320" w:hanging="180"/>
+      </w:pPr>
+    </w:lvl>
+    <w:lvl w:ilvl="6" w:tplc="0409000F" w:tentative="1">
+      <w:start w:val="1"/>
+      <w:numFmt w:val="decimal"/>
+      <w:lvlText w:val="%7."/>
+      <w:lvlJc w:val="left"/>
+      <w:pPr>
+        <w:ind w:left="5040" w:hanging="360"/>
+      </w:pPr>
+    </w:lvl>
+    <w:lvl w:ilvl="7" w:tplc="04090019" w:tentative="1">
+      <w:start w:val="1"/>
+      <w:numFmt w:val="lowerLetter"/>
+      <w:lvlText w:val="%8."/>
+      <w:lvlJc w:val="left"/>
+      <w:pPr>
+        <w:ind w:left="5760" w:hanging="360"/>
+      </w:pPr>
+    </w:lvl>
+    <w:lvl w:ilvl="8" w:tplc="0409001B" w:tentative="1">
+      <w:start w:val="1"/>
+      <w:numFmt w:val="lowerRoman"/>
+      <w:lvlText w:val="%9."/>
+      <w:lvlJc w:val="right"/>
+      <w:pPr>
+        <w:ind w:left="6480" w:hanging="180"/>
+      </w:pPr>
+    </w:lvl>
+  </w:abstractNum>
+  <w:abstractNum w:abstractNumId="1" w15:restartNumberingAfterBreak="0">
     <w:nsid w:val="03A3390A"/>
     <w:multiLevelType w:val="hybridMultilevel"/>
     <w:tmpl w:val="FA9CEAA8"/>
@@ -5895,7 +7414,96 @@
       </w:rPr>
     </w:lvl>
   </w:abstractNum>
-  <w:abstractNum w:abstractNumId="1" w15:restartNumberingAfterBreak="0">
+  <w:abstractNum w:abstractNumId="2" w15:restartNumberingAfterBreak="0">
+    <w:nsid w:val="06EB10CB"/>
+    <w:multiLevelType w:val="hybridMultilevel"/>
+    <w:tmpl w:val="FA4C0154"/>
+    <w:lvl w:ilvl="0" w:tplc="2C1C960E">
+      <w:start w:val="3"/>
+      <w:numFmt w:val="decimal"/>
+      <w:lvlText w:val="%1.2."/>
+      <w:lvlJc w:val="left"/>
+      <w:pPr>
+        <w:ind w:left="720" w:hanging="360"/>
+      </w:pPr>
+      <w:rPr>
+        <w:rFonts w:hint="default"/>
+      </w:rPr>
+    </w:lvl>
+    <w:lvl w:ilvl="1" w:tplc="04090019" w:tentative="1">
+      <w:start w:val="1"/>
+      <w:numFmt w:val="lowerLetter"/>
+      <w:lvlText w:val="%2."/>
+      <w:lvlJc w:val="left"/>
+      <w:pPr>
+        <w:ind w:left="1440" w:hanging="360"/>
+      </w:pPr>
+    </w:lvl>
+    <w:lvl w:ilvl="2" w:tplc="0409001B" w:tentative="1">
+      <w:start w:val="1"/>
+      <w:numFmt w:val="lowerRoman"/>
+      <w:lvlText w:val="%3."/>
+      <w:lvlJc w:val="right"/>
+      <w:pPr>
+        <w:ind w:left="2160" w:hanging="180"/>
+      </w:pPr>
+    </w:lvl>
+    <w:lvl w:ilvl="3" w:tplc="0409000F" w:tentative="1">
+      <w:start w:val="1"/>
+      <w:numFmt w:val="decimal"/>
+      <w:lvlText w:val="%4."/>
+      <w:lvlJc w:val="left"/>
+      <w:pPr>
+        <w:ind w:left="2880" w:hanging="360"/>
+      </w:pPr>
+    </w:lvl>
+    <w:lvl w:ilvl="4" w:tplc="04090019" w:tentative="1">
+      <w:start w:val="1"/>
+      <w:numFmt w:val="lowerLetter"/>
+      <w:lvlText w:val="%5."/>
+      <w:lvlJc w:val="left"/>
+      <w:pPr>
+        <w:ind w:left="3600" w:hanging="360"/>
+      </w:pPr>
+    </w:lvl>
+    <w:lvl w:ilvl="5" w:tplc="0409001B" w:tentative="1">
+      <w:start w:val="1"/>
+      <w:numFmt w:val="lowerRoman"/>
+      <w:lvlText w:val="%6."/>
+      <w:lvlJc w:val="right"/>
+      <w:pPr>
+        <w:ind w:left="4320" w:hanging="180"/>
+      </w:pPr>
+    </w:lvl>
+    <w:lvl w:ilvl="6" w:tplc="0409000F" w:tentative="1">
+      <w:start w:val="1"/>
+      <w:numFmt w:val="decimal"/>
+      <w:lvlText w:val="%7."/>
+      <w:lvlJc w:val="left"/>
+      <w:pPr>
+        <w:ind w:left="5040" w:hanging="360"/>
+      </w:pPr>
+    </w:lvl>
+    <w:lvl w:ilvl="7" w:tplc="04090019" w:tentative="1">
+      <w:start w:val="1"/>
+      <w:numFmt w:val="lowerLetter"/>
+      <w:lvlText w:val="%8."/>
+      <w:lvlJc w:val="left"/>
+      <w:pPr>
+        <w:ind w:left="5760" w:hanging="360"/>
+      </w:pPr>
+    </w:lvl>
+    <w:lvl w:ilvl="8" w:tplc="0409001B" w:tentative="1">
+      <w:start w:val="1"/>
+      <w:numFmt w:val="lowerRoman"/>
+      <w:lvlText w:val="%9."/>
+      <w:lvlJc w:val="right"/>
+      <w:pPr>
+        <w:ind w:left="6480" w:hanging="180"/>
+      </w:pPr>
+    </w:lvl>
+  </w:abstractNum>
+  <w:abstractNum w:abstractNumId="3" w15:restartNumberingAfterBreak="0">
     <w:nsid w:val="0980127C"/>
     <w:multiLevelType w:val="hybridMultilevel"/>
     <w:tmpl w:val="C5221B5C"/>
@@ -6008,7 +7616,96 @@
       </w:rPr>
     </w:lvl>
   </w:abstractNum>
-  <w:abstractNum w:abstractNumId="2" w15:restartNumberingAfterBreak="0">
+  <w:abstractNum w:abstractNumId="4" w15:restartNumberingAfterBreak="0">
+    <w:nsid w:val="10AF3C76"/>
+    <w:multiLevelType w:val="hybridMultilevel"/>
+    <w:tmpl w:val="5EE26F38"/>
+    <w:lvl w:ilvl="0" w:tplc="8FBCB246">
+      <w:start w:val="1"/>
+      <w:numFmt w:val="decimal"/>
+      <w:lvlText w:val="3.%1."/>
+      <w:lvlJc w:val="left"/>
+      <w:pPr>
+        <w:ind w:left="720" w:hanging="360"/>
+      </w:pPr>
+      <w:rPr>
+        <w:rFonts w:hint="default"/>
+      </w:rPr>
+    </w:lvl>
+    <w:lvl w:ilvl="1" w:tplc="04090019" w:tentative="1">
+      <w:start w:val="1"/>
+      <w:numFmt w:val="lowerLetter"/>
+      <w:lvlText w:val="%2."/>
+      <w:lvlJc w:val="left"/>
+      <w:pPr>
+        <w:ind w:left="1440" w:hanging="360"/>
+      </w:pPr>
+    </w:lvl>
+    <w:lvl w:ilvl="2" w:tplc="0409001B" w:tentative="1">
+      <w:start w:val="1"/>
+      <w:numFmt w:val="lowerRoman"/>
+      <w:lvlText w:val="%3."/>
+      <w:lvlJc w:val="right"/>
+      <w:pPr>
+        <w:ind w:left="2160" w:hanging="180"/>
+      </w:pPr>
+    </w:lvl>
+    <w:lvl w:ilvl="3" w:tplc="0409000F" w:tentative="1">
+      <w:start w:val="1"/>
+      <w:numFmt w:val="decimal"/>
+      <w:lvlText w:val="%4."/>
+      <w:lvlJc w:val="left"/>
+      <w:pPr>
+        <w:ind w:left="2880" w:hanging="360"/>
+      </w:pPr>
+    </w:lvl>
+    <w:lvl w:ilvl="4" w:tplc="04090019" w:tentative="1">
+      <w:start w:val="1"/>
+      <w:numFmt w:val="lowerLetter"/>
+      <w:lvlText w:val="%5."/>
+      <w:lvlJc w:val="left"/>
+      <w:pPr>
+        <w:ind w:left="3600" w:hanging="360"/>
+      </w:pPr>
+    </w:lvl>
+    <w:lvl w:ilvl="5" w:tplc="0409001B" w:tentative="1">
+      <w:start w:val="1"/>
+      <w:numFmt w:val="lowerRoman"/>
+      <w:lvlText w:val="%6."/>
+      <w:lvlJc w:val="right"/>
+      <w:pPr>
+        <w:ind w:left="4320" w:hanging="180"/>
+      </w:pPr>
+    </w:lvl>
+    <w:lvl w:ilvl="6" w:tplc="0409000F" w:tentative="1">
+      <w:start w:val="1"/>
+      <w:numFmt w:val="decimal"/>
+      <w:lvlText w:val="%7."/>
+      <w:lvlJc w:val="left"/>
+      <w:pPr>
+        <w:ind w:left="5040" w:hanging="360"/>
+      </w:pPr>
+    </w:lvl>
+    <w:lvl w:ilvl="7" w:tplc="04090019" w:tentative="1">
+      <w:start w:val="1"/>
+      <w:numFmt w:val="lowerLetter"/>
+      <w:lvlText w:val="%8."/>
+      <w:lvlJc w:val="left"/>
+      <w:pPr>
+        <w:ind w:left="5760" w:hanging="360"/>
+      </w:pPr>
+    </w:lvl>
+    <w:lvl w:ilvl="8" w:tplc="0409001B" w:tentative="1">
+      <w:start w:val="1"/>
+      <w:numFmt w:val="lowerRoman"/>
+      <w:lvlText w:val="%9."/>
+      <w:lvlJc w:val="right"/>
+      <w:pPr>
+        <w:ind w:left="6480" w:hanging="180"/>
+      </w:pPr>
+    </w:lvl>
+  </w:abstractNum>
+  <w:abstractNum w:abstractNumId="5" w15:restartNumberingAfterBreak="0">
     <w:nsid w:val="134165A7"/>
     <w:multiLevelType w:val="hybridMultilevel"/>
     <w:tmpl w:val="244610CE"/>
@@ -6121,7 +7818,7 @@
       </w:rPr>
     </w:lvl>
   </w:abstractNum>
-  <w:abstractNum w:abstractNumId="3" w15:restartNumberingAfterBreak="0">
+  <w:abstractNum w:abstractNumId="6" w15:restartNumberingAfterBreak="0">
     <w:nsid w:val="14924E91"/>
     <w:multiLevelType w:val="hybridMultilevel"/>
     <w:tmpl w:val="8FAEAED4"/>
@@ -6234,7 +7931,185 @@
       </w:rPr>
     </w:lvl>
   </w:abstractNum>
-  <w:abstractNum w:abstractNumId="4" w15:restartNumberingAfterBreak="0">
+  <w:abstractNum w:abstractNumId="7" w15:restartNumberingAfterBreak="0">
+    <w:nsid w:val="1705402F"/>
+    <w:multiLevelType w:val="hybridMultilevel"/>
+    <w:tmpl w:val="0506F57C"/>
+    <w:lvl w:ilvl="0" w:tplc="2624BDB0">
+      <w:start w:val="3"/>
+      <w:numFmt w:val="decimal"/>
+      <w:lvlText w:val="%1.1."/>
+      <w:lvlJc w:val="left"/>
+      <w:pPr>
+        <w:ind w:left="360" w:hanging="360"/>
+      </w:pPr>
+      <w:rPr>
+        <w:rFonts w:hint="default"/>
+      </w:rPr>
+    </w:lvl>
+    <w:lvl w:ilvl="1" w:tplc="04090019" w:tentative="1">
+      <w:start w:val="1"/>
+      <w:numFmt w:val="lowerLetter"/>
+      <w:lvlText w:val="%2."/>
+      <w:lvlJc w:val="left"/>
+      <w:pPr>
+        <w:ind w:left="1440" w:hanging="360"/>
+      </w:pPr>
+    </w:lvl>
+    <w:lvl w:ilvl="2" w:tplc="0409001B" w:tentative="1">
+      <w:start w:val="1"/>
+      <w:numFmt w:val="lowerRoman"/>
+      <w:lvlText w:val="%3."/>
+      <w:lvlJc w:val="right"/>
+      <w:pPr>
+        <w:ind w:left="2160" w:hanging="180"/>
+      </w:pPr>
+    </w:lvl>
+    <w:lvl w:ilvl="3" w:tplc="0409000F" w:tentative="1">
+      <w:start w:val="1"/>
+      <w:numFmt w:val="decimal"/>
+      <w:lvlText w:val="%4."/>
+      <w:lvlJc w:val="left"/>
+      <w:pPr>
+        <w:ind w:left="2880" w:hanging="360"/>
+      </w:pPr>
+    </w:lvl>
+    <w:lvl w:ilvl="4" w:tplc="04090019" w:tentative="1">
+      <w:start w:val="1"/>
+      <w:numFmt w:val="lowerLetter"/>
+      <w:lvlText w:val="%5."/>
+      <w:lvlJc w:val="left"/>
+      <w:pPr>
+        <w:ind w:left="3600" w:hanging="360"/>
+      </w:pPr>
+    </w:lvl>
+    <w:lvl w:ilvl="5" w:tplc="0409001B" w:tentative="1">
+      <w:start w:val="1"/>
+      <w:numFmt w:val="lowerRoman"/>
+      <w:lvlText w:val="%6."/>
+      <w:lvlJc w:val="right"/>
+      <w:pPr>
+        <w:ind w:left="4320" w:hanging="180"/>
+      </w:pPr>
+    </w:lvl>
+    <w:lvl w:ilvl="6" w:tplc="0409000F" w:tentative="1">
+      <w:start w:val="1"/>
+      <w:numFmt w:val="decimal"/>
+      <w:lvlText w:val="%7."/>
+      <w:lvlJc w:val="left"/>
+      <w:pPr>
+        <w:ind w:left="5040" w:hanging="360"/>
+      </w:pPr>
+    </w:lvl>
+    <w:lvl w:ilvl="7" w:tplc="04090019" w:tentative="1">
+      <w:start w:val="1"/>
+      <w:numFmt w:val="lowerLetter"/>
+      <w:lvlText w:val="%8."/>
+      <w:lvlJc w:val="left"/>
+      <w:pPr>
+        <w:ind w:left="5760" w:hanging="360"/>
+      </w:pPr>
+    </w:lvl>
+    <w:lvl w:ilvl="8" w:tplc="0409001B" w:tentative="1">
+      <w:start w:val="1"/>
+      <w:numFmt w:val="lowerRoman"/>
+      <w:lvlText w:val="%9."/>
+      <w:lvlJc w:val="right"/>
+      <w:pPr>
+        <w:ind w:left="6480" w:hanging="180"/>
+      </w:pPr>
+    </w:lvl>
+  </w:abstractNum>
+  <w:abstractNum w:abstractNumId="8" w15:restartNumberingAfterBreak="0">
+    <w:nsid w:val="1A461369"/>
+    <w:multiLevelType w:val="hybridMultilevel"/>
+    <w:tmpl w:val="BFF6CA46"/>
+    <w:lvl w:ilvl="0" w:tplc="2C3A2186">
+      <w:start w:val="3"/>
+      <w:numFmt w:val="decimal"/>
+      <w:lvlText w:val="%1.3."/>
+      <w:lvlJc w:val="left"/>
+      <w:pPr>
+        <w:ind w:left="720" w:hanging="360"/>
+      </w:pPr>
+      <w:rPr>
+        <w:rFonts w:hint="default"/>
+      </w:rPr>
+    </w:lvl>
+    <w:lvl w:ilvl="1" w:tplc="04090019" w:tentative="1">
+      <w:start w:val="1"/>
+      <w:numFmt w:val="lowerLetter"/>
+      <w:lvlText w:val="%2."/>
+      <w:lvlJc w:val="left"/>
+      <w:pPr>
+        <w:ind w:left="1440" w:hanging="360"/>
+      </w:pPr>
+    </w:lvl>
+    <w:lvl w:ilvl="2" w:tplc="0409001B" w:tentative="1">
+      <w:start w:val="1"/>
+      <w:numFmt w:val="lowerRoman"/>
+      <w:lvlText w:val="%3."/>
+      <w:lvlJc w:val="right"/>
+      <w:pPr>
+        <w:ind w:left="2160" w:hanging="180"/>
+      </w:pPr>
+    </w:lvl>
+    <w:lvl w:ilvl="3" w:tplc="0409000F" w:tentative="1">
+      <w:start w:val="1"/>
+      <w:numFmt w:val="decimal"/>
+      <w:lvlText w:val="%4."/>
+      <w:lvlJc w:val="left"/>
+      <w:pPr>
+        <w:ind w:left="2880" w:hanging="360"/>
+      </w:pPr>
+    </w:lvl>
+    <w:lvl w:ilvl="4" w:tplc="04090019" w:tentative="1">
+      <w:start w:val="1"/>
+      <w:numFmt w:val="lowerLetter"/>
+      <w:lvlText w:val="%5."/>
+      <w:lvlJc w:val="left"/>
+      <w:pPr>
+        <w:ind w:left="3600" w:hanging="360"/>
+      </w:pPr>
+    </w:lvl>
+    <w:lvl w:ilvl="5" w:tplc="0409001B" w:tentative="1">
+      <w:start w:val="1"/>
+      <w:numFmt w:val="lowerRoman"/>
+      <w:lvlText w:val="%6."/>
+      <w:lvlJc w:val="right"/>
+      <w:pPr>
+        <w:ind w:left="4320" w:hanging="180"/>
+      </w:pPr>
+    </w:lvl>
+    <w:lvl w:ilvl="6" w:tplc="0409000F" w:tentative="1">
+      <w:start w:val="1"/>
+      <w:numFmt w:val="decimal"/>
+      <w:lvlText w:val="%7."/>
+      <w:lvlJc w:val="left"/>
+      <w:pPr>
+        <w:ind w:left="5040" w:hanging="360"/>
+      </w:pPr>
+    </w:lvl>
+    <w:lvl w:ilvl="7" w:tplc="04090019" w:tentative="1">
+      <w:start w:val="1"/>
+      <w:numFmt w:val="lowerLetter"/>
+      <w:lvlText w:val="%8."/>
+      <w:lvlJc w:val="left"/>
+      <w:pPr>
+        <w:ind w:left="5760" w:hanging="360"/>
+      </w:pPr>
+    </w:lvl>
+    <w:lvl w:ilvl="8" w:tplc="0409001B" w:tentative="1">
+      <w:start w:val="1"/>
+      <w:numFmt w:val="lowerRoman"/>
+      <w:lvlText w:val="%9."/>
+      <w:lvlJc w:val="right"/>
+      <w:pPr>
+        <w:ind w:left="6480" w:hanging="180"/>
+      </w:pPr>
+    </w:lvl>
+  </w:abstractNum>
+  <w:abstractNum w:abstractNumId="9" w15:restartNumberingAfterBreak="0">
     <w:nsid w:val="1BB81D42"/>
     <w:multiLevelType w:val="hybridMultilevel"/>
     <w:tmpl w:val="17CEBAAC"/>
@@ -6347,7 +8222,7 @@
       </w:rPr>
     </w:lvl>
   </w:abstractNum>
-  <w:abstractNum w:abstractNumId="5" w15:restartNumberingAfterBreak="0">
+  <w:abstractNum w:abstractNumId="10" w15:restartNumberingAfterBreak="0">
     <w:nsid w:val="1E793C2B"/>
     <w:multiLevelType w:val="hybridMultilevel"/>
     <w:tmpl w:val="C0A4FE62"/>
@@ -6436,7 +8311,7 @@
       </w:pPr>
     </w:lvl>
   </w:abstractNum>
-  <w:abstractNum w:abstractNumId="6" w15:restartNumberingAfterBreak="0">
+  <w:abstractNum w:abstractNumId="11" w15:restartNumberingAfterBreak="0">
     <w:nsid w:val="1F220720"/>
     <w:multiLevelType w:val="hybridMultilevel"/>
     <w:tmpl w:val="FE2472E0"/>
@@ -6549,7 +8424,7 @@
       </w:rPr>
     </w:lvl>
   </w:abstractNum>
-  <w:abstractNum w:abstractNumId="7" w15:restartNumberingAfterBreak="0">
+  <w:abstractNum w:abstractNumId="12" w15:restartNumberingAfterBreak="0">
     <w:nsid w:val="203F4004"/>
     <w:multiLevelType w:val="hybridMultilevel"/>
     <w:tmpl w:val="4D90F232"/>
@@ -6662,7 +8537,7 @@
       </w:rPr>
     </w:lvl>
   </w:abstractNum>
-  <w:abstractNum w:abstractNumId="8" w15:restartNumberingAfterBreak="0">
+  <w:abstractNum w:abstractNumId="13" w15:restartNumberingAfterBreak="0">
     <w:nsid w:val="235D50C5"/>
     <w:multiLevelType w:val="hybridMultilevel"/>
     <w:tmpl w:val="92CC3A20"/>
@@ -6775,7 +8650,7 @@
       </w:rPr>
     </w:lvl>
   </w:abstractNum>
-  <w:abstractNum w:abstractNumId="9" w15:restartNumberingAfterBreak="0">
+  <w:abstractNum w:abstractNumId="14" w15:restartNumberingAfterBreak="0">
     <w:nsid w:val="26C17B03"/>
     <w:multiLevelType w:val="hybridMultilevel"/>
     <w:tmpl w:val="090ECC60"/>
@@ -6888,7 +8763,7 @@
       </w:rPr>
     </w:lvl>
   </w:abstractNum>
-  <w:abstractNum w:abstractNumId="10" w15:restartNumberingAfterBreak="0">
+  <w:abstractNum w:abstractNumId="15" w15:restartNumberingAfterBreak="0">
     <w:nsid w:val="27117F21"/>
     <w:multiLevelType w:val="hybridMultilevel"/>
     <w:tmpl w:val="C8DE8794"/>
@@ -7001,7 +8876,7 @@
       </w:rPr>
     </w:lvl>
   </w:abstractNum>
-  <w:abstractNum w:abstractNumId="11" w15:restartNumberingAfterBreak="0">
+  <w:abstractNum w:abstractNumId="16" w15:restartNumberingAfterBreak="0">
     <w:nsid w:val="29416DB7"/>
     <w:multiLevelType w:val="hybridMultilevel"/>
     <w:tmpl w:val="AA5E6AA8"/>
@@ -7090,7 +8965,7 @@
       </w:pPr>
     </w:lvl>
   </w:abstractNum>
-  <w:abstractNum w:abstractNumId="12" w15:restartNumberingAfterBreak="0">
+  <w:abstractNum w:abstractNumId="17" w15:restartNumberingAfterBreak="0">
     <w:nsid w:val="2B051AD9"/>
     <w:multiLevelType w:val="hybridMultilevel"/>
     <w:tmpl w:val="04EC46A0"/>
@@ -7181,7 +9056,7 @@
       </w:pPr>
     </w:lvl>
   </w:abstractNum>
-  <w:abstractNum w:abstractNumId="13" w15:restartNumberingAfterBreak="0">
+  <w:abstractNum w:abstractNumId="18" w15:restartNumberingAfterBreak="0">
     <w:nsid w:val="2CAF7763"/>
     <w:multiLevelType w:val="hybridMultilevel"/>
     <w:tmpl w:val="AA1C9AA6"/>
@@ -7303,7 +9178,96 @@
       </w:rPr>
     </w:lvl>
   </w:abstractNum>
-  <w:abstractNum w:abstractNumId="14" w15:restartNumberingAfterBreak="0">
+  <w:abstractNum w:abstractNumId="19" w15:restartNumberingAfterBreak="0">
+    <w:nsid w:val="2DD8799A"/>
+    <w:multiLevelType w:val="hybridMultilevel"/>
+    <w:tmpl w:val="7D0CA2B0"/>
+    <w:lvl w:ilvl="0" w:tplc="0E2C1BCC">
+      <w:start w:val="3"/>
+      <w:numFmt w:val="decimal"/>
+      <w:lvlText w:val="%1.1.2."/>
+      <w:lvlJc w:val="left"/>
+      <w:pPr>
+        <w:ind w:left="720" w:hanging="360"/>
+      </w:pPr>
+      <w:rPr>
+        <w:rFonts w:hint="default"/>
+      </w:rPr>
+    </w:lvl>
+    <w:lvl w:ilvl="1" w:tplc="FFFFFFFF" w:tentative="1">
+      <w:start w:val="1"/>
+      <w:numFmt w:val="lowerLetter"/>
+      <w:lvlText w:val="%2."/>
+      <w:lvlJc w:val="left"/>
+      <w:pPr>
+        <w:ind w:left="1440" w:hanging="360"/>
+      </w:pPr>
+    </w:lvl>
+    <w:lvl w:ilvl="2" w:tplc="FFFFFFFF" w:tentative="1">
+      <w:start w:val="1"/>
+      <w:numFmt w:val="lowerRoman"/>
+      <w:lvlText w:val="%3."/>
+      <w:lvlJc w:val="right"/>
+      <w:pPr>
+        <w:ind w:left="2160" w:hanging="180"/>
+      </w:pPr>
+    </w:lvl>
+    <w:lvl w:ilvl="3" w:tplc="FFFFFFFF" w:tentative="1">
+      <w:start w:val="1"/>
+      <w:numFmt w:val="decimal"/>
+      <w:lvlText w:val="%4."/>
+      <w:lvlJc w:val="left"/>
+      <w:pPr>
+        <w:ind w:left="2880" w:hanging="360"/>
+      </w:pPr>
+    </w:lvl>
+    <w:lvl w:ilvl="4" w:tplc="FFFFFFFF" w:tentative="1">
+      <w:start w:val="1"/>
+      <w:numFmt w:val="lowerLetter"/>
+      <w:lvlText w:val="%5."/>
+      <w:lvlJc w:val="left"/>
+      <w:pPr>
+        <w:ind w:left="3600" w:hanging="360"/>
+      </w:pPr>
+    </w:lvl>
+    <w:lvl w:ilvl="5" w:tplc="FFFFFFFF" w:tentative="1">
+      <w:start w:val="1"/>
+      <w:numFmt w:val="lowerRoman"/>
+      <w:lvlText w:val="%6."/>
+      <w:lvlJc w:val="right"/>
+      <w:pPr>
+        <w:ind w:left="4320" w:hanging="180"/>
+      </w:pPr>
+    </w:lvl>
+    <w:lvl w:ilvl="6" w:tplc="FFFFFFFF" w:tentative="1">
+      <w:start w:val="1"/>
+      <w:numFmt w:val="decimal"/>
+      <w:lvlText w:val="%7."/>
+      <w:lvlJc w:val="left"/>
+      <w:pPr>
+        <w:ind w:left="5040" w:hanging="360"/>
+      </w:pPr>
+    </w:lvl>
+    <w:lvl w:ilvl="7" w:tplc="FFFFFFFF" w:tentative="1">
+      <w:start w:val="1"/>
+      <w:numFmt w:val="lowerLetter"/>
+      <w:lvlText w:val="%8."/>
+      <w:lvlJc w:val="left"/>
+      <w:pPr>
+        <w:ind w:left="5760" w:hanging="360"/>
+      </w:pPr>
+    </w:lvl>
+    <w:lvl w:ilvl="8" w:tplc="FFFFFFFF" w:tentative="1">
+      <w:start w:val="1"/>
+      <w:numFmt w:val="lowerRoman"/>
+      <w:lvlText w:val="%9."/>
+      <w:lvlJc w:val="right"/>
+      <w:pPr>
+        <w:ind w:left="6480" w:hanging="180"/>
+      </w:pPr>
+    </w:lvl>
+  </w:abstractNum>
+  <w:abstractNum w:abstractNumId="20" w15:restartNumberingAfterBreak="0">
     <w:nsid w:val="324114C1"/>
     <w:multiLevelType w:val="hybridMultilevel"/>
     <w:tmpl w:val="7CBA822E"/>
@@ -7416,7 +9380,7 @@
       </w:rPr>
     </w:lvl>
   </w:abstractNum>
-  <w:abstractNum w:abstractNumId="15" w15:restartNumberingAfterBreak="0">
+  <w:abstractNum w:abstractNumId="21" w15:restartNumberingAfterBreak="0">
     <w:nsid w:val="33806BF8"/>
     <w:multiLevelType w:val="hybridMultilevel"/>
     <w:tmpl w:val="90743CE2"/>
@@ -7529,7 +9493,96 @@
       </w:rPr>
     </w:lvl>
   </w:abstractNum>
-  <w:abstractNum w:abstractNumId="16" w15:restartNumberingAfterBreak="0">
+  <w:abstractNum w:abstractNumId="22" w15:restartNumberingAfterBreak="0">
+    <w:nsid w:val="3386608A"/>
+    <w:multiLevelType w:val="hybridMultilevel"/>
+    <w:tmpl w:val="E2349D84"/>
+    <w:lvl w:ilvl="0" w:tplc="2C3A2186">
+      <w:start w:val="3"/>
+      <w:numFmt w:val="decimal"/>
+      <w:lvlText w:val="%1.3."/>
+      <w:lvlJc w:val="left"/>
+      <w:pPr>
+        <w:ind w:left="720" w:hanging="360"/>
+      </w:pPr>
+      <w:rPr>
+        <w:rFonts w:hint="default"/>
+      </w:rPr>
+    </w:lvl>
+    <w:lvl w:ilvl="1" w:tplc="FFFFFFFF" w:tentative="1">
+      <w:start w:val="1"/>
+      <w:numFmt w:val="lowerLetter"/>
+      <w:lvlText w:val="%2."/>
+      <w:lvlJc w:val="left"/>
+      <w:pPr>
+        <w:ind w:left="1440" w:hanging="360"/>
+      </w:pPr>
+    </w:lvl>
+    <w:lvl w:ilvl="2" w:tplc="FFFFFFFF" w:tentative="1">
+      <w:start w:val="1"/>
+      <w:numFmt w:val="lowerRoman"/>
+      <w:lvlText w:val="%3."/>
+      <w:lvlJc w:val="right"/>
+      <w:pPr>
+        <w:ind w:left="2160" w:hanging="180"/>
+      </w:pPr>
+    </w:lvl>
+    <w:lvl w:ilvl="3" w:tplc="FFFFFFFF" w:tentative="1">
+      <w:start w:val="1"/>
+      <w:numFmt w:val="decimal"/>
+      <w:lvlText w:val="%4."/>
+      <w:lvlJc w:val="left"/>
+      <w:pPr>
+        <w:ind w:left="2880" w:hanging="360"/>
+      </w:pPr>
+    </w:lvl>
+    <w:lvl w:ilvl="4" w:tplc="FFFFFFFF" w:tentative="1">
+      <w:start w:val="1"/>
+      <w:numFmt w:val="lowerLetter"/>
+      <w:lvlText w:val="%5."/>
+      <w:lvlJc w:val="left"/>
+      <w:pPr>
+        <w:ind w:left="3600" w:hanging="360"/>
+      </w:pPr>
+    </w:lvl>
+    <w:lvl w:ilvl="5" w:tplc="FFFFFFFF" w:tentative="1">
+      <w:start w:val="1"/>
+      <w:numFmt w:val="lowerRoman"/>
+      <w:lvlText w:val="%6."/>
+      <w:lvlJc w:val="right"/>
+      <w:pPr>
+        <w:ind w:left="4320" w:hanging="180"/>
+      </w:pPr>
+    </w:lvl>
+    <w:lvl w:ilvl="6" w:tplc="FFFFFFFF" w:tentative="1">
+      <w:start w:val="1"/>
+      <w:numFmt w:val="decimal"/>
+      <w:lvlText w:val="%7."/>
+      <w:lvlJc w:val="left"/>
+      <w:pPr>
+        <w:ind w:left="5040" w:hanging="360"/>
+      </w:pPr>
+    </w:lvl>
+    <w:lvl w:ilvl="7" w:tplc="FFFFFFFF" w:tentative="1">
+      <w:start w:val="1"/>
+      <w:numFmt w:val="lowerLetter"/>
+      <w:lvlText w:val="%8."/>
+      <w:lvlJc w:val="left"/>
+      <w:pPr>
+        <w:ind w:left="5760" w:hanging="360"/>
+      </w:pPr>
+    </w:lvl>
+    <w:lvl w:ilvl="8" w:tplc="FFFFFFFF" w:tentative="1">
+      <w:start w:val="1"/>
+      <w:numFmt w:val="lowerRoman"/>
+      <w:lvlText w:val="%9."/>
+      <w:lvlJc w:val="right"/>
+      <w:pPr>
+        <w:ind w:left="6480" w:hanging="180"/>
+      </w:pPr>
+    </w:lvl>
+  </w:abstractNum>
+  <w:abstractNum w:abstractNumId="23" w15:restartNumberingAfterBreak="0">
     <w:nsid w:val="35A7052A"/>
     <w:multiLevelType w:val="hybridMultilevel"/>
     <w:tmpl w:val="A46EBEEE"/>
@@ -7652,7 +9705,7 @@
       </w:rPr>
     </w:lvl>
   </w:abstractNum>
-  <w:abstractNum w:abstractNumId="17" w15:restartNumberingAfterBreak="0">
+  <w:abstractNum w:abstractNumId="24" w15:restartNumberingAfterBreak="0">
     <w:nsid w:val="3A877D64"/>
     <w:multiLevelType w:val="singleLevel"/>
     <w:tmpl w:val="74FC88DC"/>
@@ -7673,7 +9726,7 @@
       </w:rPr>
     </w:lvl>
   </w:abstractNum>
-  <w:abstractNum w:abstractNumId="18" w15:restartNumberingAfterBreak="0">
+  <w:abstractNum w:abstractNumId="25" w15:restartNumberingAfterBreak="0">
     <w:nsid w:val="3ADB1F87"/>
     <w:multiLevelType w:val="hybridMultilevel"/>
     <w:tmpl w:val="7E3648A8"/>
@@ -7786,7 +9839,7 @@
       </w:rPr>
     </w:lvl>
   </w:abstractNum>
-  <w:abstractNum w:abstractNumId="19" w15:restartNumberingAfterBreak="0">
+  <w:abstractNum w:abstractNumId="26" w15:restartNumberingAfterBreak="0">
     <w:nsid w:val="3AFB715B"/>
     <w:multiLevelType w:val="hybridMultilevel"/>
     <w:tmpl w:val="17486DC6"/>
@@ -7899,7 +9952,7 @@
       </w:rPr>
     </w:lvl>
   </w:abstractNum>
-  <w:abstractNum w:abstractNumId="20" w15:restartNumberingAfterBreak="0">
+  <w:abstractNum w:abstractNumId="27" w15:restartNumberingAfterBreak="0">
     <w:nsid w:val="3B13163E"/>
     <w:multiLevelType w:val="multilevel"/>
     <w:tmpl w:val="8D78A9E2"/>
@@ -8013,7 +10066,7 @@
       </w:rPr>
     </w:lvl>
   </w:abstractNum>
-  <w:abstractNum w:abstractNumId="21" w15:restartNumberingAfterBreak="0">
+  <w:abstractNum w:abstractNumId="28" w15:restartNumberingAfterBreak="0">
     <w:nsid w:val="41E51E89"/>
     <w:multiLevelType w:val="hybridMultilevel"/>
     <w:tmpl w:val="247CEBAE"/>
@@ -8126,7 +10179,7 @@
       </w:rPr>
     </w:lvl>
   </w:abstractNum>
-  <w:abstractNum w:abstractNumId="22" w15:restartNumberingAfterBreak="0">
+  <w:abstractNum w:abstractNumId="29" w15:restartNumberingAfterBreak="0">
     <w:nsid w:val="42711C3D"/>
     <w:multiLevelType w:val="hybridMultilevel"/>
     <w:tmpl w:val="2686498E"/>
@@ -8239,7 +10292,7 @@
       </w:rPr>
     </w:lvl>
   </w:abstractNum>
-  <w:abstractNum w:abstractNumId="23" w15:restartNumberingAfterBreak="0">
+  <w:abstractNum w:abstractNumId="30" w15:restartNumberingAfterBreak="0">
     <w:nsid w:val="45616387"/>
     <w:multiLevelType w:val="hybridMultilevel"/>
     <w:tmpl w:val="F3EC4CF6"/>
@@ -8352,7 +10405,96 @@
       </w:rPr>
     </w:lvl>
   </w:abstractNum>
-  <w:abstractNum w:abstractNumId="24" w15:restartNumberingAfterBreak="0">
+  <w:abstractNum w:abstractNumId="31" w15:restartNumberingAfterBreak="0">
+    <w:nsid w:val="491448E2"/>
+    <w:multiLevelType w:val="hybridMultilevel"/>
+    <w:tmpl w:val="61961112"/>
+    <w:lvl w:ilvl="0" w:tplc="0E2C1BCC">
+      <w:start w:val="3"/>
+      <w:numFmt w:val="decimal"/>
+      <w:lvlText w:val="%1.1.2."/>
+      <w:lvlJc w:val="left"/>
+      <w:pPr>
+        <w:ind w:left="720" w:hanging="360"/>
+      </w:pPr>
+      <w:rPr>
+        <w:rFonts w:hint="default"/>
+      </w:rPr>
+    </w:lvl>
+    <w:lvl w:ilvl="1" w:tplc="04090019" w:tentative="1">
+      <w:start w:val="1"/>
+      <w:numFmt w:val="lowerLetter"/>
+      <w:lvlText w:val="%2."/>
+      <w:lvlJc w:val="left"/>
+      <w:pPr>
+        <w:ind w:left="1440" w:hanging="360"/>
+      </w:pPr>
+    </w:lvl>
+    <w:lvl w:ilvl="2" w:tplc="0409001B" w:tentative="1">
+      <w:start w:val="1"/>
+      <w:numFmt w:val="lowerRoman"/>
+      <w:lvlText w:val="%3."/>
+      <w:lvlJc w:val="right"/>
+      <w:pPr>
+        <w:ind w:left="2160" w:hanging="180"/>
+      </w:pPr>
+    </w:lvl>
+    <w:lvl w:ilvl="3" w:tplc="0409000F" w:tentative="1">
+      <w:start w:val="1"/>
+      <w:numFmt w:val="decimal"/>
+      <w:lvlText w:val="%4."/>
+      <w:lvlJc w:val="left"/>
+      <w:pPr>
+        <w:ind w:left="2880" w:hanging="360"/>
+      </w:pPr>
+    </w:lvl>
+    <w:lvl w:ilvl="4" w:tplc="04090019" w:tentative="1">
+      <w:start w:val="1"/>
+      <w:numFmt w:val="lowerLetter"/>
+      <w:lvlText w:val="%5."/>
+      <w:lvlJc w:val="left"/>
+      <w:pPr>
+        <w:ind w:left="3600" w:hanging="360"/>
+      </w:pPr>
+    </w:lvl>
+    <w:lvl w:ilvl="5" w:tplc="0409001B" w:tentative="1">
+      <w:start w:val="1"/>
+      <w:numFmt w:val="lowerRoman"/>
+      <w:lvlText w:val="%6."/>
+      <w:lvlJc w:val="right"/>
+      <w:pPr>
+        <w:ind w:left="4320" w:hanging="180"/>
+      </w:pPr>
+    </w:lvl>
+    <w:lvl w:ilvl="6" w:tplc="0409000F" w:tentative="1">
+      <w:start w:val="1"/>
+      <w:numFmt w:val="decimal"/>
+      <w:lvlText w:val="%7."/>
+      <w:lvlJc w:val="left"/>
+      <w:pPr>
+        <w:ind w:left="5040" w:hanging="360"/>
+      </w:pPr>
+    </w:lvl>
+    <w:lvl w:ilvl="7" w:tplc="04090019" w:tentative="1">
+      <w:start w:val="1"/>
+      <w:numFmt w:val="lowerLetter"/>
+      <w:lvlText w:val="%8."/>
+      <w:lvlJc w:val="left"/>
+      <w:pPr>
+        <w:ind w:left="5760" w:hanging="360"/>
+      </w:pPr>
+    </w:lvl>
+    <w:lvl w:ilvl="8" w:tplc="0409001B" w:tentative="1">
+      <w:start w:val="1"/>
+      <w:numFmt w:val="lowerRoman"/>
+      <w:lvlText w:val="%9."/>
+      <w:lvlJc w:val="right"/>
+      <w:pPr>
+        <w:ind w:left="6480" w:hanging="180"/>
+      </w:pPr>
+    </w:lvl>
+  </w:abstractNum>
+  <w:abstractNum w:abstractNumId="32" w15:restartNumberingAfterBreak="0">
     <w:nsid w:val="4FAD5B9F"/>
     <w:multiLevelType w:val="hybridMultilevel"/>
     <w:tmpl w:val="4AC6DAA0"/>
@@ -8465,7 +10607,543 @@
       </w:rPr>
     </w:lvl>
   </w:abstractNum>
-  <w:abstractNum w:abstractNumId="25" w15:restartNumberingAfterBreak="0">
+  <w:abstractNum w:abstractNumId="33" w15:restartNumberingAfterBreak="0">
+    <w:nsid w:val="54127874"/>
+    <w:multiLevelType w:val="hybridMultilevel"/>
+    <w:tmpl w:val="9E4072F0"/>
+    <w:lvl w:ilvl="0" w:tplc="899814CE">
+      <w:start w:val="1"/>
+      <w:numFmt w:val="decimal"/>
+      <w:lvlText w:val="%1.1."/>
+      <w:lvlJc w:val="left"/>
+      <w:pPr>
+        <w:ind w:left="720" w:hanging="360"/>
+      </w:pPr>
+      <w:rPr>
+        <w:rFonts w:hint="default"/>
+      </w:rPr>
+    </w:lvl>
+    <w:lvl w:ilvl="1" w:tplc="04090019" w:tentative="1">
+      <w:start w:val="1"/>
+      <w:numFmt w:val="lowerLetter"/>
+      <w:lvlText w:val="%2."/>
+      <w:lvlJc w:val="left"/>
+      <w:pPr>
+        <w:ind w:left="1440" w:hanging="360"/>
+      </w:pPr>
+    </w:lvl>
+    <w:lvl w:ilvl="2" w:tplc="0409001B" w:tentative="1">
+      <w:start w:val="1"/>
+      <w:numFmt w:val="lowerRoman"/>
+      <w:lvlText w:val="%3."/>
+      <w:lvlJc w:val="right"/>
+      <w:pPr>
+        <w:ind w:left="2160" w:hanging="180"/>
+      </w:pPr>
+    </w:lvl>
+    <w:lvl w:ilvl="3" w:tplc="0409000F" w:tentative="1">
+      <w:start w:val="1"/>
+      <w:numFmt w:val="decimal"/>
+      <w:lvlText w:val="%4."/>
+      <w:lvlJc w:val="left"/>
+      <w:pPr>
+        <w:ind w:left="2880" w:hanging="360"/>
+      </w:pPr>
+    </w:lvl>
+    <w:lvl w:ilvl="4" w:tplc="04090019" w:tentative="1">
+      <w:start w:val="1"/>
+      <w:numFmt w:val="lowerLetter"/>
+      <w:lvlText w:val="%5."/>
+      <w:lvlJc w:val="left"/>
+      <w:pPr>
+        <w:ind w:left="3600" w:hanging="360"/>
+      </w:pPr>
+    </w:lvl>
+    <w:lvl w:ilvl="5" w:tplc="0409001B" w:tentative="1">
+      <w:start w:val="1"/>
+      <w:numFmt w:val="lowerRoman"/>
+      <w:lvlText w:val="%6."/>
+      <w:lvlJc w:val="right"/>
+      <w:pPr>
+        <w:ind w:left="4320" w:hanging="180"/>
+      </w:pPr>
+    </w:lvl>
+    <w:lvl w:ilvl="6" w:tplc="0409000F" w:tentative="1">
+      <w:start w:val="1"/>
+      <w:numFmt w:val="decimal"/>
+      <w:lvlText w:val="%7."/>
+      <w:lvlJc w:val="left"/>
+      <w:pPr>
+        <w:ind w:left="5040" w:hanging="360"/>
+      </w:pPr>
+    </w:lvl>
+    <w:lvl w:ilvl="7" w:tplc="04090019" w:tentative="1">
+      <w:start w:val="1"/>
+      <w:numFmt w:val="lowerLetter"/>
+      <w:lvlText w:val="%8."/>
+      <w:lvlJc w:val="left"/>
+      <w:pPr>
+        <w:ind w:left="5760" w:hanging="360"/>
+      </w:pPr>
+    </w:lvl>
+    <w:lvl w:ilvl="8" w:tplc="0409001B" w:tentative="1">
+      <w:start w:val="1"/>
+      <w:numFmt w:val="lowerRoman"/>
+      <w:lvlText w:val="%9."/>
+      <w:lvlJc w:val="right"/>
+      <w:pPr>
+        <w:ind w:left="6480" w:hanging="180"/>
+      </w:pPr>
+    </w:lvl>
+  </w:abstractNum>
+  <w:abstractNum w:abstractNumId="34" w15:restartNumberingAfterBreak="0">
+    <w:nsid w:val="54242ADC"/>
+    <w:multiLevelType w:val="hybridMultilevel"/>
+    <w:tmpl w:val="D9424998"/>
+    <w:lvl w:ilvl="0" w:tplc="2C1C960E">
+      <w:start w:val="3"/>
+      <w:numFmt w:val="decimal"/>
+      <w:lvlText w:val="%1.2."/>
+      <w:lvlJc w:val="left"/>
+      <w:pPr>
+        <w:ind w:left="720" w:hanging="360"/>
+      </w:pPr>
+      <w:rPr>
+        <w:rFonts w:hint="default"/>
+      </w:rPr>
+    </w:lvl>
+    <w:lvl w:ilvl="1" w:tplc="04090019" w:tentative="1">
+      <w:start w:val="1"/>
+      <w:numFmt w:val="lowerLetter"/>
+      <w:lvlText w:val="%2."/>
+      <w:lvlJc w:val="left"/>
+      <w:pPr>
+        <w:ind w:left="1440" w:hanging="360"/>
+      </w:pPr>
+    </w:lvl>
+    <w:lvl w:ilvl="2" w:tplc="0409001B" w:tentative="1">
+      <w:start w:val="1"/>
+      <w:numFmt w:val="lowerRoman"/>
+      <w:lvlText w:val="%3."/>
+      <w:lvlJc w:val="right"/>
+      <w:pPr>
+        <w:ind w:left="2160" w:hanging="180"/>
+      </w:pPr>
+    </w:lvl>
+    <w:lvl w:ilvl="3" w:tplc="0409000F" w:tentative="1">
+      <w:start w:val="1"/>
+      <w:numFmt w:val="decimal"/>
+      <w:lvlText w:val="%4."/>
+      <w:lvlJc w:val="left"/>
+      <w:pPr>
+        <w:ind w:left="2880" w:hanging="360"/>
+      </w:pPr>
+    </w:lvl>
+    <w:lvl w:ilvl="4" w:tplc="04090019" w:tentative="1">
+      <w:start w:val="1"/>
+      <w:numFmt w:val="lowerLetter"/>
+      <w:lvlText w:val="%5."/>
+      <w:lvlJc w:val="left"/>
+      <w:pPr>
+        <w:ind w:left="3600" w:hanging="360"/>
+      </w:pPr>
+    </w:lvl>
+    <w:lvl w:ilvl="5" w:tplc="0409001B" w:tentative="1">
+      <w:start w:val="1"/>
+      <w:numFmt w:val="lowerRoman"/>
+      <w:lvlText w:val="%6."/>
+      <w:lvlJc w:val="right"/>
+      <w:pPr>
+        <w:ind w:left="4320" w:hanging="180"/>
+      </w:pPr>
+    </w:lvl>
+    <w:lvl w:ilvl="6" w:tplc="0409000F" w:tentative="1">
+      <w:start w:val="1"/>
+      <w:numFmt w:val="decimal"/>
+      <w:lvlText w:val="%7."/>
+      <w:lvlJc w:val="left"/>
+      <w:pPr>
+        <w:ind w:left="5040" w:hanging="360"/>
+      </w:pPr>
+    </w:lvl>
+    <w:lvl w:ilvl="7" w:tplc="04090019" w:tentative="1">
+      <w:start w:val="1"/>
+      <w:numFmt w:val="lowerLetter"/>
+      <w:lvlText w:val="%8."/>
+      <w:lvlJc w:val="left"/>
+      <w:pPr>
+        <w:ind w:left="5760" w:hanging="360"/>
+      </w:pPr>
+    </w:lvl>
+    <w:lvl w:ilvl="8" w:tplc="0409001B" w:tentative="1">
+      <w:start w:val="1"/>
+      <w:numFmt w:val="lowerRoman"/>
+      <w:lvlText w:val="%9."/>
+      <w:lvlJc w:val="right"/>
+      <w:pPr>
+        <w:ind w:left="6480" w:hanging="180"/>
+      </w:pPr>
+    </w:lvl>
+  </w:abstractNum>
+  <w:abstractNum w:abstractNumId="35" w15:restartNumberingAfterBreak="0">
+    <w:nsid w:val="56746D8E"/>
+    <w:multiLevelType w:val="hybridMultilevel"/>
+    <w:tmpl w:val="5296B80C"/>
+    <w:lvl w:ilvl="0" w:tplc="F24868FE">
+      <w:start w:val="1"/>
+      <w:numFmt w:val="decimal"/>
+      <w:lvlText w:val="%1.1."/>
+      <w:lvlJc w:val="left"/>
+      <w:pPr>
+        <w:ind w:left="720" w:hanging="360"/>
+      </w:pPr>
+      <w:rPr>
+        <w:rFonts w:hint="default"/>
+      </w:rPr>
+    </w:lvl>
+    <w:lvl w:ilvl="1" w:tplc="04090019" w:tentative="1">
+      <w:start w:val="1"/>
+      <w:numFmt w:val="lowerLetter"/>
+      <w:lvlText w:val="%2."/>
+      <w:lvlJc w:val="left"/>
+      <w:pPr>
+        <w:ind w:left="1440" w:hanging="360"/>
+      </w:pPr>
+    </w:lvl>
+    <w:lvl w:ilvl="2" w:tplc="0409001B" w:tentative="1">
+      <w:start w:val="1"/>
+      <w:numFmt w:val="lowerRoman"/>
+      <w:lvlText w:val="%3."/>
+      <w:lvlJc w:val="right"/>
+      <w:pPr>
+        <w:ind w:left="2160" w:hanging="180"/>
+      </w:pPr>
+    </w:lvl>
+    <w:lvl w:ilvl="3" w:tplc="0409000F" w:tentative="1">
+      <w:start w:val="1"/>
+      <w:numFmt w:val="decimal"/>
+      <w:lvlText w:val="%4."/>
+      <w:lvlJc w:val="left"/>
+      <w:pPr>
+        <w:ind w:left="2880" w:hanging="360"/>
+      </w:pPr>
+    </w:lvl>
+    <w:lvl w:ilvl="4" w:tplc="04090019" w:tentative="1">
+      <w:start w:val="1"/>
+      <w:numFmt w:val="lowerLetter"/>
+      <w:lvlText w:val="%5."/>
+      <w:lvlJc w:val="left"/>
+      <w:pPr>
+        <w:ind w:left="3600" w:hanging="360"/>
+      </w:pPr>
+    </w:lvl>
+    <w:lvl w:ilvl="5" w:tplc="0409001B" w:tentative="1">
+      <w:start w:val="1"/>
+      <w:numFmt w:val="lowerRoman"/>
+      <w:lvlText w:val="%6."/>
+      <w:lvlJc w:val="right"/>
+      <w:pPr>
+        <w:ind w:left="4320" w:hanging="180"/>
+      </w:pPr>
+    </w:lvl>
+    <w:lvl w:ilvl="6" w:tplc="0409000F" w:tentative="1">
+      <w:start w:val="1"/>
+      <w:numFmt w:val="decimal"/>
+      <w:lvlText w:val="%7."/>
+      <w:lvlJc w:val="left"/>
+      <w:pPr>
+        <w:ind w:left="5040" w:hanging="360"/>
+      </w:pPr>
+    </w:lvl>
+    <w:lvl w:ilvl="7" w:tplc="04090019" w:tentative="1">
+      <w:start w:val="1"/>
+      <w:numFmt w:val="lowerLetter"/>
+      <w:lvlText w:val="%8."/>
+      <w:lvlJc w:val="left"/>
+      <w:pPr>
+        <w:ind w:left="5760" w:hanging="360"/>
+      </w:pPr>
+    </w:lvl>
+    <w:lvl w:ilvl="8" w:tplc="0409001B" w:tentative="1">
+      <w:start w:val="1"/>
+      <w:numFmt w:val="lowerRoman"/>
+      <w:lvlText w:val="%9."/>
+      <w:lvlJc w:val="right"/>
+      <w:pPr>
+        <w:ind w:left="6480" w:hanging="180"/>
+      </w:pPr>
+    </w:lvl>
+  </w:abstractNum>
+  <w:abstractNum w:abstractNumId="36" w15:restartNumberingAfterBreak="0">
+    <w:nsid w:val="5A512818"/>
+    <w:multiLevelType w:val="hybridMultilevel"/>
+    <w:tmpl w:val="AF7EF82E"/>
+    <w:lvl w:ilvl="0" w:tplc="F24868FE">
+      <w:start w:val="1"/>
+      <w:numFmt w:val="decimal"/>
+      <w:lvlText w:val="%1.1."/>
+      <w:lvlJc w:val="left"/>
+      <w:pPr>
+        <w:ind w:left="720" w:hanging="360"/>
+      </w:pPr>
+      <w:rPr>
+        <w:rFonts w:hint="default"/>
+      </w:rPr>
+    </w:lvl>
+    <w:lvl w:ilvl="1" w:tplc="04090019" w:tentative="1">
+      <w:start w:val="1"/>
+      <w:numFmt w:val="lowerLetter"/>
+      <w:lvlText w:val="%2."/>
+      <w:lvlJc w:val="left"/>
+      <w:pPr>
+        <w:ind w:left="1440" w:hanging="360"/>
+      </w:pPr>
+    </w:lvl>
+    <w:lvl w:ilvl="2" w:tplc="0409001B" w:tentative="1">
+      <w:start w:val="1"/>
+      <w:numFmt w:val="lowerRoman"/>
+      <w:lvlText w:val="%3."/>
+      <w:lvlJc w:val="right"/>
+      <w:pPr>
+        <w:ind w:left="2160" w:hanging="180"/>
+      </w:pPr>
+    </w:lvl>
+    <w:lvl w:ilvl="3" w:tplc="0409000F" w:tentative="1">
+      <w:start w:val="1"/>
+      <w:numFmt w:val="decimal"/>
+      <w:lvlText w:val="%4."/>
+      <w:lvlJc w:val="left"/>
+      <w:pPr>
+        <w:ind w:left="2880" w:hanging="360"/>
+      </w:pPr>
+    </w:lvl>
+    <w:lvl w:ilvl="4" w:tplc="04090019" w:tentative="1">
+      <w:start w:val="1"/>
+      <w:numFmt w:val="lowerLetter"/>
+      <w:lvlText w:val="%5."/>
+      <w:lvlJc w:val="left"/>
+      <w:pPr>
+        <w:ind w:left="3600" w:hanging="360"/>
+      </w:pPr>
+    </w:lvl>
+    <w:lvl w:ilvl="5" w:tplc="0409001B" w:tentative="1">
+      <w:start w:val="1"/>
+      <w:numFmt w:val="lowerRoman"/>
+      <w:lvlText w:val="%6."/>
+      <w:lvlJc w:val="right"/>
+      <w:pPr>
+        <w:ind w:left="4320" w:hanging="180"/>
+      </w:pPr>
+    </w:lvl>
+    <w:lvl w:ilvl="6" w:tplc="0409000F" w:tentative="1">
+      <w:start w:val="1"/>
+      <w:numFmt w:val="decimal"/>
+      <w:lvlText w:val="%7."/>
+      <w:lvlJc w:val="left"/>
+      <w:pPr>
+        <w:ind w:left="5040" w:hanging="360"/>
+      </w:pPr>
+    </w:lvl>
+    <w:lvl w:ilvl="7" w:tplc="04090019" w:tentative="1">
+      <w:start w:val="1"/>
+      <w:numFmt w:val="lowerLetter"/>
+      <w:lvlText w:val="%8."/>
+      <w:lvlJc w:val="left"/>
+      <w:pPr>
+        <w:ind w:left="5760" w:hanging="360"/>
+      </w:pPr>
+    </w:lvl>
+    <w:lvl w:ilvl="8" w:tplc="0409001B" w:tentative="1">
+      <w:start w:val="1"/>
+      <w:numFmt w:val="lowerRoman"/>
+      <w:lvlText w:val="%9."/>
+      <w:lvlJc w:val="right"/>
+      <w:pPr>
+        <w:ind w:left="6480" w:hanging="180"/>
+      </w:pPr>
+    </w:lvl>
+  </w:abstractNum>
+  <w:abstractNum w:abstractNumId="37" w15:restartNumberingAfterBreak="0">
+    <w:nsid w:val="5B8669FC"/>
+    <w:multiLevelType w:val="hybridMultilevel"/>
+    <w:tmpl w:val="49B617E2"/>
+    <w:lvl w:ilvl="0" w:tplc="C3587E48">
+      <w:start w:val="3"/>
+      <w:numFmt w:val="decimal"/>
+      <w:lvlText w:val="%1.1.3."/>
+      <w:lvlJc w:val="left"/>
+      <w:pPr>
+        <w:ind w:left="720" w:hanging="360"/>
+      </w:pPr>
+      <w:rPr>
+        <w:rFonts w:hint="default"/>
+        <w:b/>
+        <w:bCs/>
+      </w:rPr>
+    </w:lvl>
+    <w:lvl w:ilvl="1" w:tplc="04090019" w:tentative="1">
+      <w:start w:val="1"/>
+      <w:numFmt w:val="lowerLetter"/>
+      <w:lvlText w:val="%2."/>
+      <w:lvlJc w:val="left"/>
+      <w:pPr>
+        <w:ind w:left="1440" w:hanging="360"/>
+      </w:pPr>
+    </w:lvl>
+    <w:lvl w:ilvl="2" w:tplc="0409001B" w:tentative="1">
+      <w:start w:val="1"/>
+      <w:numFmt w:val="lowerRoman"/>
+      <w:lvlText w:val="%3."/>
+      <w:lvlJc w:val="right"/>
+      <w:pPr>
+        <w:ind w:left="2160" w:hanging="180"/>
+      </w:pPr>
+    </w:lvl>
+    <w:lvl w:ilvl="3" w:tplc="0409000F" w:tentative="1">
+      <w:start w:val="1"/>
+      <w:numFmt w:val="decimal"/>
+      <w:lvlText w:val="%4."/>
+      <w:lvlJc w:val="left"/>
+      <w:pPr>
+        <w:ind w:left="2880" w:hanging="360"/>
+      </w:pPr>
+    </w:lvl>
+    <w:lvl w:ilvl="4" w:tplc="04090019" w:tentative="1">
+      <w:start w:val="1"/>
+      <w:numFmt w:val="lowerLetter"/>
+      <w:lvlText w:val="%5."/>
+      <w:lvlJc w:val="left"/>
+      <w:pPr>
+        <w:ind w:left="3600" w:hanging="360"/>
+      </w:pPr>
+    </w:lvl>
+    <w:lvl w:ilvl="5" w:tplc="0409001B" w:tentative="1">
+      <w:start w:val="1"/>
+      <w:numFmt w:val="lowerRoman"/>
+      <w:lvlText w:val="%6."/>
+      <w:lvlJc w:val="right"/>
+      <w:pPr>
+        <w:ind w:left="4320" w:hanging="180"/>
+      </w:pPr>
+    </w:lvl>
+    <w:lvl w:ilvl="6" w:tplc="0409000F" w:tentative="1">
+      <w:start w:val="1"/>
+      <w:numFmt w:val="decimal"/>
+      <w:lvlText w:val="%7."/>
+      <w:lvlJc w:val="left"/>
+      <w:pPr>
+        <w:ind w:left="5040" w:hanging="360"/>
+      </w:pPr>
+    </w:lvl>
+    <w:lvl w:ilvl="7" w:tplc="04090019" w:tentative="1">
+      <w:start w:val="1"/>
+      <w:numFmt w:val="lowerLetter"/>
+      <w:lvlText w:val="%8."/>
+      <w:lvlJc w:val="left"/>
+      <w:pPr>
+        <w:ind w:left="5760" w:hanging="360"/>
+      </w:pPr>
+    </w:lvl>
+    <w:lvl w:ilvl="8" w:tplc="0409001B" w:tentative="1">
+      <w:start w:val="1"/>
+      <w:numFmt w:val="lowerRoman"/>
+      <w:lvlText w:val="%9."/>
+      <w:lvlJc w:val="right"/>
+      <w:pPr>
+        <w:ind w:left="6480" w:hanging="180"/>
+      </w:pPr>
+    </w:lvl>
+  </w:abstractNum>
+  <w:abstractNum w:abstractNumId="38" w15:restartNumberingAfterBreak="0">
+    <w:nsid w:val="60516077"/>
+    <w:multiLevelType w:val="hybridMultilevel"/>
+    <w:tmpl w:val="E470400E"/>
+    <w:lvl w:ilvl="0" w:tplc="B1C687CC">
+      <w:start w:val="3"/>
+      <w:numFmt w:val="decimal"/>
+      <w:lvlText w:val="%1.1.1."/>
+      <w:lvlJc w:val="left"/>
+      <w:pPr>
+        <w:ind w:left="720" w:hanging="360"/>
+      </w:pPr>
+      <w:rPr>
+        <w:rFonts w:hint="default"/>
+      </w:rPr>
+    </w:lvl>
+    <w:lvl w:ilvl="1" w:tplc="04090019" w:tentative="1">
+      <w:start w:val="1"/>
+      <w:numFmt w:val="lowerLetter"/>
+      <w:lvlText w:val="%2."/>
+      <w:lvlJc w:val="left"/>
+      <w:pPr>
+        <w:ind w:left="1440" w:hanging="360"/>
+      </w:pPr>
+    </w:lvl>
+    <w:lvl w:ilvl="2" w:tplc="0409001B" w:tentative="1">
+      <w:start w:val="1"/>
+      <w:numFmt w:val="lowerRoman"/>
+      <w:lvlText w:val="%3."/>
+      <w:lvlJc w:val="right"/>
+      <w:pPr>
+        <w:ind w:left="2160" w:hanging="180"/>
+      </w:pPr>
+    </w:lvl>
+    <w:lvl w:ilvl="3" w:tplc="0409000F" w:tentative="1">
+      <w:start w:val="1"/>
+      <w:numFmt w:val="decimal"/>
+      <w:lvlText w:val="%4."/>
+      <w:lvlJc w:val="left"/>
+      <w:pPr>
+        <w:ind w:left="2880" w:hanging="360"/>
+      </w:pPr>
+    </w:lvl>
+    <w:lvl w:ilvl="4" w:tplc="04090019" w:tentative="1">
+      <w:start w:val="1"/>
+      <w:numFmt w:val="lowerLetter"/>
+      <w:lvlText w:val="%5."/>
+      <w:lvlJc w:val="left"/>
+      <w:pPr>
+        <w:ind w:left="3600" w:hanging="360"/>
+      </w:pPr>
+    </w:lvl>
+    <w:lvl w:ilvl="5" w:tplc="0409001B" w:tentative="1">
+      <w:start w:val="1"/>
+      <w:numFmt w:val="lowerRoman"/>
+      <w:lvlText w:val="%6."/>
+      <w:lvlJc w:val="right"/>
+      <w:pPr>
+        <w:ind w:left="4320" w:hanging="180"/>
+      </w:pPr>
+    </w:lvl>
+    <w:lvl w:ilvl="6" w:tplc="0409000F" w:tentative="1">
+      <w:start w:val="1"/>
+      <w:numFmt w:val="decimal"/>
+      <w:lvlText w:val="%7."/>
+      <w:lvlJc w:val="left"/>
+      <w:pPr>
+        <w:ind w:left="5040" w:hanging="360"/>
+      </w:pPr>
+    </w:lvl>
+    <w:lvl w:ilvl="7" w:tplc="04090019" w:tentative="1">
+      <w:start w:val="1"/>
+      <w:numFmt w:val="lowerLetter"/>
+      <w:lvlText w:val="%8."/>
+      <w:lvlJc w:val="left"/>
+      <w:pPr>
+        <w:ind w:left="5760" w:hanging="360"/>
+      </w:pPr>
+    </w:lvl>
+    <w:lvl w:ilvl="8" w:tplc="0409001B" w:tentative="1">
+      <w:start w:val="1"/>
+      <w:numFmt w:val="lowerRoman"/>
+      <w:lvlText w:val="%9."/>
+      <w:lvlJc w:val="right"/>
+      <w:pPr>
+        <w:ind w:left="6480" w:hanging="180"/>
+      </w:pPr>
+    </w:lvl>
+  </w:abstractNum>
+  <w:abstractNum w:abstractNumId="39" w15:restartNumberingAfterBreak="0">
     <w:nsid w:val="60527791"/>
     <w:multiLevelType w:val="hybridMultilevel"/>
     <w:tmpl w:val="79C03A6C"/>
@@ -8578,7 +11256,7 @@
       </w:rPr>
     </w:lvl>
   </w:abstractNum>
-  <w:abstractNum w:abstractNumId="26" w15:restartNumberingAfterBreak="0">
+  <w:abstractNum w:abstractNumId="40" w15:restartNumberingAfterBreak="0">
     <w:nsid w:val="6580325D"/>
     <w:multiLevelType w:val="hybridMultilevel"/>
     <w:tmpl w:val="ABC8A77A"/>
@@ -8701,7 +11379,7 @@
       </w:rPr>
     </w:lvl>
   </w:abstractNum>
-  <w:abstractNum w:abstractNumId="27" w15:restartNumberingAfterBreak="0">
+  <w:abstractNum w:abstractNumId="41" w15:restartNumberingAfterBreak="0">
     <w:nsid w:val="683751EF"/>
     <w:multiLevelType w:val="hybridMultilevel"/>
     <w:tmpl w:val="B52C033C"/>
@@ -8814,7 +11492,7 @@
       </w:rPr>
     </w:lvl>
   </w:abstractNum>
-  <w:abstractNum w:abstractNumId="28" w15:restartNumberingAfterBreak="0">
+  <w:abstractNum w:abstractNumId="42" w15:restartNumberingAfterBreak="0">
     <w:nsid w:val="6CF77ED7"/>
     <w:multiLevelType w:val="hybridMultilevel"/>
     <w:tmpl w:val="3CF4E94A"/>
@@ -8936,10 +11614,10 @@
       </w:rPr>
     </w:lvl>
   </w:abstractNum>
-  <w:abstractNum w:abstractNumId="29" w15:restartNumberingAfterBreak="0">
+  <w:abstractNum w:abstractNumId="43" w15:restartNumberingAfterBreak="0">
     <w:nsid w:val="6E6600A8"/>
     <w:multiLevelType w:val="multilevel"/>
-    <w:tmpl w:val="042A0025"/>
+    <w:tmpl w:val="25F6AA44"/>
     <w:lvl w:ilvl="0">
       <w:start w:val="1"/>
       <w:numFmt w:val="decimal"/>
@@ -9031,7 +11709,7 @@
       </w:pPr>
     </w:lvl>
   </w:abstractNum>
-  <w:abstractNum w:abstractNumId="30" w15:restartNumberingAfterBreak="0">
+  <w:abstractNum w:abstractNumId="44" w15:restartNumberingAfterBreak="0">
     <w:nsid w:val="6FA60F92"/>
     <w:multiLevelType w:val="hybridMultilevel"/>
     <w:tmpl w:val="F4DEA3F0"/>
@@ -9144,7 +11822,7 @@
       </w:rPr>
     </w:lvl>
   </w:abstractNum>
-  <w:abstractNum w:abstractNumId="31" w15:restartNumberingAfterBreak="0">
+  <w:abstractNum w:abstractNumId="45" w15:restartNumberingAfterBreak="0">
     <w:nsid w:val="719A7985"/>
     <w:multiLevelType w:val="hybridMultilevel"/>
     <w:tmpl w:val="35AEB0C6"/>
@@ -9257,7 +11935,7 @@
       </w:rPr>
     </w:lvl>
   </w:abstractNum>
-  <w:abstractNum w:abstractNumId="32" w15:restartNumberingAfterBreak="0">
+  <w:abstractNum w:abstractNumId="46" w15:restartNumberingAfterBreak="0">
     <w:nsid w:val="71EB0486"/>
     <w:multiLevelType w:val="hybridMultilevel"/>
     <w:tmpl w:val="8FA2AD54"/>
@@ -9370,7 +12048,7 @@
       </w:rPr>
     </w:lvl>
   </w:abstractNum>
-  <w:abstractNum w:abstractNumId="33" w15:restartNumberingAfterBreak="0">
+  <w:abstractNum w:abstractNumId="47" w15:restartNumberingAfterBreak="0">
     <w:nsid w:val="74872423"/>
     <w:multiLevelType w:val="multilevel"/>
     <w:tmpl w:val="2C344058"/>
@@ -9484,107 +12162,276 @@
       </w:rPr>
     </w:lvl>
   </w:abstractNum>
+  <w:abstractNum w:abstractNumId="48" w15:restartNumberingAfterBreak="0">
+    <w:nsid w:val="7D113FAD"/>
+    <w:multiLevelType w:val="multilevel"/>
+    <w:tmpl w:val="DBA04B28"/>
+    <w:lvl w:ilvl="0">
+      <w:start w:val="3"/>
+      <w:numFmt w:val="decimal"/>
+      <w:lvlText w:val="%1.1.1."/>
+      <w:lvlJc w:val="left"/>
+      <w:pPr>
+        <w:ind w:left="720" w:hanging="360"/>
+      </w:pPr>
+      <w:rPr>
+        <w:rFonts w:hint="default"/>
+      </w:rPr>
+    </w:lvl>
+    <w:lvl w:ilvl="1">
+      <w:start w:val="1"/>
+      <w:numFmt w:val="decimal"/>
+      <w:isLgl/>
+      <w:lvlText w:val="%1.%2."/>
+      <w:lvlJc w:val="left"/>
+      <w:pPr>
+        <w:ind w:left="1080" w:hanging="720"/>
+      </w:pPr>
+      <w:rPr>
+        <w:rFonts w:hint="default"/>
+        <w:b/>
+        <w:i w:val="0"/>
+        <w:color w:val="0070C0"/>
+      </w:rPr>
+    </w:lvl>
+    <w:lvl w:ilvl="2">
+      <w:start w:val="1"/>
+      <w:numFmt w:val="decimal"/>
+      <w:isLgl/>
+      <w:lvlText w:val="%1.%2.%3."/>
+      <w:lvlJc w:val="left"/>
+      <w:pPr>
+        <w:ind w:left="1080" w:hanging="720"/>
+      </w:pPr>
+      <w:rPr>
+        <w:rFonts w:hint="default"/>
+      </w:rPr>
+    </w:lvl>
+    <w:lvl w:ilvl="3">
+      <w:start w:val="1"/>
+      <w:numFmt w:val="decimal"/>
+      <w:isLgl/>
+      <w:lvlText w:val="%1.%2.%3.%4."/>
+      <w:lvlJc w:val="left"/>
+      <w:pPr>
+        <w:ind w:left="1440" w:hanging="1080"/>
+      </w:pPr>
+      <w:rPr>
+        <w:rFonts w:hint="default"/>
+      </w:rPr>
+    </w:lvl>
+    <w:lvl w:ilvl="4">
+      <w:start w:val="1"/>
+      <w:numFmt w:val="decimal"/>
+      <w:isLgl/>
+      <w:lvlText w:val="%1.%2.%3.%4.%5."/>
+      <w:lvlJc w:val="left"/>
+      <w:pPr>
+        <w:ind w:left="1440" w:hanging="1080"/>
+      </w:pPr>
+      <w:rPr>
+        <w:rFonts w:hint="default"/>
+      </w:rPr>
+    </w:lvl>
+    <w:lvl w:ilvl="5">
+      <w:start w:val="1"/>
+      <w:numFmt w:val="decimal"/>
+      <w:isLgl/>
+      <w:lvlText w:val="%1.%2.%3.%4.%5.%6."/>
+      <w:lvlJc w:val="left"/>
+      <w:pPr>
+        <w:ind w:left="1800" w:hanging="1440"/>
+      </w:pPr>
+      <w:rPr>
+        <w:rFonts w:hint="default"/>
+      </w:rPr>
+    </w:lvl>
+    <w:lvl w:ilvl="6">
+      <w:start w:val="1"/>
+      <w:numFmt w:val="decimal"/>
+      <w:isLgl/>
+      <w:lvlText w:val="%1.%2.%3.%4.%5.%6.%7."/>
+      <w:lvlJc w:val="left"/>
+      <w:pPr>
+        <w:ind w:left="1800" w:hanging="1440"/>
+      </w:pPr>
+      <w:rPr>
+        <w:rFonts w:hint="default"/>
+      </w:rPr>
+    </w:lvl>
+    <w:lvl w:ilvl="7">
+      <w:start w:val="1"/>
+      <w:numFmt w:val="decimal"/>
+      <w:isLgl/>
+      <w:lvlText w:val="%1.%2.%3.%4.%5.%6.%7.%8."/>
+      <w:lvlJc w:val="left"/>
+      <w:pPr>
+        <w:ind w:left="2160" w:hanging="1800"/>
+      </w:pPr>
+      <w:rPr>
+        <w:rFonts w:hint="default"/>
+      </w:rPr>
+    </w:lvl>
+    <w:lvl w:ilvl="8">
+      <w:start w:val="1"/>
+      <w:numFmt w:val="decimal"/>
+      <w:isLgl/>
+      <w:lvlText w:val="%1.%2.%3.%4.%5.%6.%7.%8.%9."/>
+      <w:lvlJc w:val="left"/>
+      <w:pPr>
+        <w:ind w:left="2160" w:hanging="1800"/>
+      </w:pPr>
+      <w:rPr>
+        <w:rFonts w:hint="default"/>
+      </w:rPr>
+    </w:lvl>
+  </w:abstractNum>
   <w:num w:numId="1" w16cid:durableId="895974072">
+    <w:abstractNumId w:val="43"/>
+  </w:num>
+  <w:num w:numId="2" w16cid:durableId="695086097">
+    <w:abstractNumId w:val="40"/>
+  </w:num>
+  <w:num w:numId="3" w16cid:durableId="678657391">
+    <w:abstractNumId w:val="24"/>
+  </w:num>
+  <w:num w:numId="4" w16cid:durableId="1838306397">
     <w:abstractNumId w:val="29"/>
   </w:num>
-  <w:num w:numId="2" w16cid:durableId="695086097">
+  <w:num w:numId="5" w16cid:durableId="2134322343">
+    <w:abstractNumId w:val="27"/>
+  </w:num>
+  <w:num w:numId="6" w16cid:durableId="1439914199">
+    <w:abstractNumId w:val="6"/>
+  </w:num>
+  <w:num w:numId="7" w16cid:durableId="307705656">
+    <w:abstractNumId w:val="39"/>
+  </w:num>
+  <w:num w:numId="8" w16cid:durableId="1190068286">
+    <w:abstractNumId w:val="3"/>
+  </w:num>
+  <w:num w:numId="9" w16cid:durableId="76177685">
+    <w:abstractNumId w:val="9"/>
+  </w:num>
+  <w:num w:numId="10" w16cid:durableId="1831748340">
+    <w:abstractNumId w:val="44"/>
+  </w:num>
+  <w:num w:numId="11" w16cid:durableId="13382718">
+    <w:abstractNumId w:val="11"/>
+  </w:num>
+  <w:num w:numId="12" w16cid:durableId="449280080">
+    <w:abstractNumId w:val="21"/>
+  </w:num>
+  <w:num w:numId="13" w16cid:durableId="665716266">
+    <w:abstractNumId w:val="15"/>
+  </w:num>
+  <w:num w:numId="14" w16cid:durableId="1229924193">
+    <w:abstractNumId w:val="1"/>
+  </w:num>
+  <w:num w:numId="15" w16cid:durableId="1275475250">
+    <w:abstractNumId w:val="41"/>
+  </w:num>
+  <w:num w:numId="16" w16cid:durableId="1587180577">
+    <w:abstractNumId w:val="25"/>
+  </w:num>
+  <w:num w:numId="17" w16cid:durableId="861743347">
+    <w:abstractNumId w:val="46"/>
+  </w:num>
+  <w:num w:numId="18" w16cid:durableId="797601174">
+    <w:abstractNumId w:val="47"/>
+  </w:num>
+  <w:num w:numId="19" w16cid:durableId="1417557097">
+    <w:abstractNumId w:val="28"/>
+  </w:num>
+  <w:num w:numId="20" w16cid:durableId="2144158506">
+    <w:abstractNumId w:val="30"/>
+  </w:num>
+  <w:num w:numId="21" w16cid:durableId="606082484">
+    <w:abstractNumId w:val="12"/>
+  </w:num>
+  <w:num w:numId="22" w16cid:durableId="1812862607">
+    <w:abstractNumId w:val="20"/>
+  </w:num>
+  <w:num w:numId="23" w16cid:durableId="302470351">
+    <w:abstractNumId w:val="13"/>
+  </w:num>
+  <w:num w:numId="24" w16cid:durableId="1171287627">
+    <w:abstractNumId w:val="17"/>
+  </w:num>
+  <w:num w:numId="25" w16cid:durableId="576288088">
     <w:abstractNumId w:val="26"/>
   </w:num>
-  <w:num w:numId="3" w16cid:durableId="678657391">
-    <w:abstractNumId w:val="17"/>
+  <w:num w:numId="26" w16cid:durableId="1764758878">
+    <w:abstractNumId w:val="23"/>
   </w:num>
-  <w:num w:numId="4" w16cid:durableId="1838306397">
+  <w:num w:numId="27" w16cid:durableId="1958561027">
+    <w:abstractNumId w:val="45"/>
+  </w:num>
+  <w:num w:numId="28" w16cid:durableId="1470975128">
+    <w:abstractNumId w:val="32"/>
+  </w:num>
+  <w:num w:numId="29" w16cid:durableId="1490051626">
+    <w:abstractNumId w:val="14"/>
+  </w:num>
+  <w:num w:numId="30" w16cid:durableId="430244779">
+    <w:abstractNumId w:val="10"/>
+  </w:num>
+  <w:num w:numId="31" w16cid:durableId="239406686">
+    <w:abstractNumId w:val="16"/>
+  </w:num>
+  <w:num w:numId="32" w16cid:durableId="849222713">
+    <w:abstractNumId w:val="42"/>
+  </w:num>
+  <w:num w:numId="33" w16cid:durableId="214321492">
+    <w:abstractNumId w:val="18"/>
+  </w:num>
+  <w:num w:numId="34" w16cid:durableId="1289630884">
+    <w:abstractNumId w:val="5"/>
+  </w:num>
+  <w:num w:numId="35" w16cid:durableId="830097044">
+    <w:abstractNumId w:val="33"/>
+  </w:num>
+  <w:num w:numId="36" w16cid:durableId="2063677283">
+    <w:abstractNumId w:val="48"/>
+  </w:num>
+  <w:num w:numId="37" w16cid:durableId="1517309723">
+    <w:abstractNumId w:val="7"/>
+  </w:num>
+  <w:num w:numId="38" w16cid:durableId="1256523801">
+    <w:abstractNumId w:val="31"/>
+  </w:num>
+  <w:num w:numId="39" w16cid:durableId="1863207213">
+    <w:abstractNumId w:val="0"/>
+  </w:num>
+  <w:num w:numId="40" w16cid:durableId="1915240911">
+    <w:abstractNumId w:val="36"/>
+  </w:num>
+  <w:num w:numId="41" w16cid:durableId="128597194">
+    <w:abstractNumId w:val="35"/>
+  </w:num>
+  <w:num w:numId="42" w16cid:durableId="891623261">
+    <w:abstractNumId w:val="2"/>
+  </w:num>
+  <w:num w:numId="43" w16cid:durableId="1669364601">
     <w:abstractNumId w:val="22"/>
   </w:num>
-  <w:num w:numId="5" w16cid:durableId="2134322343">
-    <w:abstractNumId w:val="20"/>
-  </w:num>
-  <w:num w:numId="6" w16cid:durableId="1439914199">
-    <w:abstractNumId w:val="3"/>
-  </w:num>
-  <w:num w:numId="7" w16cid:durableId="307705656">
-    <w:abstractNumId w:val="25"/>
-  </w:num>
-  <w:num w:numId="8" w16cid:durableId="1190068286">
-    <w:abstractNumId w:val="1"/>
-  </w:num>
-  <w:num w:numId="9" w16cid:durableId="76177685">
+  <w:num w:numId="44" w16cid:durableId="1774472357">
     <w:abstractNumId w:val="4"/>
   </w:num>
-  <w:num w:numId="10" w16cid:durableId="1831748340">
-    <w:abstractNumId w:val="30"/>
+  <w:num w:numId="45" w16cid:durableId="933853958">
+    <w:abstractNumId w:val="38"/>
   </w:num>
-  <w:num w:numId="11" w16cid:durableId="13382718">
-    <w:abstractNumId w:val="6"/>
-  </w:num>
-  <w:num w:numId="12" w16cid:durableId="449280080">
-    <w:abstractNumId w:val="15"/>
-  </w:num>
-  <w:num w:numId="13" w16cid:durableId="665716266">
-    <w:abstractNumId w:val="10"/>
-  </w:num>
-  <w:num w:numId="14" w16cid:durableId="1229924193">
-    <w:abstractNumId w:val="0"/>
-  </w:num>
-  <w:num w:numId="15" w16cid:durableId="1275475250">
-    <w:abstractNumId w:val="27"/>
-  </w:num>
-  <w:num w:numId="16" w16cid:durableId="1587180577">
-    <w:abstractNumId w:val="18"/>
-  </w:num>
-  <w:num w:numId="17" w16cid:durableId="861743347">
-    <w:abstractNumId w:val="32"/>
-  </w:num>
-  <w:num w:numId="18" w16cid:durableId="797601174">
-    <w:abstractNumId w:val="33"/>
-  </w:num>
-  <w:num w:numId="19" w16cid:durableId="1417557097">
-    <w:abstractNumId w:val="21"/>
-  </w:num>
-  <w:num w:numId="20" w16cid:durableId="2144158506">
-    <w:abstractNumId w:val="23"/>
-  </w:num>
-  <w:num w:numId="21" w16cid:durableId="606082484">
-    <w:abstractNumId w:val="7"/>
-  </w:num>
-  <w:num w:numId="22" w16cid:durableId="1812862607">
-    <w:abstractNumId w:val="14"/>
-  </w:num>
-  <w:num w:numId="23" w16cid:durableId="302470351">
-    <w:abstractNumId w:val="8"/>
-  </w:num>
-  <w:num w:numId="24" w16cid:durableId="1171287627">
-    <w:abstractNumId w:val="12"/>
-  </w:num>
-  <w:num w:numId="25" w16cid:durableId="576288088">
+  <w:num w:numId="46" w16cid:durableId="1303541389">
     <w:abstractNumId w:val="19"/>
   </w:num>
-  <w:num w:numId="26" w16cid:durableId="1764758878">
-    <w:abstractNumId w:val="16"/>
+  <w:num w:numId="47" w16cid:durableId="369963807">
+    <w:abstractNumId w:val="37"/>
   </w:num>
-  <w:num w:numId="27" w16cid:durableId="1958561027">
-    <w:abstractNumId w:val="31"/>
+  <w:num w:numId="48" w16cid:durableId="2114544428">
+    <w:abstractNumId w:val="34"/>
   </w:num>
-  <w:num w:numId="28" w16cid:durableId="1470975128">
-    <w:abstractNumId w:val="24"/>
-  </w:num>
-  <w:num w:numId="29" w16cid:durableId="1490051626">
-    <w:abstractNumId w:val="9"/>
-  </w:num>
-  <w:num w:numId="30" w16cid:durableId="430244779">
-    <w:abstractNumId w:val="5"/>
-  </w:num>
-  <w:num w:numId="31" w16cid:durableId="239406686">
-    <w:abstractNumId w:val="11"/>
-  </w:num>
-  <w:num w:numId="32" w16cid:durableId="849222713">
-    <w:abstractNumId w:val="28"/>
-  </w:num>
-  <w:num w:numId="33" w16cid:durableId="214321492">
-    <w:abstractNumId w:val="13"/>
-  </w:num>
-  <w:num w:numId="34" w16cid:durableId="1289630884">
-    <w:abstractNumId w:val="2"/>
+  <w:num w:numId="49" w16cid:durableId="2024549555">
+    <w:abstractNumId w:val="8"/>
   </w:num>
   <w:numIdMacAtCleanup w:val="17"/>
 </w:numbering>
@@ -10026,7 +12873,7 @@
     <w:uiPriority w:val="9"/>
     <w:unhideWhenUsed/>
     <w:qFormat/>
-    <w:rsid w:val="00706ECB"/>
+    <w:rsid w:val="00F0329F"/>
     <w:pPr>
       <w:keepNext/>
       <w:keepLines/>
@@ -10034,7 +12881,7 @@
         <w:ilvl w:val="1"/>
         <w:numId w:val="1"/>
       </w:numPr>
-      <w:spacing w:before="200"/>
+      <w:spacing w:beforeLines="120" w:before="288"/>
       <w:outlineLvl w:val="1"/>
     </w:pPr>
     <w:rPr>
@@ -10044,6 +12891,7 @@
       <w:color w:val="4F81BD" w:themeColor="accent1"/>
       <w:sz w:val="26"/>
       <w:szCs w:val="26"/>
+      <w:lang w:val="en-US"/>
     </w:rPr>
   </w:style>
   <w:style w:type="paragraph" w:styleId="Heading3">
@@ -10052,10 +12900,9 @@
     <w:next w:val="Normal"/>
     <w:link w:val="Heading3Char"/>
     <w:uiPriority w:val="9"/>
-    <w:semiHidden/>
     <w:unhideWhenUsed/>
     <w:qFormat/>
-    <w:rsid w:val="00706ECB"/>
+    <w:rsid w:val="00223D1B"/>
     <w:pPr>
       <w:keepNext/>
       <w:keepLines/>
@@ -10071,6 +12918,7 @@
       <w:b/>
       <w:bCs/>
       <w:color w:val="4F81BD" w:themeColor="accent1"/>
+      <w:sz w:val="26"/>
     </w:rPr>
   </w:style>
   <w:style w:type="paragraph" w:styleId="Heading4">
@@ -10283,7 +13131,7 @@
     <w:basedOn w:val="DefaultParagraphFont"/>
     <w:link w:val="Heading2"/>
     <w:uiPriority w:val="9"/>
-    <w:rsid w:val="00706ECB"/>
+    <w:rsid w:val="00F0329F"/>
     <w:rPr>
       <w:rFonts w:asciiTheme="majorHAnsi" w:eastAsiaTheme="majorEastAsia" w:hAnsiTheme="majorHAnsi" w:cstheme="majorBidi"/>
       <w:b/>
@@ -10291,6 +13139,7 @@
       <w:color w:val="4F81BD" w:themeColor="accent1"/>
       <w:sz w:val="26"/>
       <w:szCs w:val="26"/>
+      <w:lang w:val="en-US"/>
     </w:rPr>
   </w:style>
   <w:style w:type="character" w:customStyle="1" w:styleId="Heading3Char">
@@ -10298,13 +13147,13 @@
     <w:basedOn w:val="DefaultParagraphFont"/>
     <w:link w:val="Heading3"/>
     <w:uiPriority w:val="9"/>
-    <w:semiHidden/>
-    <w:rsid w:val="00706ECB"/>
+    <w:rsid w:val="00223D1B"/>
     <w:rPr>
       <w:rFonts w:asciiTheme="majorHAnsi" w:eastAsiaTheme="majorEastAsia" w:hAnsiTheme="majorHAnsi" w:cstheme="majorBidi"/>
       <w:b/>
       <w:bCs/>
       <w:color w:val="4F81BD" w:themeColor="accent1"/>
+      <w:sz w:val="26"/>
     </w:rPr>
   </w:style>
   <w:style w:type="character" w:customStyle="1" w:styleId="Heading4Char">
@@ -10914,7 +13763,6 @@
       <w:b w:val="0"/>
       <w:bCs w:val="0"/>
       <w:color w:val="auto"/>
-      <w:lang w:val="en-US"/>
     </w:rPr>
   </w:style>
   <w:style w:type="paragraph" w:customStyle="1" w:styleId="Default">

--- a/Exercise/vat_ly_1_bai_tap_lon_bai_bao_cao.docx
+++ b/Exercise/vat_ly_1_bai_tap_lon_bai_bao_cao.docx
@@ -92,7 +92,7 @@
           </mc:Choice>
           <mc:Fallback>
             <w:pict>
-              <v:rect w14:anchorId="4256E0E9" id="Rectangle 1" o:spid="_x0000_s1026" style="position:absolute;margin-left:-.05pt;margin-top:1.3pt;width:437.3pt;height:723.5pt;z-index:251654656;visibility:visible;mso-wrap-style:square;mso-width-percent:0;mso-height-percent:0;mso-wrap-distance-left:9pt;mso-wrap-distance-top:0;mso-wrap-distance-right:9pt;mso-wrap-distance-bottom:0;mso-position-horizontal:absolute;mso-position-horizontal-relative:text;mso-position-vertical:absolute;mso-position-vertical-relative:text;mso-width-percent:0;mso-height-percent:0;mso-width-relative:page;mso-height-relative:page;v-text-anchor:top" o:gfxdata="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" filled="f" fillcolor="silver" strokecolor="black [3213]" strokeweight="4.5pt">
+              <v:rect w14:anchorId="794FF2DF" id="Rectangle 1" o:spid="_x0000_s1026" style="position:absolute;margin-left:-.05pt;margin-top:1.3pt;width:437.3pt;height:723.5pt;z-index:251654656;visibility:visible;mso-wrap-style:square;mso-width-percent:0;mso-height-percent:0;mso-wrap-distance-left:9pt;mso-wrap-distance-top:0;mso-wrap-distance-right:9pt;mso-wrap-distance-bottom:0;mso-position-horizontal:absolute;mso-position-horizontal-relative:text;mso-position-vertical:absolute;mso-position-vertical-relative:text;mso-width-percent:0;mso-height-percent:0;mso-width-relative:page;mso-height-relative:page;v-text-anchor:top" o:gfxdata="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" filled="f" fillcolor="silver" strokecolor="black [3213]" strokeweight="4.5pt">
                 <v:stroke linestyle="thinThick"/>
               </v:rect>
             </w:pict>
@@ -3720,6 +3720,7 @@
       </w:pPr>
       <w:bookmarkStart w:id="20" w:name="_Toc85315137"/>
       <w:bookmarkStart w:id="21" w:name="_Hlk151189883"/>
+      <w:bookmarkStart w:id="22" w:name="_Hlk151361076"/>
       <w:r>
         <w:rPr>
           <w:rFonts w:ascii="Times New Roman" w:hAnsi="Times New Roman" w:cs="Times New Roman"/>
@@ -3739,7 +3740,7 @@
         </w:rPr>
         <w:t>MATLAB</w:t>
       </w:r>
-      <w:bookmarkStart w:id="22" w:name="_Toc503176106"/>
+      <w:bookmarkStart w:id="23" w:name="_Toc503176106"/>
       <w:bookmarkEnd w:id="20"/>
     </w:p>
     <w:p>
@@ -5871,7 +5872,7 @@
         </w:rPr>
         <w:t>tương ứng.</w:t>
       </w:r>
-      <w:bookmarkStart w:id="23" w:name="_Toc28299758"/>
+      <w:bookmarkStart w:id="24" w:name="_Toc28299758"/>
       <w:bookmarkEnd w:id="21"/>
     </w:p>
     <w:p>
@@ -5883,7 +5884,7 @@
         </w:numPr>
         <w:spacing w:beforeLines="120" w:before="288" w:after="0" w:line="360" w:lineRule="auto"/>
         <w:ind w:hanging="720"/>
-        <w:outlineLvl w:val="0"/>
+        <w:outlineLvl w:val="1"/>
         <w:rPr>
           <w:rFonts w:asciiTheme="majorHAnsi" w:hAnsiTheme="majorHAnsi" w:cstheme="majorHAnsi"/>
           <w:b/>
@@ -5945,7 +5946,7 @@
         </w:numPr>
         <w:spacing w:beforeLines="120" w:before="288" w:after="0" w:line="360" w:lineRule="auto"/>
         <w:ind w:hanging="720"/>
-        <w:outlineLvl w:val="0"/>
+        <w:outlineLvl w:val="1"/>
         <w:rPr>
           <w:rFonts w:asciiTheme="majorHAnsi" w:hAnsiTheme="majorHAnsi" w:cstheme="majorHAnsi"/>
           <w:b/>
@@ -5989,6 +5990,7 @@
         <w:br w:type="page"/>
       </w:r>
     </w:p>
+    <w:bookmarkEnd w:id="22"/>
     <w:p>
       <w:pPr>
         <w:spacing w:after="200" w:line="276" w:lineRule="auto"/>
@@ -6028,7 +6030,7 @@
           <w:lang w:val="en-US"/>
         </w:rPr>
       </w:pPr>
-      <w:bookmarkStart w:id="24" w:name="_Toc85315138"/>
+      <w:bookmarkStart w:id="25" w:name="_Toc85315138"/>
       <w:r>
         <w:rPr>
           <w:rFonts w:ascii="Times New Roman" w:hAnsi="Times New Roman" w:cs="Times New Roman"/>
@@ -6038,7 +6040,7 @@
         </w:rPr>
         <w:t>CHƯƠNG 4. K</w:t>
       </w:r>
-      <w:bookmarkEnd w:id="23"/>
+      <w:bookmarkEnd w:id="24"/>
       <w:r>
         <w:rPr>
           <w:rFonts w:ascii="Times New Roman" w:hAnsi="Times New Roman" w:cs="Times New Roman"/>
@@ -6069,7 +6071,7 @@
         </w:rPr>
         <w:t>LUẬN</w:t>
       </w:r>
-      <w:bookmarkEnd w:id="24"/>
+      <w:bookmarkEnd w:id="25"/>
     </w:p>
     <w:p>
       <w:pPr>
@@ -6085,7 +6087,7 @@
           <w:lang w:val="en-US"/>
         </w:rPr>
       </w:pPr>
-      <w:bookmarkStart w:id="25" w:name="_Toc85315139"/>
+      <w:bookmarkStart w:id="26" w:name="_Toc85315139"/>
       <w:r>
         <w:rPr>
           <w:rFonts w:asciiTheme="majorHAnsi" w:hAnsiTheme="majorHAnsi" w:cstheme="majorHAnsi"/>
@@ -6096,7 +6098,7 @@
         </w:rPr>
         <w:t>4.1. Kết quả</w:t>
       </w:r>
-      <w:bookmarkEnd w:id="25"/>
+      <w:bookmarkEnd w:id="26"/>
     </w:p>
     <w:p>
       <w:pPr>
@@ -6464,7 +6466,7 @@
           <w:lang w:val="en-US"/>
         </w:rPr>
       </w:pPr>
-      <w:bookmarkStart w:id="26" w:name="_Toc85315140"/>
+      <w:bookmarkStart w:id="27" w:name="_Toc85315140"/>
       <w:r>
         <w:rPr>
           <w:rFonts w:asciiTheme="majorHAnsi" w:hAnsiTheme="majorHAnsi" w:cstheme="majorHAnsi"/>
@@ -6475,7 +6477,7 @@
         </w:rPr>
         <w:t>4.2. Kết luận</w:t>
       </w:r>
-      <w:bookmarkEnd w:id="26"/>
+      <w:bookmarkEnd w:id="27"/>
     </w:p>
     <w:p>
       <w:pPr>
@@ -6639,8 +6641,8 @@
           <w:szCs w:val="36"/>
         </w:rPr>
       </w:pPr>
-      <w:bookmarkStart w:id="27" w:name="_Toc28299764"/>
-      <w:bookmarkStart w:id="28" w:name="_Toc85315141"/>
+      <w:bookmarkStart w:id="28" w:name="_Toc28299764"/>
+      <w:bookmarkStart w:id="29" w:name="_Toc85315141"/>
       <w:r>
         <w:rPr>
           <w:rFonts w:ascii="Times New Roman" w:hAnsi="Times New Roman" w:cs="Times New Roman"/>
@@ -6650,9 +6652,9 @@
         </w:rPr>
         <w:t>TÀI LIỆU THAM KHẢO</w:t>
       </w:r>
-      <w:bookmarkEnd w:id="22"/>
-      <w:bookmarkEnd w:id="27"/>
+      <w:bookmarkEnd w:id="23"/>
       <w:bookmarkEnd w:id="28"/>
+      <w:bookmarkEnd w:id="29"/>
     </w:p>
     <w:p>
       <w:pPr>
@@ -6907,7 +6909,7 @@
           <w:szCs w:val="36"/>
         </w:rPr>
       </w:pPr>
-      <w:bookmarkStart w:id="29" w:name="_Toc85315142"/>
+      <w:bookmarkStart w:id="30" w:name="_Toc85315142"/>
       <w:r>
         <w:rPr>
           <w:rFonts w:ascii="Times New Roman" w:hAnsi="Times New Roman" w:cs="Times New Roman"/>
@@ -6928,7 +6930,7 @@
         </w:rPr>
         <w:t>(nếu có)</w:t>
       </w:r>
-      <w:bookmarkEnd w:id="29"/>
+      <w:bookmarkEnd w:id="30"/>
     </w:p>
     <w:p>
       <w:pPr>
